--- a/por/docx/009.content.docx
+++ b/por/docx/009.content.docx
@@ -363,18 +363,12 @@
           <w:lang w:val="pt_PT" w:bidi="pt_PT"/>
         </w:rPr>
       </w:r>
-      <w:hyperlink r:id="rId13">
-        <w:r>
-          <w:rPr>
-            <w:lang w:val="pt_PT" w:bidi="pt_PT"/>
-          </w:rPr>
-          <w:rPr>
-            <w:color w:val="0000EE"/>
-            <w:u w:val="single"/>
-          </w:rPr>
-          <w:t>Habacuque 1.2</w:t>
-        </w:r>
-      </w:hyperlink>
+      <w:r>
+        <w:rPr>
+          <w:lang w:val="pt_PT" w:bidi="pt_PT"/>
+        </w:rPr>
+        <w:t>Habacuque 1.2</w:t>
+      </w:r>
     </w:p>
     <w:p>
       <w:pPr>
@@ -681,186 +675,138 @@
           <w:lang w:val="pt_PT" w:bidi="pt_PT"/>
         </w:rPr>
       </w:r>
-      <w:hyperlink r:id="rId14">
-        <w:r>
-          <w:rPr>
-            <w:lang w:val="pt_PT" w:bidi="pt_PT"/>
-          </w:rPr>
-          <w:rPr>
-            <w:color w:val="0000EE"/>
-            <w:u w:val="single"/>
-          </w:rPr>
-          <w:t>Atos 2.31</w:t>
-        </w:r>
-      </w:hyperlink>
-    </w:p>
-    <w:p>
-      <w:pPr>
-        <w:pStyle w:val="ListBullet"/>
-        <w:spacing w:line="240" w:lineRule="auto"/>
-        <w:ind w:left="720"/>
-      </w:pPr>
-      <w:r>
-        <w:rPr>
-          <w:lang w:val="pt_PT" w:bidi="pt_PT"/>
-        </w:rPr>
-      </w:r>
-      <w:hyperlink r:id="rId15">
-        <w:r>
-          <w:rPr>
-            <w:lang w:val="pt_PT" w:bidi="pt_PT"/>
-          </w:rPr>
-          <w:rPr>
-            <w:color w:val="0000EE"/>
-            <w:u w:val="single"/>
-          </w:rPr>
-          <w:t>Gênesis 44.29</w:t>
-        </w:r>
-      </w:hyperlink>
-    </w:p>
-    <w:p>
-      <w:pPr>
-        <w:pStyle w:val="ListBullet"/>
-        <w:spacing w:line="240" w:lineRule="auto"/>
-        <w:ind w:left="720"/>
-      </w:pPr>
-      <w:r>
-        <w:rPr>
-          <w:lang w:val="pt_PT" w:bidi="pt_PT"/>
-        </w:rPr>
-      </w:r>
-      <w:hyperlink r:id="rId16">
-        <w:r>
-          <w:rPr>
-            <w:lang w:val="pt_PT" w:bidi="pt_PT"/>
-          </w:rPr>
-          <w:rPr>
-            <w:color w:val="0000EE"/>
-            <w:u w:val="single"/>
-          </w:rPr>
-          <w:t>Jonas 2.2</w:t>
-        </w:r>
-      </w:hyperlink>
-    </w:p>
-    <w:p>
-      <w:pPr>
-        <w:pStyle w:val="ListBullet"/>
-        <w:spacing w:line="240" w:lineRule="auto"/>
-        <w:ind w:left="720"/>
-      </w:pPr>
-      <w:r>
-        <w:rPr>
-          <w:lang w:val="pt_PT" w:bidi="pt_PT"/>
-        </w:rPr>
-      </w:r>
-      <w:hyperlink r:id="rId17">
-        <w:r>
-          <w:rPr>
-            <w:lang w:val="pt_PT" w:bidi="pt_PT"/>
-          </w:rPr>
-          <w:rPr>
-            <w:color w:val="0000EE"/>
-            <w:u w:val="single"/>
-          </w:rPr>
-          <w:t>Lucas 10.15</w:t>
-        </w:r>
-      </w:hyperlink>
-    </w:p>
-    <w:p>
-      <w:pPr>
-        <w:pStyle w:val="ListBullet"/>
-        <w:spacing w:line="240" w:lineRule="auto"/>
-        <w:ind w:left="720"/>
-      </w:pPr>
-      <w:r>
-        <w:rPr>
-          <w:lang w:val="pt_PT" w:bidi="pt_PT"/>
-        </w:rPr>
-      </w:r>
-      <w:hyperlink r:id="rId18">
-        <w:r>
-          <w:rPr>
-            <w:lang w:val="pt_PT" w:bidi="pt_PT"/>
-          </w:rPr>
-          <w:rPr>
-            <w:color w:val="0000EE"/>
-            <w:u w:val="single"/>
-          </w:rPr>
-          <w:t>Lucas 16.23</w:t>
-        </w:r>
-      </w:hyperlink>
-    </w:p>
-    <w:p>
-      <w:pPr>
-        <w:pStyle w:val="ListBullet"/>
-        <w:spacing w:line="240" w:lineRule="auto"/>
-        <w:ind w:left="720"/>
-      </w:pPr>
-      <w:r>
-        <w:rPr>
-          <w:lang w:val="pt_PT" w:bidi="pt_PT"/>
-        </w:rPr>
-      </w:r>
-      <w:hyperlink r:id="rId19">
-        <w:r>
-          <w:rPr>
-            <w:lang w:val="pt_PT" w:bidi="pt_PT"/>
-          </w:rPr>
-          <w:rPr>
-            <w:color w:val="0000EE"/>
-            <w:u w:val="single"/>
-          </w:rPr>
-          <w:t>Mateus 11.23</w:t>
-        </w:r>
-      </w:hyperlink>
-    </w:p>
-    <w:p>
-      <w:pPr>
-        <w:pStyle w:val="ListBullet"/>
-        <w:spacing w:line="240" w:lineRule="auto"/>
-        <w:ind w:left="720"/>
-      </w:pPr>
-      <w:r>
-        <w:rPr>
-          <w:lang w:val="pt_PT" w:bidi="pt_PT"/>
-        </w:rPr>
-      </w:r>
-      <w:hyperlink r:id="rId20">
-        <w:r>
-          <w:rPr>
-            <w:lang w:val="pt_PT" w:bidi="pt_PT"/>
-          </w:rPr>
-          <w:rPr>
-            <w:color w:val="0000EE"/>
-            <w:u w:val="single"/>
-          </w:rPr>
-          <w:t>Mateus 16.18</w:t>
-        </w:r>
-      </w:hyperlink>
-    </w:p>
-    <w:p>
-      <w:pPr>
-        <w:pStyle w:val="ListBullet"/>
-        <w:spacing w:line="240" w:lineRule="auto"/>
-        <w:ind w:left="720"/>
-      </w:pPr>
-      <w:r>
-        <w:rPr>
-          <w:lang w:val="pt_PT" w:bidi="pt_PT"/>
-        </w:rPr>
-      </w:r>
-      <w:hyperlink r:id="rId21">
-        <w:r>
-          <w:rPr>
-            <w:lang w:val="pt_PT" w:bidi="pt_PT"/>
-          </w:rPr>
-          <w:rPr>
-            <w:color w:val="0000EE"/>
-            <w:u w:val="single"/>
-          </w:rPr>
-          <w:t>Apocalipse 1.18</w:t>
-        </w:r>
-      </w:hyperlink>
+      <w:r>
+        <w:rPr>
+          <w:lang w:val="pt_PT" w:bidi="pt_PT"/>
+        </w:rPr>
+        <w:t>Atos 2.31</w:t>
+      </w:r>
+    </w:p>
+    <w:p>
+      <w:pPr>
+        <w:pStyle w:val="ListBullet"/>
+        <w:spacing w:line="240" w:lineRule="auto"/>
+        <w:ind w:left="720"/>
+      </w:pPr>
+      <w:r>
+        <w:rPr>
+          <w:lang w:val="pt_PT" w:bidi="pt_PT"/>
+        </w:rPr>
+      </w:r>
+      <w:r>
+        <w:rPr>
+          <w:lang w:val="pt_PT" w:bidi="pt_PT"/>
+        </w:rPr>
+        <w:t>Gênesis 44.29</w:t>
+      </w:r>
+    </w:p>
+    <w:p>
+      <w:pPr>
+        <w:pStyle w:val="ListBullet"/>
+        <w:spacing w:line="240" w:lineRule="auto"/>
+        <w:ind w:left="720"/>
+      </w:pPr>
+      <w:r>
+        <w:rPr>
+          <w:lang w:val="pt_PT" w:bidi="pt_PT"/>
+        </w:rPr>
+      </w:r>
+      <w:r>
+        <w:rPr>
+          <w:lang w:val="pt_PT" w:bidi="pt_PT"/>
+        </w:rPr>
+        <w:t>Jonas 2.2</w:t>
+      </w:r>
+    </w:p>
+    <w:p>
+      <w:pPr>
+        <w:pStyle w:val="ListBullet"/>
+        <w:spacing w:line="240" w:lineRule="auto"/>
+        <w:ind w:left="720"/>
+      </w:pPr>
+      <w:r>
+        <w:rPr>
+          <w:lang w:val="pt_PT" w:bidi="pt_PT"/>
+        </w:rPr>
+      </w:r>
+      <w:r>
+        <w:rPr>
+          <w:lang w:val="pt_PT" w:bidi="pt_PT"/>
+        </w:rPr>
+        <w:t>Lucas 10.15</w:t>
+      </w:r>
+    </w:p>
+    <w:p>
+      <w:pPr>
+        <w:pStyle w:val="ListBullet"/>
+        <w:spacing w:line="240" w:lineRule="auto"/>
+        <w:ind w:left="720"/>
+      </w:pPr>
+      <w:r>
+        <w:rPr>
+          <w:lang w:val="pt_PT" w:bidi="pt_PT"/>
+        </w:rPr>
+      </w:r>
+      <w:r>
+        <w:rPr>
+          <w:lang w:val="pt_PT" w:bidi="pt_PT"/>
+        </w:rPr>
+        <w:t>Lucas 16.23</w:t>
+      </w:r>
+    </w:p>
+    <w:p>
+      <w:pPr>
+        <w:pStyle w:val="ListBullet"/>
+        <w:spacing w:line="240" w:lineRule="auto"/>
+        <w:ind w:left="720"/>
+      </w:pPr>
+      <w:r>
+        <w:rPr>
+          <w:lang w:val="pt_PT" w:bidi="pt_PT"/>
+        </w:rPr>
+      </w:r>
+      <w:r>
+        <w:rPr>
+          <w:lang w:val="pt_PT" w:bidi="pt_PT"/>
+        </w:rPr>
+        <w:t>Mateus 11.23</w:t>
+      </w:r>
+    </w:p>
+    <w:p>
+      <w:pPr>
+        <w:pStyle w:val="ListBullet"/>
+        <w:spacing w:line="240" w:lineRule="auto"/>
+        <w:ind w:left="720"/>
+      </w:pPr>
+      <w:r>
+        <w:rPr>
+          <w:lang w:val="pt_PT" w:bidi="pt_PT"/>
+        </w:rPr>
+      </w:r>
+      <w:r>
+        <w:rPr>
+          <w:lang w:val="pt_PT" w:bidi="pt_PT"/>
+        </w:rPr>
+        <w:t>Mateus 16.18</w:t>
+      </w:r>
+    </w:p>
+    <w:p>
+      <w:pPr>
+        <w:pStyle w:val="ListBullet"/>
+        <w:spacing w:line="240" w:lineRule="auto"/>
+        <w:ind w:left="720"/>
+      </w:pPr>
+      <w:r>
+        <w:rPr>
+          <w:lang w:val="pt_PT" w:bidi="pt_PT"/>
+        </w:rPr>
+      </w:r>
+      <w:r>
+        <w:rPr>
+          <w:lang w:val="pt_PT" w:bidi="pt_PT"/>
+        </w:rPr>
+        <w:t>Apocalipse 1.18</w:t>
+      </w:r>
     </w:p>
     <w:p>
       <w:pPr>
@@ -1114,90 +1060,66 @@
           <w:lang w:val="pt_PT" w:bidi="pt_PT"/>
         </w:rPr>
       </w:r>
-      <w:hyperlink r:id="rId22">
-        <w:r>
-          <w:rPr>
-            <w:lang w:val="pt_PT" w:bidi="pt_PT"/>
-          </w:rPr>
-          <w:rPr>
-            <w:color w:val="0000EE"/>
-            <w:u w:val="single"/>
-          </w:rPr>
-          <w:t>Gálatas 4.25</w:t>
-        </w:r>
-      </w:hyperlink>
-    </w:p>
-    <w:p>
-      <w:pPr>
-        <w:pStyle w:val="ListBullet"/>
-        <w:spacing w:line="240" w:lineRule="auto"/>
-        <w:ind w:left="720"/>
-      </w:pPr>
-      <w:r>
-        <w:rPr>
-          <w:lang w:val="pt_PT" w:bidi="pt_PT"/>
-        </w:rPr>
-      </w:r>
-      <w:hyperlink r:id="rId23">
-        <w:r>
-          <w:rPr>
-            <w:lang w:val="pt_PT" w:bidi="pt_PT"/>
-          </w:rPr>
-          <w:rPr>
-            <w:color w:val="0000EE"/>
-            <w:u w:val="single"/>
-          </w:rPr>
-          <w:t>Gênesis 16.1–4</w:t>
-        </w:r>
-      </w:hyperlink>
-    </w:p>
-    <w:p>
-      <w:pPr>
-        <w:pStyle w:val="ListBullet"/>
-        <w:spacing w:line="240" w:lineRule="auto"/>
-        <w:ind w:left="720"/>
-      </w:pPr>
-      <w:r>
-        <w:rPr>
-          <w:lang w:val="pt_PT" w:bidi="pt_PT"/>
-        </w:rPr>
-      </w:r>
-      <w:hyperlink r:id="rId24">
-        <w:r>
-          <w:rPr>
-            <w:lang w:val="pt_PT" w:bidi="pt_PT"/>
-          </w:rPr>
-          <w:rPr>
-            <w:color w:val="0000EE"/>
-            <w:u w:val="single"/>
-          </w:rPr>
-          <w:t>Gênesis 21.9</w:t>
-        </w:r>
-      </w:hyperlink>
-    </w:p>
-    <w:p>
-      <w:pPr>
-        <w:pStyle w:val="ListBullet"/>
-        <w:spacing w:line="240" w:lineRule="auto"/>
-        <w:ind w:left="720"/>
-      </w:pPr>
-      <w:r>
-        <w:rPr>
-          <w:lang w:val="pt_PT" w:bidi="pt_PT"/>
-        </w:rPr>
-      </w:r>
-      <w:hyperlink r:id="rId25">
-        <w:r>
-          <w:rPr>
-            <w:lang w:val="pt_PT" w:bidi="pt_PT"/>
-          </w:rPr>
-          <w:rPr>
-            <w:color w:val="0000EE"/>
-            <w:u w:val="single"/>
-          </w:rPr>
-          <w:t>Gênesis 25.12</w:t>
-        </w:r>
-      </w:hyperlink>
+      <w:r>
+        <w:rPr>
+          <w:lang w:val="pt_PT" w:bidi="pt_PT"/>
+        </w:rPr>
+        <w:t>Gálatas 4.25</w:t>
+      </w:r>
+    </w:p>
+    <w:p>
+      <w:pPr>
+        <w:pStyle w:val="ListBullet"/>
+        <w:spacing w:line="240" w:lineRule="auto"/>
+        <w:ind w:left="720"/>
+      </w:pPr>
+      <w:r>
+        <w:rPr>
+          <w:lang w:val="pt_PT" w:bidi="pt_PT"/>
+        </w:rPr>
+      </w:r>
+      <w:r>
+        <w:rPr>
+          <w:lang w:val="pt_PT" w:bidi="pt_PT"/>
+        </w:rPr>
+        <w:t>Gênesis 16.1–4</w:t>
+      </w:r>
+    </w:p>
+    <w:p>
+      <w:pPr>
+        <w:pStyle w:val="ListBullet"/>
+        <w:spacing w:line="240" w:lineRule="auto"/>
+        <w:ind w:left="720"/>
+      </w:pPr>
+      <w:r>
+        <w:rPr>
+          <w:lang w:val="pt_PT" w:bidi="pt_PT"/>
+        </w:rPr>
+      </w:r>
+      <w:r>
+        <w:rPr>
+          <w:lang w:val="pt_PT" w:bidi="pt_PT"/>
+        </w:rPr>
+        <w:t>Gênesis 21.9</w:t>
+      </w:r>
+    </w:p>
+    <w:p>
+      <w:pPr>
+        <w:pStyle w:val="ListBullet"/>
+        <w:spacing w:line="240" w:lineRule="auto"/>
+        <w:ind w:left="720"/>
+      </w:pPr>
+      <w:r>
+        <w:rPr>
+          <w:lang w:val="pt_PT" w:bidi="pt_PT"/>
+        </w:rPr>
+      </w:r>
+      <w:r>
+        <w:rPr>
+          <w:lang w:val="pt_PT" w:bidi="pt_PT"/>
+        </w:rPr>
+        <w:t>Gênesis 25.12</w:t>
+      </w:r>
     </w:p>
     <w:p>
       <w:pPr>
@@ -1592,90 +1514,66 @@
           <w:lang w:val="pt_PT" w:bidi="pt_PT"/>
         </w:rPr>
       </w:r>
-      <w:hyperlink r:id="rId26">
-        <w:r>
-          <w:rPr>
-            <w:lang w:val="pt_PT" w:bidi="pt_PT"/>
-          </w:rPr>
-          <w:rPr>
-            <w:color w:val="0000EE"/>
-            <w:u w:val="single"/>
-          </w:rPr>
-          <w:t>1 Crônicas 18.3–4</w:t>
-        </w:r>
-      </w:hyperlink>
-    </w:p>
-    <w:p>
-      <w:pPr>
-        <w:pStyle w:val="ListBullet"/>
-        <w:spacing w:line="240" w:lineRule="auto"/>
-        <w:ind w:left="720"/>
-      </w:pPr>
-      <w:r>
-        <w:rPr>
-          <w:lang w:val="pt_PT" w:bidi="pt_PT"/>
-        </w:rPr>
-      </w:r>
-      <w:hyperlink r:id="rId27">
-        <w:r>
-          <w:rPr>
-            <w:lang w:val="pt_PT" w:bidi="pt_PT"/>
-          </w:rPr>
-          <w:rPr>
-            <w:color w:val="0000EE"/>
-            <w:u w:val="single"/>
-          </w:rPr>
-          <w:t>2 Samuel 8.9</w:t>
-        </w:r>
-      </w:hyperlink>
-    </w:p>
-    <w:p>
-      <w:pPr>
-        <w:pStyle w:val="ListBullet"/>
-        <w:spacing w:line="240" w:lineRule="auto"/>
-        <w:ind w:left="720"/>
-      </w:pPr>
-      <w:r>
-        <w:rPr>
-          <w:lang w:val="pt_PT" w:bidi="pt_PT"/>
-        </w:rPr>
-      </w:r>
-      <w:hyperlink r:id="rId28">
-        <w:r>
-          <w:rPr>
-            <w:lang w:val="pt_PT" w:bidi="pt_PT"/>
-          </w:rPr>
-          <w:rPr>
-            <w:color w:val="0000EE"/>
-            <w:u w:val="single"/>
-          </w:rPr>
-          <w:t>Amós 6.1–2</w:t>
-        </w:r>
-      </w:hyperlink>
-    </w:p>
-    <w:p>
-      <w:pPr>
-        <w:pStyle w:val="ListBullet"/>
-        <w:spacing w:line="240" w:lineRule="auto"/>
-        <w:ind w:left="720"/>
-      </w:pPr>
-      <w:r>
-        <w:rPr>
-          <w:lang w:val="pt_PT" w:bidi="pt_PT"/>
-        </w:rPr>
-      </w:r>
-      <w:hyperlink r:id="rId29">
-        <w:r>
-          <w:rPr>
-            <w:lang w:val="pt_PT" w:bidi="pt_PT"/>
-          </w:rPr>
-          <w:rPr>
-            <w:color w:val="0000EE"/>
-            <w:u w:val="single"/>
-          </w:rPr>
-          <w:t>Ezequiel 47.15–17</w:t>
-        </w:r>
-      </w:hyperlink>
+      <w:r>
+        <w:rPr>
+          <w:lang w:val="pt_PT" w:bidi="pt_PT"/>
+        </w:rPr>
+        <w:t>1 Crônicas 18.3–4</w:t>
+      </w:r>
+    </w:p>
+    <w:p>
+      <w:pPr>
+        <w:pStyle w:val="ListBullet"/>
+        <w:spacing w:line="240" w:lineRule="auto"/>
+        <w:ind w:left="720"/>
+      </w:pPr>
+      <w:r>
+        <w:rPr>
+          <w:lang w:val="pt_PT" w:bidi="pt_PT"/>
+        </w:rPr>
+      </w:r>
+      <w:r>
+        <w:rPr>
+          <w:lang w:val="pt_PT" w:bidi="pt_PT"/>
+        </w:rPr>
+        <w:t>2 Samuel 8.9</w:t>
+      </w:r>
+    </w:p>
+    <w:p>
+      <w:pPr>
+        <w:pStyle w:val="ListBullet"/>
+        <w:spacing w:line="240" w:lineRule="auto"/>
+        <w:ind w:left="720"/>
+      </w:pPr>
+      <w:r>
+        <w:rPr>
+          <w:lang w:val="pt_PT" w:bidi="pt_PT"/>
+        </w:rPr>
+      </w:r>
+      <w:r>
+        <w:rPr>
+          <w:lang w:val="pt_PT" w:bidi="pt_PT"/>
+        </w:rPr>
+        <w:t>Amós 6.1–2</w:t>
+      </w:r>
+    </w:p>
+    <w:p>
+      <w:pPr>
+        <w:pStyle w:val="ListBullet"/>
+        <w:spacing w:line="240" w:lineRule="auto"/>
+        <w:ind w:left="720"/>
+      </w:pPr>
+      <w:r>
+        <w:rPr>
+          <w:lang w:val="pt_PT" w:bidi="pt_PT"/>
+        </w:rPr>
+      </w:r>
+      <w:r>
+        <w:rPr>
+          <w:lang w:val="pt_PT" w:bidi="pt_PT"/>
+        </w:rPr>
+        <w:t>Ezequiel 47.15–17</w:t>
+      </w:r>
     </w:p>
     <w:p>
       <w:pPr>
@@ -1929,114 +1827,84 @@
           <w:lang w:val="pt_PT" w:bidi="pt_PT"/>
         </w:rPr>
       </w:r>
-      <w:hyperlink r:id="rId30">
-        <w:r>
-          <w:rPr>
-            <w:lang w:val="pt_PT" w:bidi="pt_PT"/>
-          </w:rPr>
-          <w:rPr>
-            <w:color w:val="0000EE"/>
-            <w:u w:val="single"/>
-          </w:rPr>
-          <w:t>Atos 7.14–16</w:t>
-        </w:r>
-      </w:hyperlink>
-    </w:p>
-    <w:p>
-      <w:pPr>
-        <w:pStyle w:val="ListBullet"/>
-        <w:spacing w:line="240" w:lineRule="auto"/>
-        <w:ind w:left="720"/>
-      </w:pPr>
-      <w:r>
-        <w:rPr>
-          <w:lang w:val="pt_PT" w:bidi="pt_PT"/>
-        </w:rPr>
-      </w:r>
-      <w:hyperlink r:id="rId31">
-        <w:r>
-          <w:rPr>
-            <w:lang w:val="pt_PT" w:bidi="pt_PT"/>
-          </w:rPr>
-          <w:rPr>
-            <w:color w:val="0000EE"/>
-            <w:u w:val="single"/>
-          </w:rPr>
-          <w:t>Gênesis 34.2</w:t>
-        </w:r>
-      </w:hyperlink>
-    </w:p>
-    <w:p>
-      <w:pPr>
-        <w:pStyle w:val="ListBullet"/>
-        <w:spacing w:line="240" w:lineRule="auto"/>
-        <w:ind w:left="720"/>
-      </w:pPr>
-      <w:r>
-        <w:rPr>
-          <w:lang w:val="pt_PT" w:bidi="pt_PT"/>
-        </w:rPr>
-      </w:r>
-      <w:hyperlink r:id="rId32">
-        <w:r>
-          <w:rPr>
-            <w:lang w:val="pt_PT" w:bidi="pt_PT"/>
-          </w:rPr>
-          <w:rPr>
-            <w:color w:val="0000EE"/>
-            <w:u w:val="single"/>
-          </w:rPr>
-          <w:t>Gênesis 34.21</w:t>
-        </w:r>
-      </w:hyperlink>
-    </w:p>
-    <w:p>
-      <w:pPr>
-        <w:pStyle w:val="ListBullet"/>
-        <w:spacing w:line="240" w:lineRule="auto"/>
-        <w:ind w:left="720"/>
-      </w:pPr>
-      <w:r>
-        <w:rPr>
-          <w:lang w:val="pt_PT" w:bidi="pt_PT"/>
-        </w:rPr>
-      </w:r>
-      <w:hyperlink r:id="rId33">
-        <w:r>
-          <w:rPr>
-            <w:lang w:val="pt_PT" w:bidi="pt_PT"/>
-          </w:rPr>
-          <w:rPr>
-            <w:color w:val="0000EE"/>
-            <w:u w:val="single"/>
-          </w:rPr>
-          <w:t>Josué 24.32–33</w:t>
-        </w:r>
-      </w:hyperlink>
-    </w:p>
-    <w:p>
-      <w:pPr>
-        <w:pStyle w:val="ListBullet"/>
-        <w:spacing w:line="240" w:lineRule="auto"/>
-        <w:ind w:left="720"/>
-      </w:pPr>
-      <w:r>
-        <w:rPr>
-          <w:lang w:val="pt_PT" w:bidi="pt_PT"/>
-        </w:rPr>
-      </w:r>
-      <w:hyperlink r:id="rId34">
-        <w:r>
-          <w:rPr>
-            <w:lang w:val="pt_PT" w:bidi="pt_PT"/>
-          </w:rPr>
-          <w:rPr>
-            <w:color w:val="0000EE"/>
-            <w:u w:val="single"/>
-          </w:rPr>
-          <w:t>Juízes 9.28</w:t>
-        </w:r>
-      </w:hyperlink>
+      <w:r>
+        <w:rPr>
+          <w:lang w:val="pt_PT" w:bidi="pt_PT"/>
+        </w:rPr>
+        <w:t>Atos 7.14–16</w:t>
+      </w:r>
+    </w:p>
+    <w:p>
+      <w:pPr>
+        <w:pStyle w:val="ListBullet"/>
+        <w:spacing w:line="240" w:lineRule="auto"/>
+        <w:ind w:left="720"/>
+      </w:pPr>
+      <w:r>
+        <w:rPr>
+          <w:lang w:val="pt_PT" w:bidi="pt_PT"/>
+        </w:rPr>
+      </w:r>
+      <w:r>
+        <w:rPr>
+          <w:lang w:val="pt_PT" w:bidi="pt_PT"/>
+        </w:rPr>
+        <w:t>Gênesis 34.2</w:t>
+      </w:r>
+    </w:p>
+    <w:p>
+      <w:pPr>
+        <w:pStyle w:val="ListBullet"/>
+        <w:spacing w:line="240" w:lineRule="auto"/>
+        <w:ind w:left="720"/>
+      </w:pPr>
+      <w:r>
+        <w:rPr>
+          <w:lang w:val="pt_PT" w:bidi="pt_PT"/>
+        </w:rPr>
+      </w:r>
+      <w:r>
+        <w:rPr>
+          <w:lang w:val="pt_PT" w:bidi="pt_PT"/>
+        </w:rPr>
+        <w:t>Gênesis 34.21</w:t>
+      </w:r>
+    </w:p>
+    <w:p>
+      <w:pPr>
+        <w:pStyle w:val="ListBullet"/>
+        <w:spacing w:line="240" w:lineRule="auto"/>
+        <w:ind w:left="720"/>
+      </w:pPr>
+      <w:r>
+        <w:rPr>
+          <w:lang w:val="pt_PT" w:bidi="pt_PT"/>
+        </w:rPr>
+      </w:r>
+      <w:r>
+        <w:rPr>
+          <w:lang w:val="pt_PT" w:bidi="pt_PT"/>
+        </w:rPr>
+        <w:t>Josué 24.32–33</w:t>
+      </w:r>
+    </w:p>
+    <w:p>
+      <w:pPr>
+        <w:pStyle w:val="ListBullet"/>
+        <w:spacing w:line="240" w:lineRule="auto"/>
+        <w:ind w:left="720"/>
+      </w:pPr>
+      <w:r>
+        <w:rPr>
+          <w:lang w:val="pt_PT" w:bidi="pt_PT"/>
+        </w:rPr>
+      </w:r>
+      <w:r>
+        <w:rPr>
+          <w:lang w:val="pt_PT" w:bidi="pt_PT"/>
+        </w:rPr>
+        <w:t>Juízes 9.28</w:t>
+      </w:r>
     </w:p>
     <w:p>
       <w:pPr>
@@ -2356,114 +2224,84 @@
           <w:lang w:val="pt_PT" w:bidi="pt_PT"/>
         </w:rPr>
       </w:r>
-      <w:hyperlink r:id="rId35">
-        <w:r>
-          <w:rPr>
-            <w:lang w:val="pt_PT" w:bidi="pt_PT"/>
-          </w:rPr>
-          <w:rPr>
-            <w:color w:val="0000EE"/>
-            <w:u w:val="single"/>
-          </w:rPr>
-          <w:t>Daniel 1.6–7</w:t>
-        </w:r>
-      </w:hyperlink>
-    </w:p>
-    <w:p>
-      <w:pPr>
-        <w:pStyle w:val="ListBullet"/>
-        <w:spacing w:line="240" w:lineRule="auto"/>
-        <w:ind w:left="720"/>
-      </w:pPr>
-      <w:r>
-        <w:rPr>
-          <w:lang w:val="pt_PT" w:bidi="pt_PT"/>
-        </w:rPr>
-      </w:r>
-      <w:hyperlink r:id="rId36">
-        <w:r>
-          <w:rPr>
-            <w:lang w:val="pt_PT" w:bidi="pt_PT"/>
-          </w:rPr>
-          <w:rPr>
-            <w:color w:val="0000EE"/>
-            <w:u w:val="single"/>
-          </w:rPr>
-          <w:t>Daniel 2.17–18</w:t>
-        </w:r>
-      </w:hyperlink>
-    </w:p>
-    <w:p>
-      <w:pPr>
-        <w:pStyle w:val="ListBullet"/>
-        <w:spacing w:line="240" w:lineRule="auto"/>
-        <w:ind w:left="720"/>
-      </w:pPr>
-      <w:r>
-        <w:rPr>
-          <w:lang w:val="pt_PT" w:bidi="pt_PT"/>
-        </w:rPr>
-      </w:r>
-      <w:hyperlink r:id="rId37">
-        <w:r>
-          <w:rPr>
-            <w:lang w:val="pt_PT" w:bidi="pt_PT"/>
-          </w:rPr>
-          <w:rPr>
-            <w:color w:val="0000EE"/>
-            <w:u w:val="single"/>
-          </w:rPr>
-          <w:t>Jeremias 28.1</w:t>
-        </w:r>
-      </w:hyperlink>
-    </w:p>
-    <w:p>
-      <w:pPr>
-        <w:pStyle w:val="ListBullet"/>
-        <w:spacing w:line="240" w:lineRule="auto"/>
-        <w:ind w:left="720"/>
-      </w:pPr>
-      <w:r>
-        <w:rPr>
-          <w:lang w:val="pt_PT" w:bidi="pt_PT"/>
-        </w:rPr>
-      </w:r>
-      <w:hyperlink r:id="rId38">
-        <w:r>
-          <w:rPr>
-            <w:lang w:val="pt_PT" w:bidi="pt_PT"/>
-          </w:rPr>
-          <w:rPr>
-            <w:color w:val="0000EE"/>
-            <w:u w:val="single"/>
-          </w:rPr>
-          <w:t>Jeremias 28.5–7</w:t>
-        </w:r>
-      </w:hyperlink>
-    </w:p>
-    <w:p>
-      <w:pPr>
-        <w:pStyle w:val="ListBullet"/>
-        <w:spacing w:line="240" w:lineRule="auto"/>
-        <w:ind w:left="720"/>
-      </w:pPr>
-      <w:r>
-        <w:rPr>
-          <w:lang w:val="pt_PT" w:bidi="pt_PT"/>
-        </w:rPr>
-      </w:r>
-      <w:hyperlink r:id="rId39">
-        <w:r>
-          <w:rPr>
-            <w:lang w:val="pt_PT" w:bidi="pt_PT"/>
-          </w:rPr>
-          <w:rPr>
-            <w:color w:val="0000EE"/>
-            <w:u w:val="single"/>
-          </w:rPr>
-          <w:t>Jeremias 28.15–17</w:t>
-        </w:r>
-      </w:hyperlink>
+      <w:r>
+        <w:rPr>
+          <w:lang w:val="pt_PT" w:bidi="pt_PT"/>
+        </w:rPr>
+        <w:t>Daniel 1.6–7</w:t>
+      </w:r>
+    </w:p>
+    <w:p>
+      <w:pPr>
+        <w:pStyle w:val="ListBullet"/>
+        <w:spacing w:line="240" w:lineRule="auto"/>
+        <w:ind w:left="720"/>
+      </w:pPr>
+      <w:r>
+        <w:rPr>
+          <w:lang w:val="pt_PT" w:bidi="pt_PT"/>
+        </w:rPr>
+      </w:r>
+      <w:r>
+        <w:rPr>
+          <w:lang w:val="pt_PT" w:bidi="pt_PT"/>
+        </w:rPr>
+        <w:t>Daniel 2.17–18</w:t>
+      </w:r>
+    </w:p>
+    <w:p>
+      <w:pPr>
+        <w:pStyle w:val="ListBullet"/>
+        <w:spacing w:line="240" w:lineRule="auto"/>
+        <w:ind w:left="720"/>
+      </w:pPr>
+      <w:r>
+        <w:rPr>
+          <w:lang w:val="pt_PT" w:bidi="pt_PT"/>
+        </w:rPr>
+      </w:r>
+      <w:r>
+        <w:rPr>
+          <w:lang w:val="pt_PT" w:bidi="pt_PT"/>
+        </w:rPr>
+        <w:t>Jeremias 28.1</w:t>
+      </w:r>
+    </w:p>
+    <w:p>
+      <w:pPr>
+        <w:pStyle w:val="ListBullet"/>
+        <w:spacing w:line="240" w:lineRule="auto"/>
+        <w:ind w:left="720"/>
+      </w:pPr>
+      <w:r>
+        <w:rPr>
+          <w:lang w:val="pt_PT" w:bidi="pt_PT"/>
+        </w:rPr>
+      </w:r>
+      <w:r>
+        <w:rPr>
+          <w:lang w:val="pt_PT" w:bidi="pt_PT"/>
+        </w:rPr>
+        <w:t>Jeremias 28.5–7</w:t>
+      </w:r>
+    </w:p>
+    <w:p>
+      <w:pPr>
+        <w:pStyle w:val="ListBullet"/>
+        <w:spacing w:line="240" w:lineRule="auto"/>
+        <w:ind w:left="720"/>
+      </w:pPr>
+      <w:r>
+        <w:rPr>
+          <w:lang w:val="pt_PT" w:bidi="pt_PT"/>
+        </w:rPr>
+      </w:r>
+      <w:r>
+        <w:rPr>
+          <w:lang w:val="pt_PT" w:bidi="pt_PT"/>
+        </w:rPr>
+        <w:t>Jeremias 28.15–17</w:t>
+      </w:r>
     </w:p>
     <w:p>
       <w:pPr>
@@ -2752,138 +2590,102 @@
           <w:lang w:val="pt_PT" w:bidi="pt_PT"/>
         </w:rPr>
       </w:r>
-      <w:hyperlink r:id="rId40">
-        <w:r>
-          <w:rPr>
-            <w:lang w:val="pt_PT" w:bidi="pt_PT"/>
-          </w:rPr>
-          <w:rPr>
-            <w:color w:val="0000EE"/>
-            <w:u w:val="single"/>
-          </w:rPr>
-          <w:t>2 Reis 19.12</w:t>
-        </w:r>
-      </w:hyperlink>
-    </w:p>
-    <w:p>
-      <w:pPr>
-        <w:pStyle w:val="ListBullet"/>
-        <w:spacing w:line="240" w:lineRule="auto"/>
-        <w:ind w:left="720"/>
-      </w:pPr>
-      <w:r>
-        <w:rPr>
-          <w:lang w:val="pt_PT" w:bidi="pt_PT"/>
-        </w:rPr>
-      </w:r>
-      <w:hyperlink r:id="rId41">
-        <w:r>
-          <w:rPr>
-            <w:lang w:val="pt_PT" w:bidi="pt_PT"/>
-          </w:rPr>
-          <w:rPr>
-            <w:color w:val="0000EE"/>
-            <w:u w:val="single"/>
-          </w:rPr>
-          <w:t>Atos 7.1–3</w:t>
-        </w:r>
-      </w:hyperlink>
-    </w:p>
-    <w:p>
-      <w:pPr>
-        <w:pStyle w:val="ListBullet"/>
-        <w:spacing w:line="240" w:lineRule="auto"/>
-        <w:ind w:left="720"/>
-      </w:pPr>
-      <w:r>
-        <w:rPr>
-          <w:lang w:val="pt_PT" w:bidi="pt_PT"/>
-        </w:rPr>
-      </w:r>
-      <w:hyperlink r:id="rId42">
-        <w:r>
-          <w:rPr>
-            <w:lang w:val="pt_PT" w:bidi="pt_PT"/>
-          </w:rPr>
-          <w:rPr>
-            <w:color w:val="0000EE"/>
-            <w:u w:val="single"/>
-          </w:rPr>
-          <w:t>Gênesis 11.31</w:t>
-        </w:r>
-      </w:hyperlink>
-    </w:p>
-    <w:p>
-      <w:pPr>
-        <w:pStyle w:val="ListBullet"/>
-        <w:spacing w:line="240" w:lineRule="auto"/>
-        <w:ind w:left="720"/>
-      </w:pPr>
-      <w:r>
-        <w:rPr>
-          <w:lang w:val="pt_PT" w:bidi="pt_PT"/>
-        </w:rPr>
-      </w:r>
-      <w:hyperlink r:id="rId43">
-        <w:r>
-          <w:rPr>
-            <w:lang w:val="pt_PT" w:bidi="pt_PT"/>
-          </w:rPr>
-          <w:rPr>
-            <w:color w:val="0000EE"/>
-            <w:u w:val="single"/>
-          </w:rPr>
-          <w:t>Gênesis 27.43–45</w:t>
-        </w:r>
-      </w:hyperlink>
-    </w:p>
-    <w:p>
-      <w:pPr>
-        <w:pStyle w:val="ListBullet"/>
-        <w:spacing w:line="240" w:lineRule="auto"/>
-        <w:ind w:left="720"/>
-      </w:pPr>
-      <w:r>
-        <w:rPr>
-          <w:lang w:val="pt_PT" w:bidi="pt_PT"/>
-        </w:rPr>
-      </w:r>
-      <w:hyperlink r:id="rId44">
-        <w:r>
-          <w:rPr>
-            <w:lang w:val="pt_PT" w:bidi="pt_PT"/>
-          </w:rPr>
-          <w:rPr>
-            <w:color w:val="0000EE"/>
-            <w:u w:val="single"/>
-          </w:rPr>
-          <w:t>Gênesis 28.10–11</w:t>
-        </w:r>
-      </w:hyperlink>
-    </w:p>
-    <w:p>
-      <w:pPr>
-        <w:pStyle w:val="ListBullet"/>
-        <w:spacing w:line="240" w:lineRule="auto"/>
-        <w:ind w:left="720"/>
-      </w:pPr>
-      <w:r>
-        <w:rPr>
-          <w:lang w:val="pt_PT" w:bidi="pt_PT"/>
-        </w:rPr>
-      </w:r>
-      <w:hyperlink r:id="rId45">
-        <w:r>
-          <w:rPr>
-            <w:lang w:val="pt_PT" w:bidi="pt_PT"/>
-          </w:rPr>
-          <w:rPr>
-            <w:color w:val="0000EE"/>
-            <w:u w:val="single"/>
-          </w:rPr>
-          <w:t>Gênesis 29.4–6</w:t>
-        </w:r>
-      </w:hyperlink>
+      <w:r>
+        <w:rPr>
+          <w:lang w:val="pt_PT" w:bidi="pt_PT"/>
+        </w:rPr>
+        <w:t>2 Reis 19.12</w:t>
+      </w:r>
+    </w:p>
+    <w:p>
+      <w:pPr>
+        <w:pStyle w:val="ListBullet"/>
+        <w:spacing w:line="240" w:lineRule="auto"/>
+        <w:ind w:left="720"/>
+      </w:pPr>
+      <w:r>
+        <w:rPr>
+          <w:lang w:val="pt_PT" w:bidi="pt_PT"/>
+        </w:rPr>
+      </w:r>
+      <w:r>
+        <w:rPr>
+          <w:lang w:val="pt_PT" w:bidi="pt_PT"/>
+        </w:rPr>
+        <w:t>Atos 7.1–3</w:t>
+      </w:r>
+    </w:p>
+    <w:p>
+      <w:pPr>
+        <w:pStyle w:val="ListBullet"/>
+        <w:spacing w:line="240" w:lineRule="auto"/>
+        <w:ind w:left="720"/>
+      </w:pPr>
+      <w:r>
+        <w:rPr>
+          <w:lang w:val="pt_PT" w:bidi="pt_PT"/>
+        </w:rPr>
+      </w:r>
+      <w:r>
+        <w:rPr>
+          <w:lang w:val="pt_PT" w:bidi="pt_PT"/>
+        </w:rPr>
+        <w:t>Gênesis 11.31</w:t>
+      </w:r>
+    </w:p>
+    <w:p>
+      <w:pPr>
+        <w:pStyle w:val="ListBullet"/>
+        <w:spacing w:line="240" w:lineRule="auto"/>
+        <w:ind w:left="720"/>
+      </w:pPr>
+      <w:r>
+        <w:rPr>
+          <w:lang w:val="pt_PT" w:bidi="pt_PT"/>
+        </w:rPr>
+      </w:r>
+      <w:r>
+        <w:rPr>
+          <w:lang w:val="pt_PT" w:bidi="pt_PT"/>
+        </w:rPr>
+        <w:t>Gênesis 27.43–45</w:t>
+      </w:r>
+    </w:p>
+    <w:p>
+      <w:pPr>
+        <w:pStyle w:val="ListBullet"/>
+        <w:spacing w:line="240" w:lineRule="auto"/>
+        <w:ind w:left="720"/>
+      </w:pPr>
+      <w:r>
+        <w:rPr>
+          <w:lang w:val="pt_PT" w:bidi="pt_PT"/>
+        </w:rPr>
+      </w:r>
+      <w:r>
+        <w:rPr>
+          <w:lang w:val="pt_PT" w:bidi="pt_PT"/>
+        </w:rPr>
+        <w:t>Gênesis 28.10–11</w:t>
+      </w:r>
+    </w:p>
+    <w:p>
+      <w:pPr>
+        <w:pStyle w:val="ListBullet"/>
+        <w:spacing w:line="240" w:lineRule="auto"/>
+        <w:ind w:left="720"/>
+      </w:pPr>
+      <w:r>
+        <w:rPr>
+          <w:lang w:val="pt_PT" w:bidi="pt_PT"/>
+        </w:rPr>
+      </w:r>
+      <w:r>
+        <w:rPr>
+          <w:lang w:val="pt_PT" w:bidi="pt_PT"/>
+        </w:rPr>
+        <w:t>Gênesis 29.4–6</w:t>
+      </w:r>
     </w:p>
     <w:p>
       <w:pPr>
@@ -3147,114 +2949,84 @@
           <w:lang w:val="pt_PT" w:bidi="pt_PT"/>
         </w:rPr>
       </w:r>
-      <w:hyperlink r:id="rId46">
-        <w:r>
-          <w:rPr>
-            <w:lang w:val="pt_PT" w:bidi="pt_PT"/>
-          </w:rPr>
-          <w:rPr>
-            <w:color w:val="0000EE"/>
-            <w:u w:val="single"/>
-          </w:rPr>
-          <w:t>1 Crônicas 15.16–18</w:t>
-        </w:r>
-      </w:hyperlink>
-    </w:p>
-    <w:p>
-      <w:pPr>
-        <w:pStyle w:val="ListBullet"/>
-        <w:spacing w:line="240" w:lineRule="auto"/>
-        <w:ind w:left="720"/>
-      </w:pPr>
-      <w:r>
-        <w:rPr>
-          <w:lang w:val="pt_PT" w:bidi="pt_PT"/>
-        </w:rPr>
-      </w:r>
-      <w:hyperlink r:id="rId47">
-        <w:r>
-          <w:rPr>
-            <w:lang w:val="pt_PT" w:bidi="pt_PT"/>
-          </w:rPr>
-          <w:rPr>
-            <w:color w:val="0000EE"/>
-            <w:u w:val="single"/>
-          </w:rPr>
-          <w:t>Amós 5.23–24</w:t>
-        </w:r>
-      </w:hyperlink>
-    </w:p>
-    <w:p>
-      <w:pPr>
-        <w:pStyle w:val="ListBullet"/>
-        <w:spacing w:line="240" w:lineRule="auto"/>
-        <w:ind w:left="720"/>
-      </w:pPr>
-      <w:r>
-        <w:rPr>
-          <w:lang w:val="pt_PT" w:bidi="pt_PT"/>
-        </w:rPr>
-      </w:r>
-      <w:hyperlink r:id="rId48">
-        <w:r>
-          <w:rPr>
-            <w:lang w:val="pt_PT" w:bidi="pt_PT"/>
-          </w:rPr>
-          <w:rPr>
-            <w:color w:val="0000EE"/>
-            <w:u w:val="single"/>
-          </w:rPr>
-          <w:t>Daniel 3.5</w:t>
-        </w:r>
-      </w:hyperlink>
-    </w:p>
-    <w:p>
-      <w:pPr>
-        <w:pStyle w:val="ListBullet"/>
-        <w:spacing w:line="240" w:lineRule="auto"/>
-        <w:ind w:left="720"/>
-      </w:pPr>
-      <w:r>
-        <w:rPr>
-          <w:lang w:val="pt_PT" w:bidi="pt_PT"/>
-        </w:rPr>
-      </w:r>
-      <w:hyperlink r:id="rId49">
-        <w:r>
-          <w:rPr>
-            <w:lang w:val="pt_PT" w:bidi="pt_PT"/>
-          </w:rPr>
-          <w:rPr>
-            <w:color w:val="0000EE"/>
-            <w:u w:val="single"/>
-          </w:rPr>
-          <w:t>Salmo 33.1–3</w:t>
-        </w:r>
-      </w:hyperlink>
-    </w:p>
-    <w:p>
-      <w:pPr>
-        <w:pStyle w:val="ListBullet"/>
-        <w:spacing w:line="240" w:lineRule="auto"/>
-        <w:ind w:left="720"/>
-      </w:pPr>
-      <w:r>
-        <w:rPr>
-          <w:lang w:val="pt_PT" w:bidi="pt_PT"/>
-        </w:rPr>
-      </w:r>
-      <w:hyperlink r:id="rId50">
-        <w:r>
-          <w:rPr>
-            <w:lang w:val="pt_PT" w:bidi="pt_PT"/>
-          </w:rPr>
-          <w:rPr>
-            <w:color w:val="0000EE"/>
-            <w:u w:val="single"/>
-          </w:rPr>
-          <w:t>Apocalipse 5.8</w:t>
-        </w:r>
-      </w:hyperlink>
+      <w:r>
+        <w:rPr>
+          <w:lang w:val="pt_PT" w:bidi="pt_PT"/>
+        </w:rPr>
+        <w:t>1 Crônicas 15.16–18</w:t>
+      </w:r>
+    </w:p>
+    <w:p>
+      <w:pPr>
+        <w:pStyle w:val="ListBullet"/>
+        <w:spacing w:line="240" w:lineRule="auto"/>
+        <w:ind w:left="720"/>
+      </w:pPr>
+      <w:r>
+        <w:rPr>
+          <w:lang w:val="pt_PT" w:bidi="pt_PT"/>
+        </w:rPr>
+      </w:r>
+      <w:r>
+        <w:rPr>
+          <w:lang w:val="pt_PT" w:bidi="pt_PT"/>
+        </w:rPr>
+        <w:t>Amós 5.23–24</w:t>
+      </w:r>
+    </w:p>
+    <w:p>
+      <w:pPr>
+        <w:pStyle w:val="ListBullet"/>
+        <w:spacing w:line="240" w:lineRule="auto"/>
+        <w:ind w:left="720"/>
+      </w:pPr>
+      <w:r>
+        <w:rPr>
+          <w:lang w:val="pt_PT" w:bidi="pt_PT"/>
+        </w:rPr>
+      </w:r>
+      <w:r>
+        <w:rPr>
+          <w:lang w:val="pt_PT" w:bidi="pt_PT"/>
+        </w:rPr>
+        <w:t>Daniel 3.5</w:t>
+      </w:r>
+    </w:p>
+    <w:p>
+      <w:pPr>
+        <w:pStyle w:val="ListBullet"/>
+        <w:spacing w:line="240" w:lineRule="auto"/>
+        <w:ind w:left="720"/>
+      </w:pPr>
+      <w:r>
+        <w:rPr>
+          <w:lang w:val="pt_PT" w:bidi="pt_PT"/>
+        </w:rPr>
+      </w:r>
+      <w:r>
+        <w:rPr>
+          <w:lang w:val="pt_PT" w:bidi="pt_PT"/>
+        </w:rPr>
+        <w:t>Salmo 33.1–3</w:t>
+      </w:r>
+    </w:p>
+    <w:p>
+      <w:pPr>
+        <w:pStyle w:val="ListBullet"/>
+        <w:spacing w:line="240" w:lineRule="auto"/>
+        <w:ind w:left="720"/>
+      </w:pPr>
+      <w:r>
+        <w:rPr>
+          <w:lang w:val="pt_PT" w:bidi="pt_PT"/>
+        </w:rPr>
+      </w:r>
+      <w:r>
+        <w:rPr>
+          <w:lang w:val="pt_PT" w:bidi="pt_PT"/>
+        </w:rPr>
+        <w:t>Apocalipse 5.8</w:t>
+      </w:r>
     </w:p>
     <w:p>
       <w:pPr>
@@ -3484,186 +3256,138 @@
           <w:lang w:val="pt_PT" w:bidi="pt_PT"/>
         </w:rPr>
       </w:r>
-      <w:hyperlink r:id="rId51">
-        <w:r>
-          <w:rPr>
-            <w:lang w:val="pt_PT" w:bidi="pt_PT"/>
-          </w:rPr>
-          <w:rPr>
-            <w:color w:val="0000EE"/>
-            <w:u w:val="single"/>
-          </w:rPr>
-          <w:t>Atos 26.12–14</w:t>
-        </w:r>
-      </w:hyperlink>
-    </w:p>
-    <w:p>
-      <w:pPr>
-        <w:pStyle w:val="ListBullet"/>
-        <w:spacing w:line="240" w:lineRule="auto"/>
-        <w:ind w:left="720"/>
-      </w:pPr>
-      <w:r>
-        <w:rPr>
-          <w:lang w:val="pt_PT" w:bidi="pt_PT"/>
-        </w:rPr>
-      </w:r>
-      <w:hyperlink r:id="rId52">
-        <w:r>
-          <w:rPr>
-            <w:lang w:val="pt_PT" w:bidi="pt_PT"/>
-          </w:rPr>
-          <w:rPr>
-            <w:color w:val="0000EE"/>
-            <w:u w:val="single"/>
-          </w:rPr>
-          <w:t>Gênesis 39.13–15</w:t>
-        </w:r>
-      </w:hyperlink>
-    </w:p>
-    <w:p>
-      <w:pPr>
-        <w:pStyle w:val="ListBullet"/>
-        <w:spacing w:line="240" w:lineRule="auto"/>
-        <w:ind w:left="720"/>
-      </w:pPr>
-      <w:r>
-        <w:rPr>
-          <w:lang w:val="pt_PT" w:bidi="pt_PT"/>
-        </w:rPr>
-      </w:r>
-      <w:hyperlink r:id="rId53">
-        <w:r>
-          <w:rPr>
-            <w:lang w:val="pt_PT" w:bidi="pt_PT"/>
-          </w:rPr>
-          <w:rPr>
-            <w:color w:val="0000EE"/>
-            <w:u w:val="single"/>
-          </w:rPr>
-          <w:t>Gênesis 40.15</w:t>
-        </w:r>
-      </w:hyperlink>
-    </w:p>
-    <w:p>
-      <w:pPr>
-        <w:pStyle w:val="ListBullet"/>
-        <w:spacing w:line="240" w:lineRule="auto"/>
-        <w:ind w:left="720"/>
-      </w:pPr>
-      <w:r>
-        <w:rPr>
-          <w:lang w:val="pt_PT" w:bidi="pt_PT"/>
-        </w:rPr>
-      </w:r>
-      <w:hyperlink r:id="rId54">
-        <w:r>
-          <w:rPr>
-            <w:lang w:val="pt_PT" w:bidi="pt_PT"/>
-          </w:rPr>
-          <w:rPr>
-            <w:color w:val="0000EE"/>
-            <w:u w:val="single"/>
-          </w:rPr>
-          <w:t>Gênesis 41.12–13</w:t>
-        </w:r>
-      </w:hyperlink>
-    </w:p>
-    <w:p>
-      <w:pPr>
-        <w:pStyle w:val="ListBullet"/>
-        <w:spacing w:line="240" w:lineRule="auto"/>
-        <w:ind w:left="720"/>
-      </w:pPr>
-      <w:r>
-        <w:rPr>
-          <w:lang w:val="pt_PT" w:bidi="pt_PT"/>
-        </w:rPr>
-      </w:r>
-      <w:hyperlink r:id="rId55">
-        <w:r>
-          <w:rPr>
-            <w:lang w:val="pt_PT" w:bidi="pt_PT"/>
-          </w:rPr>
-          <w:rPr>
-            <w:color w:val="0000EE"/>
-            <w:u w:val="single"/>
-          </w:rPr>
-          <w:t>João 5.1–4</w:t>
-        </w:r>
-      </w:hyperlink>
-    </w:p>
-    <w:p>
-      <w:pPr>
-        <w:pStyle w:val="ListBullet"/>
-        <w:spacing w:line="240" w:lineRule="auto"/>
-        <w:ind w:left="720"/>
-      </w:pPr>
-      <w:r>
-        <w:rPr>
-          <w:lang w:val="pt_PT" w:bidi="pt_PT"/>
-        </w:rPr>
-      </w:r>
-      <w:hyperlink r:id="rId56">
-        <w:r>
-          <w:rPr>
-            <w:lang w:val="pt_PT" w:bidi="pt_PT"/>
-          </w:rPr>
-          <w:rPr>
-            <w:color w:val="0000EE"/>
-            <w:u w:val="single"/>
-          </w:rPr>
-          <w:t>João 19.13</w:t>
-        </w:r>
-      </w:hyperlink>
-    </w:p>
-    <w:p>
-      <w:pPr>
-        <w:pStyle w:val="ListBullet"/>
-        <w:spacing w:line="240" w:lineRule="auto"/>
-        <w:ind w:left="720"/>
-      </w:pPr>
-      <w:r>
-        <w:rPr>
-          <w:lang w:val="pt_PT" w:bidi="pt_PT"/>
-        </w:rPr>
-      </w:r>
-      <w:hyperlink r:id="rId57">
-        <w:r>
-          <w:rPr>
-            <w:lang w:val="pt_PT" w:bidi="pt_PT"/>
-          </w:rPr>
-          <w:rPr>
-            <w:color w:val="0000EE"/>
-            <w:u w:val="single"/>
-          </w:rPr>
-          <w:t>Jonas 1.8–10</w:t>
-        </w:r>
-      </w:hyperlink>
-    </w:p>
-    <w:p>
-      <w:pPr>
-        <w:pStyle w:val="ListBullet"/>
-        <w:spacing w:line="240" w:lineRule="auto"/>
-        <w:ind w:left="720"/>
-      </w:pPr>
-      <w:r>
-        <w:rPr>
-          <w:lang w:val="pt_PT" w:bidi="pt_PT"/>
-        </w:rPr>
-      </w:r>
-      <w:hyperlink r:id="rId58">
-        <w:r>
-          <w:rPr>
-            <w:lang w:val="pt_PT" w:bidi="pt_PT"/>
-          </w:rPr>
-          <w:rPr>
-            <w:color w:val="0000EE"/>
-            <w:u w:val="single"/>
-          </w:rPr>
-          <w:t>Filipenses 3.5</w:t>
-        </w:r>
-      </w:hyperlink>
+      <w:r>
+        <w:rPr>
+          <w:lang w:val="pt_PT" w:bidi="pt_PT"/>
+        </w:rPr>
+        <w:t>Atos 26.12–14</w:t>
+      </w:r>
+    </w:p>
+    <w:p>
+      <w:pPr>
+        <w:pStyle w:val="ListBullet"/>
+        <w:spacing w:line="240" w:lineRule="auto"/>
+        <w:ind w:left="720"/>
+      </w:pPr>
+      <w:r>
+        <w:rPr>
+          <w:lang w:val="pt_PT" w:bidi="pt_PT"/>
+        </w:rPr>
+      </w:r>
+      <w:r>
+        <w:rPr>
+          <w:lang w:val="pt_PT" w:bidi="pt_PT"/>
+        </w:rPr>
+        <w:t>Gênesis 39.13–15</w:t>
+      </w:r>
+    </w:p>
+    <w:p>
+      <w:pPr>
+        <w:pStyle w:val="ListBullet"/>
+        <w:spacing w:line="240" w:lineRule="auto"/>
+        <w:ind w:left="720"/>
+      </w:pPr>
+      <w:r>
+        <w:rPr>
+          <w:lang w:val="pt_PT" w:bidi="pt_PT"/>
+        </w:rPr>
+      </w:r>
+      <w:r>
+        <w:rPr>
+          <w:lang w:val="pt_PT" w:bidi="pt_PT"/>
+        </w:rPr>
+        <w:t>Gênesis 40.15</w:t>
+      </w:r>
+    </w:p>
+    <w:p>
+      <w:pPr>
+        <w:pStyle w:val="ListBullet"/>
+        <w:spacing w:line="240" w:lineRule="auto"/>
+        <w:ind w:left="720"/>
+      </w:pPr>
+      <w:r>
+        <w:rPr>
+          <w:lang w:val="pt_PT" w:bidi="pt_PT"/>
+        </w:rPr>
+      </w:r>
+      <w:r>
+        <w:rPr>
+          <w:lang w:val="pt_PT" w:bidi="pt_PT"/>
+        </w:rPr>
+        <w:t>Gênesis 41.12–13</w:t>
+      </w:r>
+    </w:p>
+    <w:p>
+      <w:pPr>
+        <w:pStyle w:val="ListBullet"/>
+        <w:spacing w:line="240" w:lineRule="auto"/>
+        <w:ind w:left="720"/>
+      </w:pPr>
+      <w:r>
+        <w:rPr>
+          <w:lang w:val="pt_PT" w:bidi="pt_PT"/>
+        </w:rPr>
+      </w:r>
+      <w:r>
+        <w:rPr>
+          <w:lang w:val="pt_PT" w:bidi="pt_PT"/>
+        </w:rPr>
+        <w:t>João 5.1–4</w:t>
+      </w:r>
+    </w:p>
+    <w:p>
+      <w:pPr>
+        <w:pStyle w:val="ListBullet"/>
+        <w:spacing w:line="240" w:lineRule="auto"/>
+        <w:ind w:left="720"/>
+      </w:pPr>
+      <w:r>
+        <w:rPr>
+          <w:lang w:val="pt_PT" w:bidi="pt_PT"/>
+        </w:rPr>
+      </w:r>
+      <w:r>
+        <w:rPr>
+          <w:lang w:val="pt_PT" w:bidi="pt_PT"/>
+        </w:rPr>
+        <w:t>João 19.13</w:t>
+      </w:r>
+    </w:p>
+    <w:p>
+      <w:pPr>
+        <w:pStyle w:val="ListBullet"/>
+        <w:spacing w:line="240" w:lineRule="auto"/>
+        <w:ind w:left="720"/>
+      </w:pPr>
+      <w:r>
+        <w:rPr>
+          <w:lang w:val="pt_PT" w:bidi="pt_PT"/>
+        </w:rPr>
+      </w:r>
+      <w:r>
+        <w:rPr>
+          <w:lang w:val="pt_PT" w:bidi="pt_PT"/>
+        </w:rPr>
+        <w:t>Jonas 1.8–10</w:t>
+      </w:r>
+    </w:p>
+    <w:p>
+      <w:pPr>
+        <w:pStyle w:val="ListBullet"/>
+        <w:spacing w:line="240" w:lineRule="auto"/>
+        <w:ind w:left="720"/>
+      </w:pPr>
+      <w:r>
+        <w:rPr>
+          <w:lang w:val="pt_PT" w:bidi="pt_PT"/>
+        </w:rPr>
+      </w:r>
+      <w:r>
+        <w:rPr>
+          <w:lang w:val="pt_PT" w:bidi="pt_PT"/>
+        </w:rPr>
+        <w:t>Filipenses 3.5</w:t>
+      </w:r>
     </w:p>
     <w:p>
       <w:pPr>
@@ -3947,162 +3671,120 @@
           <w:lang w:val="pt_PT" w:bidi="pt_PT"/>
         </w:rPr>
       </w:r>
-      <w:hyperlink r:id="rId59">
-        <w:r>
-          <w:rPr>
-            <w:lang w:val="pt_PT" w:bidi="pt_PT"/>
-          </w:rPr>
-          <w:rPr>
-            <w:color w:val="0000EE"/>
-            <w:u w:val="single"/>
-          </w:rPr>
-          <w:t>2 Samuel 2.10–11</w:t>
-        </w:r>
-      </w:hyperlink>
-    </w:p>
-    <w:p>
-      <w:pPr>
-        <w:pStyle w:val="ListBullet"/>
-        <w:spacing w:line="240" w:lineRule="auto"/>
-        <w:ind w:left="720"/>
-      </w:pPr>
-      <w:r>
-        <w:rPr>
-          <w:lang w:val="pt_PT" w:bidi="pt_PT"/>
-        </w:rPr>
-      </w:r>
-      <w:hyperlink r:id="rId60">
-        <w:r>
-          <w:rPr>
-            <w:lang w:val="pt_PT" w:bidi="pt_PT"/>
-          </w:rPr>
-          <w:rPr>
-            <w:color w:val="0000EE"/>
-            <w:u w:val="single"/>
-          </w:rPr>
-          <w:t>Gênesis 13.18</w:t>
-        </w:r>
-      </w:hyperlink>
-    </w:p>
-    <w:p>
-      <w:pPr>
-        <w:pStyle w:val="ListBullet"/>
-        <w:spacing w:line="240" w:lineRule="auto"/>
-        <w:ind w:left="720"/>
-      </w:pPr>
-      <w:r>
-        <w:rPr>
-          <w:lang w:val="pt_PT" w:bidi="pt_PT"/>
-        </w:rPr>
-      </w:r>
-      <w:hyperlink r:id="rId61">
-        <w:r>
-          <w:rPr>
-            <w:lang w:val="pt_PT" w:bidi="pt_PT"/>
-          </w:rPr>
-          <w:rPr>
-            <w:color w:val="0000EE"/>
-            <w:u w:val="single"/>
-          </w:rPr>
-          <w:t>Gênesis 23.1–2</w:t>
-        </w:r>
-      </w:hyperlink>
-    </w:p>
-    <w:p>
-      <w:pPr>
-        <w:pStyle w:val="ListBullet"/>
-        <w:spacing w:line="240" w:lineRule="auto"/>
-        <w:ind w:left="720"/>
-      </w:pPr>
-      <w:r>
-        <w:rPr>
-          <w:lang w:val="pt_PT" w:bidi="pt_PT"/>
-        </w:rPr>
-      </w:r>
-      <w:hyperlink r:id="rId62">
-        <w:r>
-          <w:rPr>
-            <w:lang w:val="pt_PT" w:bidi="pt_PT"/>
-          </w:rPr>
-          <w:rPr>
-            <w:color w:val="0000EE"/>
-            <w:u w:val="single"/>
-          </w:rPr>
-          <w:t>Gênesis 35.27</w:t>
-        </w:r>
-      </w:hyperlink>
-    </w:p>
-    <w:p>
-      <w:pPr>
-        <w:pStyle w:val="ListBullet"/>
-        <w:spacing w:line="240" w:lineRule="auto"/>
-        <w:ind w:left="720"/>
-      </w:pPr>
-      <w:r>
-        <w:rPr>
-          <w:lang w:val="pt_PT" w:bidi="pt_PT"/>
-        </w:rPr>
-      </w:r>
-      <w:hyperlink r:id="rId63">
-        <w:r>
-          <w:rPr>
-            <w:lang w:val="pt_PT" w:bidi="pt_PT"/>
-          </w:rPr>
-          <w:rPr>
-            <w:color w:val="0000EE"/>
-            <w:u w:val="single"/>
-          </w:rPr>
-          <w:t>Gênesis 37.12–14</w:t>
-        </w:r>
-      </w:hyperlink>
-    </w:p>
-    <w:p>
-      <w:pPr>
-        <w:pStyle w:val="ListBullet"/>
-        <w:spacing w:line="240" w:lineRule="auto"/>
-        <w:ind w:left="720"/>
-      </w:pPr>
-      <w:r>
-        <w:rPr>
-          <w:lang w:val="pt_PT" w:bidi="pt_PT"/>
-        </w:rPr>
-      </w:r>
-      <w:hyperlink r:id="rId64">
-        <w:r>
-          <w:rPr>
-            <w:lang w:val="pt_PT" w:bidi="pt_PT"/>
-          </w:rPr>
-          <w:rPr>
-            <w:color w:val="0000EE"/>
-            <w:u w:val="single"/>
-          </w:rPr>
-          <w:t>Juízes 1.10</w:t>
-        </w:r>
-      </w:hyperlink>
-    </w:p>
-    <w:p>
-      <w:pPr>
-        <w:pStyle w:val="ListBullet"/>
-        <w:spacing w:line="240" w:lineRule="auto"/>
-        <w:ind w:left="720"/>
-      </w:pPr>
-      <w:r>
-        <w:rPr>
-          <w:lang w:val="pt_PT" w:bidi="pt_PT"/>
-        </w:rPr>
-      </w:r>
-      <w:hyperlink r:id="rId65">
-        <w:r>
-          <w:rPr>
-            <w:lang w:val="pt_PT" w:bidi="pt_PT"/>
-          </w:rPr>
-          <w:rPr>
-            <w:color w:val="0000EE"/>
-            <w:u w:val="single"/>
-          </w:rPr>
-          <w:t>Números 13.22</w:t>
-        </w:r>
-      </w:hyperlink>
+      <w:r>
+        <w:rPr>
+          <w:lang w:val="pt_PT" w:bidi="pt_PT"/>
+        </w:rPr>
+        <w:t>2 Samuel 2.10–11</w:t>
+      </w:r>
+    </w:p>
+    <w:p>
+      <w:pPr>
+        <w:pStyle w:val="ListBullet"/>
+        <w:spacing w:line="240" w:lineRule="auto"/>
+        <w:ind w:left="720"/>
+      </w:pPr>
+      <w:r>
+        <w:rPr>
+          <w:lang w:val="pt_PT" w:bidi="pt_PT"/>
+        </w:rPr>
+      </w:r>
+      <w:r>
+        <w:rPr>
+          <w:lang w:val="pt_PT" w:bidi="pt_PT"/>
+        </w:rPr>
+        <w:t>Gênesis 13.18</w:t>
+      </w:r>
+    </w:p>
+    <w:p>
+      <w:pPr>
+        <w:pStyle w:val="ListBullet"/>
+        <w:spacing w:line="240" w:lineRule="auto"/>
+        <w:ind w:left="720"/>
+      </w:pPr>
+      <w:r>
+        <w:rPr>
+          <w:lang w:val="pt_PT" w:bidi="pt_PT"/>
+        </w:rPr>
+      </w:r>
+      <w:r>
+        <w:rPr>
+          <w:lang w:val="pt_PT" w:bidi="pt_PT"/>
+        </w:rPr>
+        <w:t>Gênesis 23.1–2</w:t>
+      </w:r>
+    </w:p>
+    <w:p>
+      <w:pPr>
+        <w:pStyle w:val="ListBullet"/>
+        <w:spacing w:line="240" w:lineRule="auto"/>
+        <w:ind w:left="720"/>
+      </w:pPr>
+      <w:r>
+        <w:rPr>
+          <w:lang w:val="pt_PT" w:bidi="pt_PT"/>
+        </w:rPr>
+      </w:r>
+      <w:r>
+        <w:rPr>
+          <w:lang w:val="pt_PT" w:bidi="pt_PT"/>
+        </w:rPr>
+        <w:t>Gênesis 35.27</w:t>
+      </w:r>
+    </w:p>
+    <w:p>
+      <w:pPr>
+        <w:pStyle w:val="ListBullet"/>
+        <w:spacing w:line="240" w:lineRule="auto"/>
+        <w:ind w:left="720"/>
+      </w:pPr>
+      <w:r>
+        <w:rPr>
+          <w:lang w:val="pt_PT" w:bidi="pt_PT"/>
+        </w:rPr>
+      </w:r>
+      <w:r>
+        <w:rPr>
+          <w:lang w:val="pt_PT" w:bidi="pt_PT"/>
+        </w:rPr>
+        <w:t>Gênesis 37.12–14</w:t>
+      </w:r>
+    </w:p>
+    <w:p>
+      <w:pPr>
+        <w:pStyle w:val="ListBullet"/>
+        <w:spacing w:line="240" w:lineRule="auto"/>
+        <w:ind w:left="720"/>
+      </w:pPr>
+      <w:r>
+        <w:rPr>
+          <w:lang w:val="pt_PT" w:bidi="pt_PT"/>
+        </w:rPr>
+      </w:r>
+      <w:r>
+        <w:rPr>
+          <w:lang w:val="pt_PT" w:bidi="pt_PT"/>
+        </w:rPr>
+        <w:t>Juízes 1.10</w:t>
+      </w:r>
+    </w:p>
+    <w:p>
+      <w:pPr>
+        <w:pStyle w:val="ListBullet"/>
+        <w:spacing w:line="240" w:lineRule="auto"/>
+        <w:ind w:left="720"/>
+      </w:pPr>
+      <w:r>
+        <w:rPr>
+          <w:lang w:val="pt_PT" w:bidi="pt_PT"/>
+        </w:rPr>
+      </w:r>
+      <w:r>
+        <w:rPr>
+          <w:lang w:val="pt_PT" w:bidi="pt_PT"/>
+        </w:rPr>
+        <w:t>Números 13.22</w:t>
+      </w:r>
     </w:p>
     <w:p>
       <w:pPr>
@@ -4413,282 +4095,210 @@
           <w:lang w:val="pt_PT" w:bidi="pt_PT"/>
         </w:rPr>
       </w:r>
-      <w:hyperlink r:id="rId66">
-        <w:r>
-          <w:rPr>
-            <w:lang w:val="pt_PT" w:bidi="pt_PT"/>
-          </w:rPr>
-          <w:rPr>
-            <w:color w:val="0000EE"/>
-            <w:u w:val="single"/>
-          </w:rPr>
-          <w:t>1 Coríntios 6.9</w:t>
-        </w:r>
-      </w:hyperlink>
-    </w:p>
-    <w:p>
-      <w:pPr>
-        <w:pStyle w:val="ListBullet"/>
-        <w:spacing w:line="240" w:lineRule="auto"/>
-        <w:ind w:left="720"/>
-      </w:pPr>
-      <w:r>
-        <w:rPr>
-          <w:lang w:val="pt_PT" w:bidi="pt_PT"/>
-        </w:rPr>
-      </w:r>
-      <w:hyperlink r:id="rId67">
-        <w:r>
-          <w:rPr>
-            <w:lang w:val="pt_PT" w:bidi="pt_PT"/>
-          </w:rPr>
-          <w:rPr>
-            <w:color w:val="0000EE"/>
-            <w:u w:val="single"/>
-          </w:rPr>
-          <w:t>1 Pedro 1.4</w:t>
-        </w:r>
-      </w:hyperlink>
-    </w:p>
-    <w:p>
-      <w:pPr>
-        <w:pStyle w:val="ListBullet"/>
-        <w:spacing w:line="240" w:lineRule="auto"/>
-        <w:ind w:left="720"/>
-      </w:pPr>
-      <w:r>
-        <w:rPr>
-          <w:lang w:val="pt_PT" w:bidi="pt_PT"/>
-        </w:rPr>
-      </w:r>
-      <w:hyperlink r:id="rId68">
-        <w:r>
-          <w:rPr>
-            <w:lang w:val="pt_PT" w:bidi="pt_PT"/>
-          </w:rPr>
-          <w:rPr>
-            <w:color w:val="0000EE"/>
-            <w:u w:val="single"/>
-          </w:rPr>
-          <w:t>2 Samuel 21.3</w:t>
-        </w:r>
-      </w:hyperlink>
-    </w:p>
-    <w:p>
-      <w:pPr>
-        <w:pStyle w:val="ListBullet"/>
-        <w:spacing w:line="240" w:lineRule="auto"/>
-        <w:ind w:left="720"/>
-      </w:pPr>
-      <w:r>
-        <w:rPr>
-          <w:lang w:val="pt_PT" w:bidi="pt_PT"/>
-        </w:rPr>
-      </w:r>
-      <w:hyperlink r:id="rId69">
-        <w:r>
-          <w:rPr>
-            <w:lang w:val="pt_PT" w:bidi="pt_PT"/>
-          </w:rPr>
-          <w:rPr>
-            <w:color w:val="0000EE"/>
-            <w:u w:val="single"/>
-          </w:rPr>
-          <w:t>Atos 7.4–5</w:t>
-        </w:r>
-      </w:hyperlink>
-    </w:p>
-    <w:p>
-      <w:pPr>
-        <w:pStyle w:val="ListBullet"/>
-        <w:spacing w:line="240" w:lineRule="auto"/>
-        <w:ind w:left="720"/>
-      </w:pPr>
-      <w:r>
-        <w:rPr>
-          <w:lang w:val="pt_PT" w:bidi="pt_PT"/>
-        </w:rPr>
-      </w:r>
-      <w:hyperlink r:id="rId70">
-        <w:r>
-          <w:rPr>
-            <w:lang w:val="pt_PT" w:bidi="pt_PT"/>
-          </w:rPr>
-          <w:rPr>
-            <w:color w:val="0000EE"/>
-            <w:u w:val="single"/>
-          </w:rPr>
-          <w:t>Deuteronômio 20.16</w:t>
-        </w:r>
-      </w:hyperlink>
-    </w:p>
-    <w:p>
-      <w:pPr>
-        <w:pStyle w:val="ListBullet"/>
-        <w:spacing w:line="240" w:lineRule="auto"/>
-        <w:ind w:left="720"/>
-      </w:pPr>
-      <w:r>
-        <w:rPr>
-          <w:lang w:val="pt_PT" w:bidi="pt_PT"/>
-        </w:rPr>
-      </w:r>
-      <w:hyperlink r:id="rId71">
-        <w:r>
-          <w:rPr>
-            <w:lang w:val="pt_PT" w:bidi="pt_PT"/>
-          </w:rPr>
-          <w:rPr>
-            <w:color w:val="0000EE"/>
-            <w:u w:val="single"/>
-          </w:rPr>
-          <w:t>Gálatas 5.21</w:t>
-        </w:r>
-      </w:hyperlink>
-    </w:p>
-    <w:p>
-      <w:pPr>
-        <w:pStyle w:val="ListBullet"/>
-        <w:spacing w:line="240" w:lineRule="auto"/>
-        <w:ind w:left="720"/>
-      </w:pPr>
-      <w:r>
-        <w:rPr>
-          <w:lang w:val="pt_PT" w:bidi="pt_PT"/>
-        </w:rPr>
-      </w:r>
-      <w:hyperlink r:id="rId72">
-        <w:r>
-          <w:rPr>
-            <w:lang w:val="pt_PT" w:bidi="pt_PT"/>
-          </w:rPr>
-          <w:rPr>
-            <w:color w:val="0000EE"/>
-            <w:u w:val="single"/>
-          </w:rPr>
-          <w:t>Gênesis 15.7</w:t>
-        </w:r>
-      </w:hyperlink>
-    </w:p>
-    <w:p>
-      <w:pPr>
-        <w:pStyle w:val="ListBullet"/>
-        <w:spacing w:line="240" w:lineRule="auto"/>
-        <w:ind w:left="720"/>
-      </w:pPr>
-      <w:r>
-        <w:rPr>
-          <w:lang w:val="pt_PT" w:bidi="pt_PT"/>
-        </w:rPr>
-      </w:r>
-      <w:hyperlink r:id="rId73">
-        <w:r>
-          <w:rPr>
-            <w:lang w:val="pt_PT" w:bidi="pt_PT"/>
-          </w:rPr>
-          <w:rPr>
-            <w:color w:val="0000EE"/>
-            <w:u w:val="single"/>
-          </w:rPr>
-          <w:t>Hebreus 9.15</w:t>
-        </w:r>
-      </w:hyperlink>
-    </w:p>
-    <w:p>
-      <w:pPr>
-        <w:pStyle w:val="ListBullet"/>
-        <w:spacing w:line="240" w:lineRule="auto"/>
-        <w:ind w:left="720"/>
-      </w:pPr>
-      <w:r>
-        <w:rPr>
-          <w:lang w:val="pt_PT" w:bidi="pt_PT"/>
-        </w:rPr>
-      </w:r>
-      <w:hyperlink r:id="rId74">
-        <w:r>
-          <w:rPr>
-            <w:lang w:val="pt_PT" w:bidi="pt_PT"/>
-          </w:rPr>
-          <w:rPr>
-            <w:color w:val="0000EE"/>
-            <w:u w:val="single"/>
-          </w:rPr>
-          <w:t>Jeremias 2.7</w:t>
-        </w:r>
-      </w:hyperlink>
-    </w:p>
-    <w:p>
-      <w:pPr>
-        <w:pStyle w:val="ListBullet"/>
-        <w:spacing w:line="240" w:lineRule="auto"/>
-        <w:ind w:left="720"/>
-      </w:pPr>
-      <w:r>
-        <w:rPr>
-          <w:lang w:val="pt_PT" w:bidi="pt_PT"/>
-        </w:rPr>
-      </w:r>
-      <w:hyperlink r:id="rId75">
-        <w:r>
-          <w:rPr>
-            <w:lang w:val="pt_PT" w:bidi="pt_PT"/>
-          </w:rPr>
-          <w:rPr>
-            <w:color w:val="0000EE"/>
-            <w:u w:val="single"/>
-          </w:rPr>
-          <w:t>Lucas 15.11</w:t>
-        </w:r>
-      </w:hyperlink>
-    </w:p>
-    <w:p>
-      <w:pPr>
-        <w:pStyle w:val="ListBullet"/>
-        <w:spacing w:line="240" w:lineRule="auto"/>
-        <w:ind w:left="720"/>
-      </w:pPr>
-      <w:r>
-        <w:rPr>
-          <w:lang w:val="pt_PT" w:bidi="pt_PT"/>
-        </w:rPr>
-      </w:r>
-      <w:hyperlink r:id="rId76">
-        <w:r>
-          <w:rPr>
-            <w:lang w:val="pt_PT" w:bidi="pt_PT"/>
-          </w:rPr>
-          <w:rPr>
-            <w:color w:val="0000EE"/>
-            <w:u w:val="single"/>
-          </w:rPr>
-          <w:t>Mateus 19.29</w:t>
-        </w:r>
-      </w:hyperlink>
-    </w:p>
-    <w:p>
-      <w:pPr>
-        <w:pStyle w:val="ListBullet"/>
-        <w:spacing w:line="240" w:lineRule="auto"/>
-        <w:ind w:left="720"/>
-      </w:pPr>
-      <w:r>
-        <w:rPr>
-          <w:lang w:val="pt_PT" w:bidi="pt_PT"/>
-        </w:rPr>
-      </w:r>
-      <w:hyperlink r:id="rId77">
-        <w:r>
-          <w:rPr>
-            <w:lang w:val="pt_PT" w:bidi="pt_PT"/>
-          </w:rPr>
-          <w:rPr>
-            <w:color w:val="0000EE"/>
-            <w:u w:val="single"/>
-          </w:rPr>
-          <w:t>Salmos 79.1</w:t>
-        </w:r>
-      </w:hyperlink>
+      <w:r>
+        <w:rPr>
+          <w:lang w:val="pt_PT" w:bidi="pt_PT"/>
+        </w:rPr>
+        <w:t>1 Coríntios 6.9</w:t>
+      </w:r>
+    </w:p>
+    <w:p>
+      <w:pPr>
+        <w:pStyle w:val="ListBullet"/>
+        <w:spacing w:line="240" w:lineRule="auto"/>
+        <w:ind w:left="720"/>
+      </w:pPr>
+      <w:r>
+        <w:rPr>
+          <w:lang w:val="pt_PT" w:bidi="pt_PT"/>
+        </w:rPr>
+      </w:r>
+      <w:r>
+        <w:rPr>
+          <w:lang w:val="pt_PT" w:bidi="pt_PT"/>
+        </w:rPr>
+        <w:t>1 Pedro 1.4</w:t>
+      </w:r>
+    </w:p>
+    <w:p>
+      <w:pPr>
+        <w:pStyle w:val="ListBullet"/>
+        <w:spacing w:line="240" w:lineRule="auto"/>
+        <w:ind w:left="720"/>
+      </w:pPr>
+      <w:r>
+        <w:rPr>
+          <w:lang w:val="pt_PT" w:bidi="pt_PT"/>
+        </w:rPr>
+      </w:r>
+      <w:r>
+        <w:rPr>
+          <w:lang w:val="pt_PT" w:bidi="pt_PT"/>
+        </w:rPr>
+        <w:t>2 Samuel 21.3</w:t>
+      </w:r>
+    </w:p>
+    <w:p>
+      <w:pPr>
+        <w:pStyle w:val="ListBullet"/>
+        <w:spacing w:line="240" w:lineRule="auto"/>
+        <w:ind w:left="720"/>
+      </w:pPr>
+      <w:r>
+        <w:rPr>
+          <w:lang w:val="pt_PT" w:bidi="pt_PT"/>
+        </w:rPr>
+      </w:r>
+      <w:r>
+        <w:rPr>
+          <w:lang w:val="pt_PT" w:bidi="pt_PT"/>
+        </w:rPr>
+        <w:t>Atos 7.4–5</w:t>
+      </w:r>
+    </w:p>
+    <w:p>
+      <w:pPr>
+        <w:pStyle w:val="ListBullet"/>
+        <w:spacing w:line="240" w:lineRule="auto"/>
+        <w:ind w:left="720"/>
+      </w:pPr>
+      <w:r>
+        <w:rPr>
+          <w:lang w:val="pt_PT" w:bidi="pt_PT"/>
+        </w:rPr>
+      </w:r>
+      <w:r>
+        <w:rPr>
+          <w:lang w:val="pt_PT" w:bidi="pt_PT"/>
+        </w:rPr>
+        <w:t>Deuteronômio 20.16</w:t>
+      </w:r>
+    </w:p>
+    <w:p>
+      <w:pPr>
+        <w:pStyle w:val="ListBullet"/>
+        <w:spacing w:line="240" w:lineRule="auto"/>
+        <w:ind w:left="720"/>
+      </w:pPr>
+      <w:r>
+        <w:rPr>
+          <w:lang w:val="pt_PT" w:bidi="pt_PT"/>
+        </w:rPr>
+      </w:r>
+      <w:r>
+        <w:rPr>
+          <w:lang w:val="pt_PT" w:bidi="pt_PT"/>
+        </w:rPr>
+        <w:t>Gálatas 5.21</w:t>
+      </w:r>
+    </w:p>
+    <w:p>
+      <w:pPr>
+        <w:pStyle w:val="ListBullet"/>
+        <w:spacing w:line="240" w:lineRule="auto"/>
+        <w:ind w:left="720"/>
+      </w:pPr>
+      <w:r>
+        <w:rPr>
+          <w:lang w:val="pt_PT" w:bidi="pt_PT"/>
+        </w:rPr>
+      </w:r>
+      <w:r>
+        <w:rPr>
+          <w:lang w:val="pt_PT" w:bidi="pt_PT"/>
+        </w:rPr>
+        <w:t>Gênesis 15.7</w:t>
+      </w:r>
+    </w:p>
+    <w:p>
+      <w:pPr>
+        <w:pStyle w:val="ListBullet"/>
+        <w:spacing w:line="240" w:lineRule="auto"/>
+        <w:ind w:left="720"/>
+      </w:pPr>
+      <w:r>
+        <w:rPr>
+          <w:lang w:val="pt_PT" w:bidi="pt_PT"/>
+        </w:rPr>
+      </w:r>
+      <w:r>
+        <w:rPr>
+          <w:lang w:val="pt_PT" w:bidi="pt_PT"/>
+        </w:rPr>
+        <w:t>Hebreus 9.15</w:t>
+      </w:r>
+    </w:p>
+    <w:p>
+      <w:pPr>
+        <w:pStyle w:val="ListBullet"/>
+        <w:spacing w:line="240" w:lineRule="auto"/>
+        <w:ind w:left="720"/>
+      </w:pPr>
+      <w:r>
+        <w:rPr>
+          <w:lang w:val="pt_PT" w:bidi="pt_PT"/>
+        </w:rPr>
+      </w:r>
+      <w:r>
+        <w:rPr>
+          <w:lang w:val="pt_PT" w:bidi="pt_PT"/>
+        </w:rPr>
+        <w:t>Jeremias 2.7</w:t>
+      </w:r>
+    </w:p>
+    <w:p>
+      <w:pPr>
+        <w:pStyle w:val="ListBullet"/>
+        <w:spacing w:line="240" w:lineRule="auto"/>
+        <w:ind w:left="720"/>
+      </w:pPr>
+      <w:r>
+        <w:rPr>
+          <w:lang w:val="pt_PT" w:bidi="pt_PT"/>
+        </w:rPr>
+      </w:r>
+      <w:r>
+        <w:rPr>
+          <w:lang w:val="pt_PT" w:bidi="pt_PT"/>
+        </w:rPr>
+        <w:t>Lucas 15.11</w:t>
+      </w:r>
+    </w:p>
+    <w:p>
+      <w:pPr>
+        <w:pStyle w:val="ListBullet"/>
+        <w:spacing w:line="240" w:lineRule="auto"/>
+        <w:ind w:left="720"/>
+      </w:pPr>
+      <w:r>
+        <w:rPr>
+          <w:lang w:val="pt_PT" w:bidi="pt_PT"/>
+        </w:rPr>
+      </w:r>
+      <w:r>
+        <w:rPr>
+          <w:lang w:val="pt_PT" w:bidi="pt_PT"/>
+        </w:rPr>
+        <w:t>Mateus 19.29</w:t>
+      </w:r>
+    </w:p>
+    <w:p>
+      <w:pPr>
+        <w:pStyle w:val="ListBullet"/>
+        <w:spacing w:line="240" w:lineRule="auto"/>
+        <w:ind w:left="720"/>
+      </w:pPr>
+      <w:r>
+        <w:rPr>
+          <w:lang w:val="pt_PT" w:bidi="pt_PT"/>
+        </w:rPr>
+      </w:r>
+      <w:r>
+        <w:rPr>
+          <w:lang w:val="pt_PT" w:bidi="pt_PT"/>
+        </w:rPr>
+        <w:t>Salmos 79.1</w:t>
+      </w:r>
     </w:p>
     <w:p>
       <w:pPr>
@@ -5035,162 +4645,120 @@
           <w:lang w:val="pt_PT" w:bidi="pt_PT"/>
         </w:rPr>
       </w:r>
-      <w:hyperlink r:id="rId78">
-        <w:r>
-          <w:rPr>
-            <w:lang w:val="pt_PT" w:bidi="pt_PT"/>
-          </w:rPr>
-          <w:rPr>
-            <w:color w:val="0000EE"/>
-            <w:u w:val="single"/>
-          </w:rPr>
-          <w:t>Gálatas 4.1–2</w:t>
-        </w:r>
-      </w:hyperlink>
-    </w:p>
-    <w:p>
-      <w:pPr>
-        <w:pStyle w:val="ListBullet"/>
-        <w:spacing w:line="240" w:lineRule="auto"/>
-        <w:ind w:left="720"/>
-      </w:pPr>
-      <w:r>
-        <w:rPr>
-          <w:lang w:val="pt_PT" w:bidi="pt_PT"/>
-        </w:rPr>
-      </w:r>
-      <w:hyperlink r:id="rId79">
-        <w:r>
-          <w:rPr>
-            <w:lang w:val="pt_PT" w:bidi="pt_PT"/>
-          </w:rPr>
-          <w:rPr>
-            <w:color w:val="0000EE"/>
-            <w:u w:val="single"/>
-          </w:rPr>
-          <w:t>Gálatas 4.7</w:t>
-        </w:r>
-      </w:hyperlink>
-    </w:p>
-    <w:p>
-      <w:pPr>
-        <w:pStyle w:val="ListBullet"/>
-        <w:spacing w:line="240" w:lineRule="auto"/>
-        <w:ind w:left="720"/>
-      </w:pPr>
-      <w:r>
-        <w:rPr>
-          <w:lang w:val="pt_PT" w:bidi="pt_PT"/>
-        </w:rPr>
-      </w:r>
-      <w:hyperlink r:id="rId80">
-        <w:r>
-          <w:rPr>
-            <w:lang w:val="pt_PT" w:bidi="pt_PT"/>
-          </w:rPr>
-          <w:rPr>
-            <w:color w:val="0000EE"/>
-            <w:u w:val="single"/>
-          </w:rPr>
-          <w:t>Gênesis 15.1</w:t>
-        </w:r>
-      </w:hyperlink>
-    </w:p>
-    <w:p>
-      <w:pPr>
-        <w:pStyle w:val="ListBullet"/>
-        <w:spacing w:line="240" w:lineRule="auto"/>
-        <w:ind w:left="720"/>
-      </w:pPr>
-      <w:r>
-        <w:rPr>
-          <w:lang w:val="pt_PT" w:bidi="pt_PT"/>
-        </w:rPr>
-      </w:r>
-      <w:hyperlink r:id="rId81">
-        <w:r>
-          <w:rPr>
-            <w:lang w:val="pt_PT" w:bidi="pt_PT"/>
-          </w:rPr>
-          <w:rPr>
-            <w:color w:val="0000EE"/>
-            <w:u w:val="single"/>
-          </w:rPr>
-          <w:t>Gênesis 21.10–11</w:t>
-        </w:r>
-      </w:hyperlink>
-    </w:p>
-    <w:p>
-      <w:pPr>
-        <w:pStyle w:val="ListBullet"/>
-        <w:spacing w:line="240" w:lineRule="auto"/>
-        <w:ind w:left="720"/>
-      </w:pPr>
-      <w:r>
-        <w:rPr>
-          <w:lang w:val="pt_PT" w:bidi="pt_PT"/>
-        </w:rPr>
-      </w:r>
-      <w:hyperlink r:id="rId82">
-        <w:r>
-          <w:rPr>
-            <w:lang w:val="pt_PT" w:bidi="pt_PT"/>
-          </w:rPr>
-          <w:rPr>
-            <w:color w:val="0000EE"/>
-            <w:u w:val="single"/>
-          </w:rPr>
-          <w:t>Lucas 20.14</w:t>
-        </w:r>
-      </w:hyperlink>
-    </w:p>
-    <w:p>
-      <w:pPr>
-        <w:pStyle w:val="ListBullet"/>
-        <w:spacing w:line="240" w:lineRule="auto"/>
-        <w:ind w:left="720"/>
-      </w:pPr>
-      <w:r>
-        <w:rPr>
-          <w:lang w:val="pt_PT" w:bidi="pt_PT"/>
-        </w:rPr>
-      </w:r>
-      <w:hyperlink r:id="rId83">
-        <w:r>
-          <w:rPr>
-            <w:lang w:val="pt_PT" w:bidi="pt_PT"/>
-          </w:rPr>
-          <w:rPr>
-            <w:color w:val="0000EE"/>
-            <w:u w:val="single"/>
-          </w:rPr>
-          <w:t>Marcos 12.7</w:t>
-        </w:r>
-      </w:hyperlink>
-    </w:p>
-    <w:p>
-      <w:pPr>
-        <w:pStyle w:val="ListBullet"/>
-        <w:spacing w:line="240" w:lineRule="auto"/>
-        <w:ind w:left="720"/>
-      </w:pPr>
-      <w:r>
-        <w:rPr>
-          <w:lang w:val="pt_PT" w:bidi="pt_PT"/>
-        </w:rPr>
-      </w:r>
-      <w:hyperlink r:id="rId84">
-        <w:r>
-          <w:rPr>
-            <w:lang w:val="pt_PT" w:bidi="pt_PT"/>
-          </w:rPr>
-          <w:rPr>
-            <w:color w:val="0000EE"/>
-            <w:u w:val="single"/>
-          </w:rPr>
-          <w:t>Mateus 21.38–39</w:t>
-        </w:r>
-      </w:hyperlink>
+      <w:r>
+        <w:rPr>
+          <w:lang w:val="pt_PT" w:bidi="pt_PT"/>
+        </w:rPr>
+        <w:t>Gálatas 4.1–2</w:t>
+      </w:r>
+    </w:p>
+    <w:p>
+      <w:pPr>
+        <w:pStyle w:val="ListBullet"/>
+        <w:spacing w:line="240" w:lineRule="auto"/>
+        <w:ind w:left="720"/>
+      </w:pPr>
+      <w:r>
+        <w:rPr>
+          <w:lang w:val="pt_PT" w:bidi="pt_PT"/>
+        </w:rPr>
+      </w:r>
+      <w:r>
+        <w:rPr>
+          <w:lang w:val="pt_PT" w:bidi="pt_PT"/>
+        </w:rPr>
+        <w:t>Gálatas 4.7</w:t>
+      </w:r>
+    </w:p>
+    <w:p>
+      <w:pPr>
+        <w:pStyle w:val="ListBullet"/>
+        <w:spacing w:line="240" w:lineRule="auto"/>
+        <w:ind w:left="720"/>
+      </w:pPr>
+      <w:r>
+        <w:rPr>
+          <w:lang w:val="pt_PT" w:bidi="pt_PT"/>
+        </w:rPr>
+      </w:r>
+      <w:r>
+        <w:rPr>
+          <w:lang w:val="pt_PT" w:bidi="pt_PT"/>
+        </w:rPr>
+        <w:t>Gênesis 15.1</w:t>
+      </w:r>
+    </w:p>
+    <w:p>
+      <w:pPr>
+        <w:pStyle w:val="ListBullet"/>
+        <w:spacing w:line="240" w:lineRule="auto"/>
+        <w:ind w:left="720"/>
+      </w:pPr>
+      <w:r>
+        <w:rPr>
+          <w:lang w:val="pt_PT" w:bidi="pt_PT"/>
+        </w:rPr>
+      </w:r>
+      <w:r>
+        <w:rPr>
+          <w:lang w:val="pt_PT" w:bidi="pt_PT"/>
+        </w:rPr>
+        <w:t>Gênesis 21.10–11</w:t>
+      </w:r>
+    </w:p>
+    <w:p>
+      <w:pPr>
+        <w:pStyle w:val="ListBullet"/>
+        <w:spacing w:line="240" w:lineRule="auto"/>
+        <w:ind w:left="720"/>
+      </w:pPr>
+      <w:r>
+        <w:rPr>
+          <w:lang w:val="pt_PT" w:bidi="pt_PT"/>
+        </w:rPr>
+      </w:r>
+      <w:r>
+        <w:rPr>
+          <w:lang w:val="pt_PT" w:bidi="pt_PT"/>
+        </w:rPr>
+        <w:t>Lucas 20.14</w:t>
+      </w:r>
+    </w:p>
+    <w:p>
+      <w:pPr>
+        <w:pStyle w:val="ListBullet"/>
+        <w:spacing w:line="240" w:lineRule="auto"/>
+        <w:ind w:left="720"/>
+      </w:pPr>
+      <w:r>
+        <w:rPr>
+          <w:lang w:val="pt_PT" w:bidi="pt_PT"/>
+        </w:rPr>
+      </w:r>
+      <w:r>
+        <w:rPr>
+          <w:lang w:val="pt_PT" w:bidi="pt_PT"/>
+        </w:rPr>
+        <w:t>Marcos 12.7</w:t>
+      </w:r>
+    </w:p>
+    <w:p>
+      <w:pPr>
+        <w:pStyle w:val="ListBullet"/>
+        <w:spacing w:line="240" w:lineRule="auto"/>
+        <w:ind w:left="720"/>
+      </w:pPr>
+      <w:r>
+        <w:rPr>
+          <w:lang w:val="pt_PT" w:bidi="pt_PT"/>
+        </w:rPr>
+      </w:r>
+      <w:r>
+        <w:rPr>
+          <w:lang w:val="pt_PT" w:bidi="pt_PT"/>
+        </w:rPr>
+        <w:t>Mateus 21.38–39</w:t>
+      </w:r>
     </w:p>
     <w:p>
       <w:pPr>
@@ -5480,162 +5048,120 @@
           <w:lang w:val="pt_PT" w:bidi="pt_PT"/>
         </w:rPr>
       </w:r>
-      <w:hyperlink r:id="rId85">
-        <w:r>
-          <w:rPr>
-            <w:lang w:val="pt_PT" w:bidi="pt_PT"/>
-          </w:rPr>
-          <w:rPr>
-            <w:color w:val="0000EE"/>
-            <w:u w:val="single"/>
-          </w:rPr>
-          <w:t>Lucas 3.1–2</w:t>
-        </w:r>
-      </w:hyperlink>
-    </w:p>
-    <w:p>
-      <w:pPr>
-        <w:pStyle w:val="ListBullet"/>
-        <w:spacing w:line="240" w:lineRule="auto"/>
-        <w:ind w:left="720"/>
-      </w:pPr>
-      <w:r>
-        <w:rPr>
-          <w:lang w:val="pt_PT" w:bidi="pt_PT"/>
-        </w:rPr>
-      </w:r>
-      <w:hyperlink r:id="rId86">
-        <w:r>
-          <w:rPr>
-            <w:lang w:val="pt_PT" w:bidi="pt_PT"/>
-          </w:rPr>
-          <w:rPr>
-            <w:color w:val="0000EE"/>
-            <w:u w:val="single"/>
-          </w:rPr>
-          <w:t>Lucas 3.20</w:t>
-        </w:r>
-      </w:hyperlink>
-    </w:p>
-    <w:p>
-      <w:pPr>
-        <w:pStyle w:val="ListBullet"/>
-        <w:spacing w:line="240" w:lineRule="auto"/>
-        <w:ind w:left="720"/>
-      </w:pPr>
-      <w:r>
-        <w:rPr>
-          <w:lang w:val="pt_PT" w:bidi="pt_PT"/>
-        </w:rPr>
-      </w:r>
-      <w:hyperlink r:id="rId87">
-        <w:r>
-          <w:rPr>
-            <w:lang w:val="pt_PT" w:bidi="pt_PT"/>
-          </w:rPr>
-          <w:rPr>
-            <w:color w:val="0000EE"/>
-            <w:u w:val="single"/>
-          </w:rPr>
-          <w:t>Lucas 9.9</w:t>
-        </w:r>
-      </w:hyperlink>
-    </w:p>
-    <w:p>
-      <w:pPr>
-        <w:pStyle w:val="ListBullet"/>
-        <w:spacing w:line="240" w:lineRule="auto"/>
-        <w:ind w:left="720"/>
-      </w:pPr>
-      <w:r>
-        <w:rPr>
-          <w:lang w:val="pt_PT" w:bidi="pt_PT"/>
-        </w:rPr>
-      </w:r>
-      <w:hyperlink r:id="rId88">
-        <w:r>
-          <w:rPr>
-            <w:lang w:val="pt_PT" w:bidi="pt_PT"/>
-          </w:rPr>
-          <w:rPr>
-            <w:color w:val="0000EE"/>
-            <w:u w:val="single"/>
-          </w:rPr>
-          <w:t>Lucas 13.32</w:t>
-        </w:r>
-      </w:hyperlink>
-    </w:p>
-    <w:p>
-      <w:pPr>
-        <w:pStyle w:val="ListBullet"/>
-        <w:spacing w:line="240" w:lineRule="auto"/>
-        <w:ind w:left="720"/>
-      </w:pPr>
-      <w:r>
-        <w:rPr>
-          <w:lang w:val="pt_PT" w:bidi="pt_PT"/>
-        </w:rPr>
-      </w:r>
-      <w:hyperlink r:id="rId89">
-        <w:r>
-          <w:rPr>
-            <w:lang w:val="pt_PT" w:bidi="pt_PT"/>
-          </w:rPr>
-          <w:rPr>
-            <w:color w:val="0000EE"/>
-            <w:u w:val="single"/>
-          </w:rPr>
-          <w:t>Lucas 23.9</w:t>
-        </w:r>
-      </w:hyperlink>
-    </w:p>
-    <w:p>
-      <w:pPr>
-        <w:pStyle w:val="ListBullet"/>
-        <w:spacing w:line="240" w:lineRule="auto"/>
-        <w:ind w:left="720"/>
-      </w:pPr>
-      <w:r>
-        <w:rPr>
-          <w:lang w:val="pt_PT" w:bidi="pt_PT"/>
-        </w:rPr>
-      </w:r>
-      <w:hyperlink r:id="rId90">
-        <w:r>
-          <w:rPr>
-            <w:lang w:val="pt_PT" w:bidi="pt_PT"/>
-          </w:rPr>
-          <w:rPr>
-            <w:color w:val="0000EE"/>
-            <w:u w:val="single"/>
-          </w:rPr>
-          <w:t>Marcos 6.20</w:t>
-        </w:r>
-      </w:hyperlink>
-    </w:p>
-    <w:p>
-      <w:pPr>
-        <w:pStyle w:val="ListBullet"/>
-        <w:spacing w:line="240" w:lineRule="auto"/>
-        <w:ind w:left="720"/>
-      </w:pPr>
-      <w:r>
-        <w:rPr>
-          <w:lang w:val="pt_PT" w:bidi="pt_PT"/>
-        </w:rPr>
-      </w:r>
-      <w:hyperlink r:id="rId91">
-        <w:r>
-          <w:rPr>
-            <w:lang w:val="pt_PT" w:bidi="pt_PT"/>
-          </w:rPr>
-          <w:rPr>
-            <w:color w:val="0000EE"/>
-            <w:u w:val="single"/>
-          </w:rPr>
-          <w:t>Mateus 14.2</w:t>
-        </w:r>
-      </w:hyperlink>
+      <w:r>
+        <w:rPr>
+          <w:lang w:val="pt_PT" w:bidi="pt_PT"/>
+        </w:rPr>
+        <w:t>Lucas 3.1–2</w:t>
+      </w:r>
+    </w:p>
+    <w:p>
+      <w:pPr>
+        <w:pStyle w:val="ListBullet"/>
+        <w:spacing w:line="240" w:lineRule="auto"/>
+        <w:ind w:left="720"/>
+      </w:pPr>
+      <w:r>
+        <w:rPr>
+          <w:lang w:val="pt_PT" w:bidi="pt_PT"/>
+        </w:rPr>
+      </w:r>
+      <w:r>
+        <w:rPr>
+          <w:lang w:val="pt_PT" w:bidi="pt_PT"/>
+        </w:rPr>
+        <w:t>Lucas 3.20</w:t>
+      </w:r>
+    </w:p>
+    <w:p>
+      <w:pPr>
+        <w:pStyle w:val="ListBullet"/>
+        <w:spacing w:line="240" w:lineRule="auto"/>
+        <w:ind w:left="720"/>
+      </w:pPr>
+      <w:r>
+        <w:rPr>
+          <w:lang w:val="pt_PT" w:bidi="pt_PT"/>
+        </w:rPr>
+      </w:r>
+      <w:r>
+        <w:rPr>
+          <w:lang w:val="pt_PT" w:bidi="pt_PT"/>
+        </w:rPr>
+        <w:t>Lucas 9.9</w:t>
+      </w:r>
+    </w:p>
+    <w:p>
+      <w:pPr>
+        <w:pStyle w:val="ListBullet"/>
+        <w:spacing w:line="240" w:lineRule="auto"/>
+        <w:ind w:left="720"/>
+      </w:pPr>
+      <w:r>
+        <w:rPr>
+          <w:lang w:val="pt_PT" w:bidi="pt_PT"/>
+        </w:rPr>
+      </w:r>
+      <w:r>
+        <w:rPr>
+          <w:lang w:val="pt_PT" w:bidi="pt_PT"/>
+        </w:rPr>
+        <w:t>Lucas 13.32</w:t>
+      </w:r>
+    </w:p>
+    <w:p>
+      <w:pPr>
+        <w:pStyle w:val="ListBullet"/>
+        <w:spacing w:line="240" w:lineRule="auto"/>
+        <w:ind w:left="720"/>
+      </w:pPr>
+      <w:r>
+        <w:rPr>
+          <w:lang w:val="pt_PT" w:bidi="pt_PT"/>
+        </w:rPr>
+      </w:r>
+      <w:r>
+        <w:rPr>
+          <w:lang w:val="pt_PT" w:bidi="pt_PT"/>
+        </w:rPr>
+        <w:t>Lucas 23.9</w:t>
+      </w:r>
+    </w:p>
+    <w:p>
+      <w:pPr>
+        <w:pStyle w:val="ListBullet"/>
+        <w:spacing w:line="240" w:lineRule="auto"/>
+        <w:ind w:left="720"/>
+      </w:pPr>
+      <w:r>
+        <w:rPr>
+          <w:lang w:val="pt_PT" w:bidi="pt_PT"/>
+        </w:rPr>
+      </w:r>
+      <w:r>
+        <w:rPr>
+          <w:lang w:val="pt_PT" w:bidi="pt_PT"/>
+        </w:rPr>
+        <w:t>Marcos 6.20</w:t>
+      </w:r>
+    </w:p>
+    <w:p>
+      <w:pPr>
+        <w:pStyle w:val="ListBullet"/>
+        <w:spacing w:line="240" w:lineRule="auto"/>
+        <w:ind w:left="720"/>
+      </w:pPr>
+      <w:r>
+        <w:rPr>
+          <w:lang w:val="pt_PT" w:bidi="pt_PT"/>
+        </w:rPr>
+      </w:r>
+      <w:r>
+        <w:rPr>
+          <w:lang w:val="pt_PT" w:bidi="pt_PT"/>
+        </w:rPr>
+        <w:t>Mateus 14.2</w:t>
+      </w:r>
     </w:p>
     <w:p>
       <w:pPr>
@@ -5913,114 +5439,84 @@
           <w:lang w:val="pt_PT" w:bidi="pt_PT"/>
         </w:rPr>
       </w:r>
-      <w:hyperlink r:id="rId92">
-        <w:r>
-          <w:rPr>
-            <w:lang w:val="pt_PT" w:bidi="pt_PT"/>
-          </w:rPr>
-          <w:rPr>
-            <w:color w:val="0000EE"/>
-            <w:u w:val="single"/>
-          </w:rPr>
-          <w:t>Mateus 2.3</w:t>
-        </w:r>
-      </w:hyperlink>
-    </w:p>
-    <w:p>
-      <w:pPr>
-        <w:pStyle w:val="ListBullet"/>
-        <w:spacing w:line="240" w:lineRule="auto"/>
-        <w:ind w:left="720"/>
-      </w:pPr>
-      <w:r>
-        <w:rPr>
-          <w:lang w:val="pt_PT" w:bidi="pt_PT"/>
-        </w:rPr>
-      </w:r>
-      <w:hyperlink r:id="rId93">
-        <w:r>
-          <w:rPr>
-            <w:lang w:val="pt_PT" w:bidi="pt_PT"/>
-          </w:rPr>
-          <w:rPr>
-            <w:color w:val="0000EE"/>
-            <w:u w:val="single"/>
-          </w:rPr>
-          <w:t>Mateus 2.12</w:t>
-        </w:r>
-      </w:hyperlink>
-    </w:p>
-    <w:p>
-      <w:pPr>
-        <w:pStyle w:val="ListBullet"/>
-        <w:spacing w:line="240" w:lineRule="auto"/>
-        <w:ind w:left="720"/>
-      </w:pPr>
-      <w:r>
-        <w:rPr>
-          <w:lang w:val="pt_PT" w:bidi="pt_PT"/>
-        </w:rPr>
-      </w:r>
-      <w:hyperlink r:id="rId94">
-        <w:r>
-          <w:rPr>
-            <w:lang w:val="pt_PT" w:bidi="pt_PT"/>
-          </w:rPr>
-          <w:rPr>
-            <w:color w:val="0000EE"/>
-            <w:u w:val="single"/>
-          </w:rPr>
-          <w:t>Mateus 2.16</w:t>
-        </w:r>
-      </w:hyperlink>
-    </w:p>
-    <w:p>
-      <w:pPr>
-        <w:pStyle w:val="ListBullet"/>
-        <w:spacing w:line="240" w:lineRule="auto"/>
-        <w:ind w:left="720"/>
-      </w:pPr>
-      <w:r>
-        <w:rPr>
-          <w:lang w:val="pt_PT" w:bidi="pt_PT"/>
-        </w:rPr>
-      </w:r>
-      <w:hyperlink r:id="rId95">
-        <w:r>
-          <w:rPr>
-            <w:lang w:val="pt_PT" w:bidi="pt_PT"/>
-          </w:rPr>
-          <w:rPr>
-            <w:color w:val="0000EE"/>
-            <w:u w:val="single"/>
-          </w:rPr>
-          <w:t>Mateus 2.20</w:t>
-        </w:r>
-      </w:hyperlink>
-    </w:p>
-    <w:p>
-      <w:pPr>
-        <w:pStyle w:val="ListBullet"/>
-        <w:spacing w:line="240" w:lineRule="auto"/>
-        <w:ind w:left="720"/>
-      </w:pPr>
-      <w:r>
-        <w:rPr>
-          <w:lang w:val="pt_PT" w:bidi="pt_PT"/>
-        </w:rPr>
-      </w:r>
-      <w:hyperlink r:id="rId96">
-        <w:r>
-          <w:rPr>
-            <w:lang w:val="pt_PT" w:bidi="pt_PT"/>
-          </w:rPr>
-          <w:rPr>
-            <w:color w:val="0000EE"/>
-            <w:u w:val="single"/>
-          </w:rPr>
-          <w:t>Mateus 2.22</w:t>
-        </w:r>
-      </w:hyperlink>
+      <w:r>
+        <w:rPr>
+          <w:lang w:val="pt_PT" w:bidi="pt_PT"/>
+        </w:rPr>
+        <w:t>Mateus 2.3</w:t>
+      </w:r>
+    </w:p>
+    <w:p>
+      <w:pPr>
+        <w:pStyle w:val="ListBullet"/>
+        <w:spacing w:line="240" w:lineRule="auto"/>
+        <w:ind w:left="720"/>
+      </w:pPr>
+      <w:r>
+        <w:rPr>
+          <w:lang w:val="pt_PT" w:bidi="pt_PT"/>
+        </w:rPr>
+      </w:r>
+      <w:r>
+        <w:rPr>
+          <w:lang w:val="pt_PT" w:bidi="pt_PT"/>
+        </w:rPr>
+        <w:t>Mateus 2.12</w:t>
+      </w:r>
+    </w:p>
+    <w:p>
+      <w:pPr>
+        <w:pStyle w:val="ListBullet"/>
+        <w:spacing w:line="240" w:lineRule="auto"/>
+        <w:ind w:left="720"/>
+      </w:pPr>
+      <w:r>
+        <w:rPr>
+          <w:lang w:val="pt_PT" w:bidi="pt_PT"/>
+        </w:rPr>
+      </w:r>
+      <w:r>
+        <w:rPr>
+          <w:lang w:val="pt_PT" w:bidi="pt_PT"/>
+        </w:rPr>
+        <w:t>Mateus 2.16</w:t>
+      </w:r>
+    </w:p>
+    <w:p>
+      <w:pPr>
+        <w:pStyle w:val="ListBullet"/>
+        <w:spacing w:line="240" w:lineRule="auto"/>
+        <w:ind w:left="720"/>
+      </w:pPr>
+      <w:r>
+        <w:rPr>
+          <w:lang w:val="pt_PT" w:bidi="pt_PT"/>
+        </w:rPr>
+      </w:r>
+      <w:r>
+        <w:rPr>
+          <w:lang w:val="pt_PT" w:bidi="pt_PT"/>
+        </w:rPr>
+        <w:t>Mateus 2.20</w:t>
+      </w:r>
+    </w:p>
+    <w:p>
+      <w:pPr>
+        <w:pStyle w:val="ListBullet"/>
+        <w:spacing w:line="240" w:lineRule="auto"/>
+        <w:ind w:left="720"/>
+      </w:pPr>
+      <w:r>
+        <w:rPr>
+          <w:lang w:val="pt_PT" w:bidi="pt_PT"/>
+        </w:rPr>
+      </w:r>
+      <w:r>
+        <w:rPr>
+          <w:lang w:val="pt_PT" w:bidi="pt_PT"/>
+        </w:rPr>
+        <w:t>Mateus 2.22</w:t>
+      </w:r>
     </w:p>
     <w:p>
       <w:pPr>
@@ -6220,90 +5716,66 @@
           <w:lang w:val="pt_PT" w:bidi="pt_PT"/>
         </w:rPr>
       </w:r>
-      <w:hyperlink r:id="rId97">
-        <w:r>
-          <w:rPr>
-            <w:lang w:val="pt_PT" w:bidi="pt_PT"/>
-          </w:rPr>
-          <w:rPr>
-            <w:color w:val="0000EE"/>
-            <w:u w:val="single"/>
-          </w:rPr>
-          <w:t>Lucas 3.19</w:t>
-        </w:r>
-      </w:hyperlink>
-    </w:p>
-    <w:p>
-      <w:pPr>
-        <w:pStyle w:val="ListBullet"/>
-        <w:spacing w:line="240" w:lineRule="auto"/>
-        <w:ind w:left="720"/>
-      </w:pPr>
-      <w:r>
-        <w:rPr>
-          <w:lang w:val="pt_PT" w:bidi="pt_PT"/>
-        </w:rPr>
-      </w:r>
-      <w:hyperlink r:id="rId98">
-        <w:r>
-          <w:rPr>
-            <w:lang w:val="pt_PT" w:bidi="pt_PT"/>
-          </w:rPr>
-          <w:rPr>
-            <w:color w:val="0000EE"/>
-            <w:u w:val="single"/>
-          </w:rPr>
-          <w:t>Marcos 6.17</w:t>
-        </w:r>
-      </w:hyperlink>
-    </w:p>
-    <w:p>
-      <w:pPr>
-        <w:pStyle w:val="ListBullet"/>
-        <w:spacing w:line="240" w:lineRule="auto"/>
-        <w:ind w:left="720"/>
-      </w:pPr>
-      <w:r>
-        <w:rPr>
-          <w:lang w:val="pt_PT" w:bidi="pt_PT"/>
-        </w:rPr>
-      </w:r>
-      <w:hyperlink r:id="rId99">
-        <w:r>
-          <w:rPr>
-            <w:lang w:val="pt_PT" w:bidi="pt_PT"/>
-          </w:rPr>
-          <w:rPr>
-            <w:color w:val="0000EE"/>
-            <w:u w:val="single"/>
-          </w:rPr>
-          <w:t>Marcos 6.22</w:t>
-        </w:r>
-      </w:hyperlink>
-    </w:p>
-    <w:p>
-      <w:pPr>
-        <w:pStyle w:val="ListBullet"/>
-        <w:spacing w:line="240" w:lineRule="auto"/>
-        <w:ind w:left="720"/>
-      </w:pPr>
-      <w:r>
-        <w:rPr>
-          <w:lang w:val="pt_PT" w:bidi="pt_PT"/>
-        </w:rPr>
-      </w:r>
-      <w:hyperlink r:id="rId100">
-        <w:r>
-          <w:rPr>
-            <w:lang w:val="pt_PT" w:bidi="pt_PT"/>
-          </w:rPr>
-          <w:rPr>
-            <w:color w:val="0000EE"/>
-            <w:u w:val="single"/>
-          </w:rPr>
-          <w:t>Mateus 14.4</w:t>
-        </w:r>
-      </w:hyperlink>
+      <w:r>
+        <w:rPr>
+          <w:lang w:val="pt_PT" w:bidi="pt_PT"/>
+        </w:rPr>
+        <w:t>Lucas 3.19</w:t>
+      </w:r>
+    </w:p>
+    <w:p>
+      <w:pPr>
+        <w:pStyle w:val="ListBullet"/>
+        <w:spacing w:line="240" w:lineRule="auto"/>
+        <w:ind w:left="720"/>
+      </w:pPr>
+      <w:r>
+        <w:rPr>
+          <w:lang w:val="pt_PT" w:bidi="pt_PT"/>
+        </w:rPr>
+      </w:r>
+      <w:r>
+        <w:rPr>
+          <w:lang w:val="pt_PT" w:bidi="pt_PT"/>
+        </w:rPr>
+        <w:t>Marcos 6.17</w:t>
+      </w:r>
+    </w:p>
+    <w:p>
+      <w:pPr>
+        <w:pStyle w:val="ListBullet"/>
+        <w:spacing w:line="240" w:lineRule="auto"/>
+        <w:ind w:left="720"/>
+      </w:pPr>
+      <w:r>
+        <w:rPr>
+          <w:lang w:val="pt_PT" w:bidi="pt_PT"/>
+        </w:rPr>
+      </w:r>
+      <w:r>
+        <w:rPr>
+          <w:lang w:val="pt_PT" w:bidi="pt_PT"/>
+        </w:rPr>
+        <w:t>Marcos 6.22</w:t>
+      </w:r>
+    </w:p>
+    <w:p>
+      <w:pPr>
+        <w:pStyle w:val="ListBullet"/>
+        <w:spacing w:line="240" w:lineRule="auto"/>
+        <w:ind w:left="720"/>
+      </w:pPr>
+      <w:r>
+        <w:rPr>
+          <w:lang w:val="pt_PT" w:bidi="pt_PT"/>
+        </w:rPr>
+      </w:r>
+      <w:r>
+        <w:rPr>
+          <w:lang w:val="pt_PT" w:bidi="pt_PT"/>
+        </w:rPr>
+        <w:t>Mateus 14.4</w:t>
+      </w:r>
     </w:p>
     <w:p>
       <w:pPr>
@@ -6696,114 +6168,84 @@
           <w:lang w:val="pt_PT" w:bidi="pt_PT"/>
         </w:rPr>
       </w:r>
-      <w:hyperlink r:id="rId101">
-        <w:r>
-          <w:rPr>
-            <w:lang w:val="pt_PT" w:bidi="pt_PT"/>
-          </w:rPr>
-          <w:rPr>
-            <w:color w:val="0000EE"/>
-            <w:u w:val="single"/>
-          </w:rPr>
-          <w:t>2 Crônicas 8.7–8</w:t>
-        </w:r>
-      </w:hyperlink>
-    </w:p>
-    <w:p>
-      <w:pPr>
-        <w:pStyle w:val="ListBullet"/>
-        <w:spacing w:line="240" w:lineRule="auto"/>
-        <w:ind w:left="720"/>
-      </w:pPr>
-      <w:r>
-        <w:rPr>
-          <w:lang w:val="pt_PT" w:bidi="pt_PT"/>
-        </w:rPr>
-      </w:r>
-      <w:hyperlink r:id="rId102">
-        <w:r>
-          <w:rPr>
-            <w:lang w:val="pt_PT" w:bidi="pt_PT"/>
-          </w:rPr>
-          <w:rPr>
-            <w:color w:val="0000EE"/>
-            <w:u w:val="single"/>
-          </w:rPr>
-          <w:t>Êxodo 3.7–8</w:t>
-        </w:r>
-      </w:hyperlink>
-    </w:p>
-    <w:p>
-      <w:pPr>
-        <w:pStyle w:val="ListBullet"/>
-        <w:spacing w:line="240" w:lineRule="auto"/>
-        <w:ind w:left="720"/>
-      </w:pPr>
-      <w:r>
-        <w:rPr>
-          <w:lang w:val="pt_PT" w:bidi="pt_PT"/>
-        </w:rPr>
-      </w:r>
-      <w:hyperlink r:id="rId31">
-        <w:r>
-          <w:rPr>
-            <w:lang w:val="pt_PT" w:bidi="pt_PT"/>
-          </w:rPr>
-          <w:rPr>
-            <w:color w:val="0000EE"/>
-            <w:u w:val="single"/>
-          </w:rPr>
-          <w:t>Gênesis 34.2</w:t>
-        </w:r>
-      </w:hyperlink>
-    </w:p>
-    <w:p>
-      <w:pPr>
-        <w:pStyle w:val="ListBullet"/>
-        <w:spacing w:line="240" w:lineRule="auto"/>
-        <w:ind w:left="720"/>
-      </w:pPr>
-      <w:r>
-        <w:rPr>
-          <w:lang w:val="pt_PT" w:bidi="pt_PT"/>
-        </w:rPr>
-      </w:r>
-      <w:hyperlink r:id="rId103">
-        <w:r>
-          <w:rPr>
-            <w:lang w:val="pt_PT" w:bidi="pt_PT"/>
-          </w:rPr>
-          <w:rPr>
-            <w:color w:val="0000EE"/>
-            <w:u w:val="single"/>
-          </w:rPr>
-          <w:t>Josué 9.1–2</w:t>
-        </w:r>
-      </w:hyperlink>
-    </w:p>
-    <w:p>
-      <w:pPr>
-        <w:pStyle w:val="ListBullet"/>
-        <w:spacing w:line="240" w:lineRule="auto"/>
-        <w:ind w:left="720"/>
-      </w:pPr>
-      <w:r>
-        <w:rPr>
-          <w:lang w:val="pt_PT" w:bidi="pt_PT"/>
-        </w:rPr>
-      </w:r>
-      <w:hyperlink r:id="rId104">
-        <w:r>
-          <w:rPr>
-            <w:lang w:val="pt_PT" w:bidi="pt_PT"/>
-          </w:rPr>
-          <w:rPr>
-            <w:color w:val="0000EE"/>
-            <w:u w:val="single"/>
-          </w:rPr>
-          <w:t>Juízes 3.1–3</w:t>
-        </w:r>
-      </w:hyperlink>
+      <w:r>
+        <w:rPr>
+          <w:lang w:val="pt_PT" w:bidi="pt_PT"/>
+        </w:rPr>
+        <w:t>2 Crônicas 8.7–8</w:t>
+      </w:r>
+    </w:p>
+    <w:p>
+      <w:pPr>
+        <w:pStyle w:val="ListBullet"/>
+        <w:spacing w:line="240" w:lineRule="auto"/>
+        <w:ind w:left="720"/>
+      </w:pPr>
+      <w:r>
+        <w:rPr>
+          <w:lang w:val="pt_PT" w:bidi="pt_PT"/>
+        </w:rPr>
+      </w:r>
+      <w:r>
+        <w:rPr>
+          <w:lang w:val="pt_PT" w:bidi="pt_PT"/>
+        </w:rPr>
+        <w:t>Êxodo 3.7–8</w:t>
+      </w:r>
+    </w:p>
+    <w:p>
+      <w:pPr>
+        <w:pStyle w:val="ListBullet"/>
+        <w:spacing w:line="240" w:lineRule="auto"/>
+        <w:ind w:left="720"/>
+      </w:pPr>
+      <w:r>
+        <w:rPr>
+          <w:lang w:val="pt_PT" w:bidi="pt_PT"/>
+        </w:rPr>
+      </w:r>
+      <w:r>
+        <w:rPr>
+          <w:lang w:val="pt_PT" w:bidi="pt_PT"/>
+        </w:rPr>
+        <w:t>Gênesis 34.2</w:t>
+      </w:r>
+    </w:p>
+    <w:p>
+      <w:pPr>
+        <w:pStyle w:val="ListBullet"/>
+        <w:spacing w:line="240" w:lineRule="auto"/>
+        <w:ind w:left="720"/>
+      </w:pPr>
+      <w:r>
+        <w:rPr>
+          <w:lang w:val="pt_PT" w:bidi="pt_PT"/>
+        </w:rPr>
+      </w:r>
+      <w:r>
+        <w:rPr>
+          <w:lang w:val="pt_PT" w:bidi="pt_PT"/>
+        </w:rPr>
+        <w:t>Josué 9.1–2</w:t>
+      </w:r>
+    </w:p>
+    <w:p>
+      <w:pPr>
+        <w:pStyle w:val="ListBullet"/>
+        <w:spacing w:line="240" w:lineRule="auto"/>
+        <w:ind w:left="720"/>
+      </w:pPr>
+      <w:r>
+        <w:rPr>
+          <w:lang w:val="pt_PT" w:bidi="pt_PT"/>
+        </w:rPr>
+      </w:r>
+      <w:r>
+        <w:rPr>
+          <w:lang w:val="pt_PT" w:bidi="pt_PT"/>
+        </w:rPr>
+        <w:t>Juízes 3.1–3</w:t>
+      </w:r>
     </w:p>
     <w:p>
       <w:pPr>
@@ -7093,18 +6535,12 @@
           <w:lang w:val="pt_PT" w:bidi="pt_PT"/>
         </w:rPr>
       </w:r>
-      <w:hyperlink r:id="rId105">
-        <w:r>
-          <w:rPr>
-            <w:lang w:val="pt_PT" w:bidi="pt_PT"/>
-          </w:rPr>
-          <w:rPr>
-            <w:color w:val="0000EE"/>
-            <w:u w:val="single"/>
-          </w:rPr>
-          <w:t>2 Reis 18.18</w:t>
-        </w:r>
-      </w:hyperlink>
+      <w:r>
+        <w:rPr>
+          <w:lang w:val="pt_PT" w:bidi="pt_PT"/>
+        </w:rPr>
+        <w:t>2 Reis 18.18</w:t>
+      </w:r>
     </w:p>
     <w:p>
       <w:pPr>
@@ -7353,162 +6789,120 @@
           <w:lang w:val="pt_PT" w:bidi="pt_PT"/>
         </w:rPr>
       </w:r>
-      <w:hyperlink r:id="rId106">
-        <w:r>
-          <w:rPr>
-            <w:lang w:val="pt_PT" w:bidi="pt_PT"/>
-          </w:rPr>
-          <w:rPr>
-            <w:color w:val="0000EE"/>
-            <w:u w:val="single"/>
-          </w:rPr>
-          <w:t>Gálatas 2.13</w:t>
-        </w:r>
-      </w:hyperlink>
-    </w:p>
-    <w:p>
-      <w:pPr>
-        <w:pStyle w:val="ListBullet"/>
-        <w:spacing w:line="240" w:lineRule="auto"/>
-        <w:ind w:left="720"/>
-      </w:pPr>
-      <w:r>
-        <w:rPr>
-          <w:lang w:val="pt_PT" w:bidi="pt_PT"/>
-        </w:rPr>
-      </w:r>
-      <w:hyperlink r:id="rId107">
-        <w:r>
-          <w:rPr>
-            <w:lang w:val="pt_PT" w:bidi="pt_PT"/>
-          </w:rPr>
-          <w:rPr>
-            <w:color w:val="0000EE"/>
-            <w:u w:val="single"/>
-          </w:rPr>
-          <w:t>Lucas 6.41–42</w:t>
-        </w:r>
-      </w:hyperlink>
-    </w:p>
-    <w:p>
-      <w:pPr>
-        <w:pStyle w:val="ListBullet"/>
-        <w:spacing w:line="240" w:lineRule="auto"/>
-        <w:ind w:left="720"/>
-      </w:pPr>
-      <w:r>
-        <w:rPr>
-          <w:lang w:val="pt_PT" w:bidi="pt_PT"/>
-        </w:rPr>
-      </w:r>
-      <w:hyperlink r:id="rId108">
-        <w:r>
-          <w:rPr>
-            <w:lang w:val="pt_PT" w:bidi="pt_PT"/>
-          </w:rPr>
-          <w:rPr>
-            <w:color w:val="0000EE"/>
-            <w:u w:val="single"/>
-          </w:rPr>
-          <w:t>Lucas 12.54–56</w:t>
-        </w:r>
-      </w:hyperlink>
-    </w:p>
-    <w:p>
-      <w:pPr>
-        <w:pStyle w:val="ListBullet"/>
-        <w:spacing w:line="240" w:lineRule="auto"/>
-        <w:ind w:left="720"/>
-      </w:pPr>
-      <w:r>
-        <w:rPr>
-          <w:lang w:val="pt_PT" w:bidi="pt_PT"/>
-        </w:rPr>
-      </w:r>
-      <w:hyperlink r:id="rId109">
-        <w:r>
-          <w:rPr>
-            <w:lang w:val="pt_PT" w:bidi="pt_PT"/>
-          </w:rPr>
-          <w:rPr>
-            <w:color w:val="0000EE"/>
-            <w:u w:val="single"/>
-          </w:rPr>
-          <w:t>Lucas 13.15</w:t>
-        </w:r>
-      </w:hyperlink>
-    </w:p>
-    <w:p>
-      <w:pPr>
-        <w:pStyle w:val="ListBullet"/>
-        <w:spacing w:line="240" w:lineRule="auto"/>
-        <w:ind w:left="720"/>
-      </w:pPr>
-      <w:r>
-        <w:rPr>
-          <w:lang w:val="pt_PT" w:bidi="pt_PT"/>
-        </w:rPr>
-      </w:r>
-      <w:hyperlink r:id="rId110">
-        <w:r>
-          <w:rPr>
-            <w:lang w:val="pt_PT" w:bidi="pt_PT"/>
-          </w:rPr>
-          <w:rPr>
-            <w:color w:val="0000EE"/>
-            <w:u w:val="single"/>
-          </w:rPr>
-          <w:t>Marcos 7.6–7</w:t>
-        </w:r>
-      </w:hyperlink>
-    </w:p>
-    <w:p>
-      <w:pPr>
-        <w:pStyle w:val="ListBullet"/>
-        <w:spacing w:line="240" w:lineRule="auto"/>
-        <w:ind w:left="720"/>
-      </w:pPr>
-      <w:r>
-        <w:rPr>
-          <w:lang w:val="pt_PT" w:bidi="pt_PT"/>
-        </w:rPr>
-      </w:r>
-      <w:hyperlink r:id="rId111">
-        <w:r>
-          <w:rPr>
-            <w:lang w:val="pt_PT" w:bidi="pt_PT"/>
-          </w:rPr>
-          <w:rPr>
-            <w:color w:val="0000EE"/>
-            <w:u w:val="single"/>
-          </w:rPr>
-          <w:t>Mateus 6.1–2</w:t>
-        </w:r>
-      </w:hyperlink>
-    </w:p>
-    <w:p>
-      <w:pPr>
-        <w:pStyle w:val="ListBullet"/>
-        <w:spacing w:line="240" w:lineRule="auto"/>
-        <w:ind w:left="720"/>
-      </w:pPr>
-      <w:r>
-        <w:rPr>
-          <w:lang w:val="pt_PT" w:bidi="pt_PT"/>
-        </w:rPr>
-      </w:r>
-      <w:hyperlink r:id="rId112">
-        <w:r>
-          <w:rPr>
-            <w:lang w:val="pt_PT" w:bidi="pt_PT"/>
-          </w:rPr>
-          <w:rPr>
-            <w:color w:val="0000EE"/>
-            <w:u w:val="single"/>
-          </w:rPr>
-          <w:t>Romanos 12.9</w:t>
-        </w:r>
-      </w:hyperlink>
+      <w:r>
+        <w:rPr>
+          <w:lang w:val="pt_PT" w:bidi="pt_PT"/>
+        </w:rPr>
+        <w:t>Gálatas 2.13</w:t>
+      </w:r>
+    </w:p>
+    <w:p>
+      <w:pPr>
+        <w:pStyle w:val="ListBullet"/>
+        <w:spacing w:line="240" w:lineRule="auto"/>
+        <w:ind w:left="720"/>
+      </w:pPr>
+      <w:r>
+        <w:rPr>
+          <w:lang w:val="pt_PT" w:bidi="pt_PT"/>
+        </w:rPr>
+      </w:r>
+      <w:r>
+        <w:rPr>
+          <w:lang w:val="pt_PT" w:bidi="pt_PT"/>
+        </w:rPr>
+        <w:t>Lucas 6.41–42</w:t>
+      </w:r>
+    </w:p>
+    <w:p>
+      <w:pPr>
+        <w:pStyle w:val="ListBullet"/>
+        <w:spacing w:line="240" w:lineRule="auto"/>
+        <w:ind w:left="720"/>
+      </w:pPr>
+      <w:r>
+        <w:rPr>
+          <w:lang w:val="pt_PT" w:bidi="pt_PT"/>
+        </w:rPr>
+      </w:r>
+      <w:r>
+        <w:rPr>
+          <w:lang w:val="pt_PT" w:bidi="pt_PT"/>
+        </w:rPr>
+        <w:t>Lucas 12.54–56</w:t>
+      </w:r>
+    </w:p>
+    <w:p>
+      <w:pPr>
+        <w:pStyle w:val="ListBullet"/>
+        <w:spacing w:line="240" w:lineRule="auto"/>
+        <w:ind w:left="720"/>
+      </w:pPr>
+      <w:r>
+        <w:rPr>
+          <w:lang w:val="pt_PT" w:bidi="pt_PT"/>
+        </w:rPr>
+      </w:r>
+      <w:r>
+        <w:rPr>
+          <w:lang w:val="pt_PT" w:bidi="pt_PT"/>
+        </w:rPr>
+        <w:t>Lucas 13.15</w:t>
+      </w:r>
+    </w:p>
+    <w:p>
+      <w:pPr>
+        <w:pStyle w:val="ListBullet"/>
+        <w:spacing w:line="240" w:lineRule="auto"/>
+        <w:ind w:left="720"/>
+      </w:pPr>
+      <w:r>
+        <w:rPr>
+          <w:lang w:val="pt_PT" w:bidi="pt_PT"/>
+        </w:rPr>
+      </w:r>
+      <w:r>
+        <w:rPr>
+          <w:lang w:val="pt_PT" w:bidi="pt_PT"/>
+        </w:rPr>
+        <w:t>Marcos 7.6–7</w:t>
+      </w:r>
+    </w:p>
+    <w:p>
+      <w:pPr>
+        <w:pStyle w:val="ListBullet"/>
+        <w:spacing w:line="240" w:lineRule="auto"/>
+        <w:ind w:left="720"/>
+      </w:pPr>
+      <w:r>
+        <w:rPr>
+          <w:lang w:val="pt_PT" w:bidi="pt_PT"/>
+        </w:rPr>
+      </w:r>
+      <w:r>
+        <w:rPr>
+          <w:lang w:val="pt_PT" w:bidi="pt_PT"/>
+        </w:rPr>
+        <w:t>Mateus 6.1–2</w:t>
+      </w:r>
+    </w:p>
+    <w:p>
+      <w:pPr>
+        <w:pStyle w:val="ListBullet"/>
+        <w:spacing w:line="240" w:lineRule="auto"/>
+        <w:ind w:left="720"/>
+      </w:pPr>
+      <w:r>
+        <w:rPr>
+          <w:lang w:val="pt_PT" w:bidi="pt_PT"/>
+        </w:rPr>
+      </w:r>
+      <w:r>
+        <w:rPr>
+          <w:lang w:val="pt_PT" w:bidi="pt_PT"/>
+        </w:rPr>
+        <w:t>Romanos 12.9</w:t>
+      </w:r>
     </w:p>
     <w:p>
       <w:pPr>
@@ -7808,162 +7202,120 @@
           <w:lang w:val="pt_PT" w:bidi="pt_PT"/>
         </w:rPr>
       </w:r>
-      <w:hyperlink r:id="rId113">
-        <w:r>
-          <w:rPr>
-            <w:lang w:val="pt_PT" w:bidi="pt_PT"/>
-          </w:rPr>
-          <w:rPr>
-            <w:color w:val="0000EE"/>
-            <w:u w:val="single"/>
-          </w:rPr>
-          <w:t>1 Reis 9.20–21</w:t>
-        </w:r>
-      </w:hyperlink>
-    </w:p>
-    <w:p>
-      <w:pPr>
-        <w:pStyle w:val="ListBullet"/>
-        <w:spacing w:line="240" w:lineRule="auto"/>
-        <w:ind w:left="720"/>
-      </w:pPr>
-      <w:r>
-        <w:rPr>
-          <w:lang w:val="pt_PT" w:bidi="pt_PT"/>
-        </w:rPr>
-      </w:r>
-      <w:hyperlink r:id="rId102">
-        <w:r>
-          <w:rPr>
-            <w:lang w:val="pt_PT" w:bidi="pt_PT"/>
-          </w:rPr>
-          <w:rPr>
-            <w:color w:val="0000EE"/>
-            <w:u w:val="single"/>
-          </w:rPr>
-          <w:t>Êxodo 3.7–8</w:t>
-        </w:r>
-      </w:hyperlink>
-    </w:p>
-    <w:p>
-      <w:pPr>
-        <w:pStyle w:val="ListBullet"/>
-        <w:spacing w:line="240" w:lineRule="auto"/>
-        <w:ind w:left="720"/>
-      </w:pPr>
-      <w:r>
-        <w:rPr>
-          <w:lang w:val="pt_PT" w:bidi="pt_PT"/>
-        </w:rPr>
-      </w:r>
-      <w:hyperlink r:id="rId114">
-        <w:r>
-          <w:rPr>
-            <w:lang w:val="pt_PT" w:bidi="pt_PT"/>
-          </w:rPr>
-          <w:rPr>
-            <w:color w:val="0000EE"/>
-            <w:u w:val="single"/>
-          </w:rPr>
-          <w:t>Gênesis 23.11</w:t>
-        </w:r>
-      </w:hyperlink>
-    </w:p>
-    <w:p>
-      <w:pPr>
-        <w:pStyle w:val="ListBullet"/>
-        <w:spacing w:line="240" w:lineRule="auto"/>
-        <w:ind w:left="720"/>
-      </w:pPr>
-      <w:r>
-        <w:rPr>
-          <w:lang w:val="pt_PT" w:bidi="pt_PT"/>
-        </w:rPr>
-      </w:r>
-      <w:hyperlink r:id="rId115">
-        <w:r>
-          <w:rPr>
-            <w:lang w:val="pt_PT" w:bidi="pt_PT"/>
-          </w:rPr>
-          <w:rPr>
-            <w:color w:val="0000EE"/>
-            <w:u w:val="single"/>
-          </w:rPr>
-          <w:t>Gênesis 25.10</w:t>
-        </w:r>
-      </w:hyperlink>
-    </w:p>
-    <w:p>
-      <w:pPr>
-        <w:pStyle w:val="ListBullet"/>
-        <w:spacing w:line="240" w:lineRule="auto"/>
-        <w:ind w:left="720"/>
-      </w:pPr>
-      <w:r>
-        <w:rPr>
-          <w:lang w:val="pt_PT" w:bidi="pt_PT"/>
-        </w:rPr>
-      </w:r>
-      <w:hyperlink r:id="rId116">
-        <w:r>
-          <w:rPr>
-            <w:lang w:val="pt_PT" w:bidi="pt_PT"/>
-          </w:rPr>
-          <w:rPr>
-            <w:color w:val="0000EE"/>
-            <w:u w:val="single"/>
-          </w:rPr>
-          <w:t>Josué 1.4–5</w:t>
-        </w:r>
-      </w:hyperlink>
-    </w:p>
-    <w:p>
-      <w:pPr>
-        <w:pStyle w:val="ListBullet"/>
-        <w:spacing w:line="240" w:lineRule="auto"/>
-        <w:ind w:left="720"/>
-      </w:pPr>
-      <w:r>
-        <w:rPr>
-          <w:lang w:val="pt_PT" w:bidi="pt_PT"/>
-        </w:rPr>
-      </w:r>
-      <w:hyperlink r:id="rId117">
-        <w:r>
-          <w:rPr>
-            <w:lang w:val="pt_PT" w:bidi="pt_PT"/>
-          </w:rPr>
-          <w:rPr>
-            <w:color w:val="0000EE"/>
-            <w:u w:val="single"/>
-          </w:rPr>
-          <w:t>Neemias 9.8</w:t>
-        </w:r>
-      </w:hyperlink>
-    </w:p>
-    <w:p>
-      <w:pPr>
-        <w:pStyle w:val="ListBullet"/>
-        <w:spacing w:line="240" w:lineRule="auto"/>
-        <w:ind w:left="720"/>
-      </w:pPr>
-      <w:r>
-        <w:rPr>
-          <w:lang w:val="pt_PT" w:bidi="pt_PT"/>
-        </w:rPr>
-      </w:r>
-      <w:hyperlink r:id="rId118">
-        <w:r>
-          <w:rPr>
-            <w:lang w:val="pt_PT" w:bidi="pt_PT"/>
-          </w:rPr>
-          <w:rPr>
-            <w:color w:val="0000EE"/>
-            <w:u w:val="single"/>
-          </w:rPr>
-          <w:t>Números 13.27–29</w:t>
-        </w:r>
-      </w:hyperlink>
+      <w:r>
+        <w:rPr>
+          <w:lang w:val="pt_PT" w:bidi="pt_PT"/>
+        </w:rPr>
+        <w:t>1 Reis 9.20–21</w:t>
+      </w:r>
+    </w:p>
+    <w:p>
+      <w:pPr>
+        <w:pStyle w:val="ListBullet"/>
+        <w:spacing w:line="240" w:lineRule="auto"/>
+        <w:ind w:left="720"/>
+      </w:pPr>
+      <w:r>
+        <w:rPr>
+          <w:lang w:val="pt_PT" w:bidi="pt_PT"/>
+        </w:rPr>
+      </w:r>
+      <w:r>
+        <w:rPr>
+          <w:lang w:val="pt_PT" w:bidi="pt_PT"/>
+        </w:rPr>
+        <w:t>Êxodo 3.7–8</w:t>
+      </w:r>
+    </w:p>
+    <w:p>
+      <w:pPr>
+        <w:pStyle w:val="ListBullet"/>
+        <w:spacing w:line="240" w:lineRule="auto"/>
+        <w:ind w:left="720"/>
+      </w:pPr>
+      <w:r>
+        <w:rPr>
+          <w:lang w:val="pt_PT" w:bidi="pt_PT"/>
+        </w:rPr>
+      </w:r>
+      <w:r>
+        <w:rPr>
+          <w:lang w:val="pt_PT" w:bidi="pt_PT"/>
+        </w:rPr>
+        <w:t>Gênesis 23.11</w:t>
+      </w:r>
+    </w:p>
+    <w:p>
+      <w:pPr>
+        <w:pStyle w:val="ListBullet"/>
+        <w:spacing w:line="240" w:lineRule="auto"/>
+        <w:ind w:left="720"/>
+      </w:pPr>
+      <w:r>
+        <w:rPr>
+          <w:lang w:val="pt_PT" w:bidi="pt_PT"/>
+        </w:rPr>
+      </w:r>
+      <w:r>
+        <w:rPr>
+          <w:lang w:val="pt_PT" w:bidi="pt_PT"/>
+        </w:rPr>
+        <w:t>Gênesis 25.10</w:t>
+      </w:r>
+    </w:p>
+    <w:p>
+      <w:pPr>
+        <w:pStyle w:val="ListBullet"/>
+        <w:spacing w:line="240" w:lineRule="auto"/>
+        <w:ind w:left="720"/>
+      </w:pPr>
+      <w:r>
+        <w:rPr>
+          <w:lang w:val="pt_PT" w:bidi="pt_PT"/>
+        </w:rPr>
+      </w:r>
+      <w:r>
+        <w:rPr>
+          <w:lang w:val="pt_PT" w:bidi="pt_PT"/>
+        </w:rPr>
+        <w:t>Josué 1.4–5</w:t>
+      </w:r>
+    </w:p>
+    <w:p>
+      <w:pPr>
+        <w:pStyle w:val="ListBullet"/>
+        <w:spacing w:line="240" w:lineRule="auto"/>
+        <w:ind w:left="720"/>
+      </w:pPr>
+      <w:r>
+        <w:rPr>
+          <w:lang w:val="pt_PT" w:bidi="pt_PT"/>
+        </w:rPr>
+      </w:r>
+      <w:r>
+        <w:rPr>
+          <w:lang w:val="pt_PT" w:bidi="pt_PT"/>
+        </w:rPr>
+        <w:t>Neemias 9.8</w:t>
+      </w:r>
+    </w:p>
+    <w:p>
+      <w:pPr>
+        <w:pStyle w:val="ListBullet"/>
+        <w:spacing w:line="240" w:lineRule="auto"/>
+        <w:ind w:left="720"/>
+      </w:pPr>
+      <w:r>
+        <w:rPr>
+          <w:lang w:val="pt_PT" w:bidi="pt_PT"/>
+        </w:rPr>
+      </w:r>
+      <w:r>
+        <w:rPr>
+          <w:lang w:val="pt_PT" w:bidi="pt_PT"/>
+        </w:rPr>
+        <w:t>Números 13.27–29</w:t>
+      </w:r>
     </w:p>
     <w:p>
       <w:pPr>
@@ -8220,114 +7572,84 @@
           <w:lang w:val="pt_PT" w:bidi="pt_PT"/>
         </w:rPr>
       </w:r>
-      <w:hyperlink r:id="rId119">
-        <w:r>
-          <w:rPr>
-            <w:lang w:val="pt_PT" w:bidi="pt_PT"/>
-          </w:rPr>
-          <w:rPr>
-            <w:color w:val="0000EE"/>
-            <w:u w:val="single"/>
-          </w:rPr>
-          <w:t>Êxodo 40.5–7</w:t>
-        </w:r>
-      </w:hyperlink>
-    </w:p>
-    <w:p>
-      <w:pPr>
-        <w:pStyle w:val="ListBullet"/>
-        <w:spacing w:line="240" w:lineRule="auto"/>
-        <w:ind w:left="720"/>
-      </w:pPr>
-      <w:r>
-        <w:rPr>
-          <w:lang w:val="pt_PT" w:bidi="pt_PT"/>
-        </w:rPr>
-      </w:r>
-      <w:hyperlink r:id="rId120">
-        <w:r>
-          <w:rPr>
-            <w:lang w:val="pt_PT" w:bidi="pt_PT"/>
-          </w:rPr>
-          <w:rPr>
-            <w:color w:val="0000EE"/>
-            <w:u w:val="single"/>
-          </w:rPr>
-          <w:t>Gênesis 8.20</w:t>
-        </w:r>
-      </w:hyperlink>
-    </w:p>
-    <w:p>
-      <w:pPr>
-        <w:pStyle w:val="ListBullet"/>
-        <w:spacing w:line="240" w:lineRule="auto"/>
-        <w:ind w:left="720"/>
-      </w:pPr>
-      <w:r>
-        <w:rPr>
-          <w:lang w:val="pt_PT" w:bidi="pt_PT"/>
-        </w:rPr>
-      </w:r>
-      <w:hyperlink r:id="rId121">
-        <w:r>
-          <w:rPr>
-            <w:lang w:val="pt_PT" w:bidi="pt_PT"/>
-          </w:rPr>
-          <w:rPr>
-            <w:color w:val="0000EE"/>
-            <w:u w:val="single"/>
-          </w:rPr>
-          <w:t>Gênesis 22.1–3</w:t>
-        </w:r>
-      </w:hyperlink>
-    </w:p>
-    <w:p>
-      <w:pPr>
-        <w:pStyle w:val="ListBullet"/>
-        <w:spacing w:line="240" w:lineRule="auto"/>
-        <w:ind w:left="720"/>
-      </w:pPr>
-      <w:r>
-        <w:rPr>
-          <w:lang w:val="pt_PT" w:bidi="pt_PT"/>
-        </w:rPr>
-      </w:r>
-      <w:hyperlink r:id="rId122">
-        <w:r>
-          <w:rPr>
-            <w:lang w:val="pt_PT" w:bidi="pt_PT"/>
-          </w:rPr>
-          <w:rPr>
-            <w:color w:val="0000EE"/>
-            <w:u w:val="single"/>
-          </w:rPr>
-          <w:t>Levítico 3.5</w:t>
-        </w:r>
-      </w:hyperlink>
-    </w:p>
-    <w:p>
-      <w:pPr>
-        <w:pStyle w:val="ListBullet"/>
-        <w:spacing w:line="240" w:lineRule="auto"/>
-        <w:ind w:left="720"/>
-      </w:pPr>
-      <w:r>
-        <w:rPr>
-          <w:lang w:val="pt_PT" w:bidi="pt_PT"/>
-        </w:rPr>
-      </w:r>
-      <w:hyperlink r:id="rId123">
-        <w:r>
-          <w:rPr>
-            <w:lang w:val="pt_PT" w:bidi="pt_PT"/>
-          </w:rPr>
-          <w:rPr>
-            <w:color w:val="0000EE"/>
-            <w:u w:val="single"/>
-          </w:rPr>
-          <w:t>Marcos 12.33</w:t>
-        </w:r>
-      </w:hyperlink>
+      <w:r>
+        <w:rPr>
+          <w:lang w:val="pt_PT" w:bidi="pt_PT"/>
+        </w:rPr>
+        <w:t>Êxodo 40.5–7</w:t>
+      </w:r>
+    </w:p>
+    <w:p>
+      <w:pPr>
+        <w:pStyle w:val="ListBullet"/>
+        <w:spacing w:line="240" w:lineRule="auto"/>
+        <w:ind w:left="720"/>
+      </w:pPr>
+      <w:r>
+        <w:rPr>
+          <w:lang w:val="pt_PT" w:bidi="pt_PT"/>
+        </w:rPr>
+      </w:r>
+      <w:r>
+        <w:rPr>
+          <w:lang w:val="pt_PT" w:bidi="pt_PT"/>
+        </w:rPr>
+        <w:t>Gênesis 8.20</w:t>
+      </w:r>
+    </w:p>
+    <w:p>
+      <w:pPr>
+        <w:pStyle w:val="ListBullet"/>
+        <w:spacing w:line="240" w:lineRule="auto"/>
+        <w:ind w:left="720"/>
+      </w:pPr>
+      <w:r>
+        <w:rPr>
+          <w:lang w:val="pt_PT" w:bidi="pt_PT"/>
+        </w:rPr>
+      </w:r>
+      <w:r>
+        <w:rPr>
+          <w:lang w:val="pt_PT" w:bidi="pt_PT"/>
+        </w:rPr>
+        <w:t>Gênesis 22.1–3</w:t>
+      </w:r>
+    </w:p>
+    <w:p>
+      <w:pPr>
+        <w:pStyle w:val="ListBullet"/>
+        <w:spacing w:line="240" w:lineRule="auto"/>
+        <w:ind w:left="720"/>
+      </w:pPr>
+      <w:r>
+        <w:rPr>
+          <w:lang w:val="pt_PT" w:bidi="pt_PT"/>
+        </w:rPr>
+      </w:r>
+      <w:r>
+        <w:rPr>
+          <w:lang w:val="pt_PT" w:bidi="pt_PT"/>
+        </w:rPr>
+        <w:t>Levítico 3.5</w:t>
+      </w:r>
+    </w:p>
+    <w:p>
+      <w:pPr>
+        <w:pStyle w:val="ListBullet"/>
+        <w:spacing w:line="240" w:lineRule="auto"/>
+        <w:ind w:left="720"/>
+      </w:pPr>
+      <w:r>
+        <w:rPr>
+          <w:lang w:val="pt_PT" w:bidi="pt_PT"/>
+        </w:rPr>
+      </w:r>
+      <w:r>
+        <w:rPr>
+          <w:lang w:val="pt_PT" w:bidi="pt_PT"/>
+        </w:rPr>
+        <w:t>Marcos 12.33</w:t>
+      </w:r>
     </w:p>
     <w:p>
       <w:pPr>
@@ -8525,66 +7847,48 @@
           <w:lang w:val="pt_PT" w:bidi="pt_PT"/>
         </w:rPr>
       </w:r>
-      <w:hyperlink r:id="rId124">
-        <w:r>
-          <w:rPr>
-            <w:lang w:val="pt_PT" w:bidi="pt_PT"/>
-          </w:rPr>
-          <w:rPr>
-            <w:color w:val="0000EE"/>
-            <w:u w:val="single"/>
-          </w:rPr>
-          <w:t>1 Crônicas 23.12–14</w:t>
-        </w:r>
-      </w:hyperlink>
-    </w:p>
-    <w:p>
-      <w:pPr>
-        <w:pStyle w:val="ListBullet"/>
-        <w:spacing w:line="240" w:lineRule="auto"/>
-        <w:ind w:left="720"/>
-      </w:pPr>
-      <w:r>
-        <w:rPr>
-          <w:lang w:val="pt_PT" w:bidi="pt_PT"/>
-        </w:rPr>
-      </w:r>
-      <w:hyperlink r:id="rId125">
-        <w:r>
-          <w:rPr>
-            <w:lang w:val="pt_PT" w:bidi="pt_PT"/>
-          </w:rPr>
-          <w:rPr>
-            <w:color w:val="0000EE"/>
-            <w:u w:val="single"/>
-          </w:rPr>
-          <w:t>1 Reis 12.22</w:t>
-        </w:r>
-      </w:hyperlink>
-    </w:p>
-    <w:p>
-      <w:pPr>
-        <w:pStyle w:val="ListBullet"/>
-        <w:spacing w:line="240" w:lineRule="auto"/>
-        <w:ind w:left="720"/>
-      </w:pPr>
-      <w:r>
-        <w:rPr>
-          <w:lang w:val="pt_PT" w:bidi="pt_PT"/>
-        </w:rPr>
-      </w:r>
-      <w:hyperlink r:id="rId126">
-        <w:r>
-          <w:rPr>
-            <w:lang w:val="pt_PT" w:bidi="pt_PT"/>
-          </w:rPr>
-          <w:rPr>
-            <w:color w:val="0000EE"/>
-            <w:u w:val="single"/>
-          </w:rPr>
-          <w:t>1 Samuel 9.9–11</w:t>
-        </w:r>
-      </w:hyperlink>
+      <w:r>
+        <w:rPr>
+          <w:lang w:val="pt_PT" w:bidi="pt_PT"/>
+        </w:rPr>
+        <w:t>1 Crônicas 23.12–14</w:t>
+      </w:r>
+    </w:p>
+    <w:p>
+      <w:pPr>
+        <w:pStyle w:val="ListBullet"/>
+        <w:spacing w:line="240" w:lineRule="auto"/>
+        <w:ind w:left="720"/>
+      </w:pPr>
+      <w:r>
+        <w:rPr>
+          <w:lang w:val="pt_PT" w:bidi="pt_PT"/>
+        </w:rPr>
+      </w:r>
+      <w:r>
+        <w:rPr>
+          <w:lang w:val="pt_PT" w:bidi="pt_PT"/>
+        </w:rPr>
+        <w:t>1 Reis 12.22</w:t>
+      </w:r>
+    </w:p>
+    <w:p>
+      <w:pPr>
+        <w:pStyle w:val="ListBullet"/>
+        <w:spacing w:line="240" w:lineRule="auto"/>
+        <w:ind w:left="720"/>
+      </w:pPr>
+      <w:r>
+        <w:rPr>
+          <w:lang w:val="pt_PT" w:bidi="pt_PT"/>
+        </w:rPr>
+      </w:r>
+      <w:r>
+        <w:rPr>
+          <w:lang w:val="pt_PT" w:bidi="pt_PT"/>
+        </w:rPr>
+        <w:t>1 Samuel 9.9–11</w:t>
+      </w:r>
     </w:p>
     <w:p>
       <w:pPr>
@@ -8800,114 +8104,84 @@
           <w:lang w:val="pt_PT" w:bidi="pt_PT"/>
         </w:rPr>
       </w:r>
-      <w:hyperlink r:id="rId127">
-        <w:r>
-          <w:rPr>
-            <w:lang w:val="pt_PT" w:bidi="pt_PT"/>
-          </w:rPr>
-          <w:rPr>
-            <w:color w:val="0000EE"/>
-            <w:u w:val="single"/>
-          </w:rPr>
-          <w:t>Daniel 2.27</w:t>
-        </w:r>
-      </w:hyperlink>
-    </w:p>
-    <w:p>
-      <w:pPr>
-        <w:pStyle w:val="ListBullet"/>
-        <w:spacing w:line="240" w:lineRule="auto"/>
-        <w:ind w:left="720"/>
-      </w:pPr>
-      <w:r>
-        <w:rPr>
-          <w:lang w:val="pt_PT" w:bidi="pt_PT"/>
-        </w:rPr>
-      </w:r>
-      <w:hyperlink r:id="rId128">
-        <w:r>
-          <w:rPr>
-            <w:lang w:val="pt_PT" w:bidi="pt_PT"/>
-          </w:rPr>
-          <w:rPr>
-            <w:color w:val="0000EE"/>
-            <w:u w:val="single"/>
-          </w:rPr>
-          <w:t>Daniel 5.7</w:t>
-        </w:r>
-      </w:hyperlink>
-    </w:p>
-    <w:p>
-      <w:pPr>
-        <w:pStyle w:val="ListBullet"/>
-        <w:spacing w:line="240" w:lineRule="auto"/>
-        <w:ind w:left="720"/>
-      </w:pPr>
-      <w:r>
-        <w:rPr>
-          <w:lang w:val="pt_PT" w:bidi="pt_PT"/>
-        </w:rPr>
-      </w:r>
-      <w:hyperlink r:id="rId129">
-        <w:r>
-          <w:rPr>
-            <w:lang w:val="pt_PT" w:bidi="pt_PT"/>
-          </w:rPr>
-          <w:rPr>
-            <w:color w:val="0000EE"/>
-            <w:u w:val="single"/>
-          </w:rPr>
-          <w:t>Mateus 2.1</w:t>
-        </w:r>
-      </w:hyperlink>
-    </w:p>
-    <w:p>
-      <w:pPr>
-        <w:pStyle w:val="ListBullet"/>
-        <w:spacing w:line="240" w:lineRule="auto"/>
-        <w:ind w:left="720"/>
-      </w:pPr>
-      <w:r>
-        <w:rPr>
-          <w:lang w:val="pt_PT" w:bidi="pt_PT"/>
-        </w:rPr>
-      </w:r>
-      <w:hyperlink r:id="rId130">
-        <w:r>
-          <w:rPr>
-            <w:lang w:val="pt_PT" w:bidi="pt_PT"/>
-          </w:rPr>
-          <w:rPr>
-            <w:color w:val="0000EE"/>
-            <w:u w:val="single"/>
-          </w:rPr>
-          <w:t>Mateus 2.7</w:t>
-        </w:r>
-      </w:hyperlink>
-    </w:p>
-    <w:p>
-      <w:pPr>
-        <w:pStyle w:val="ListBullet"/>
-        <w:spacing w:line="240" w:lineRule="auto"/>
-        <w:ind w:left="720"/>
-      </w:pPr>
-      <w:r>
-        <w:rPr>
-          <w:lang w:val="pt_PT" w:bidi="pt_PT"/>
-        </w:rPr>
-      </w:r>
-      <w:hyperlink r:id="rId94">
-        <w:r>
-          <w:rPr>
-            <w:lang w:val="pt_PT" w:bidi="pt_PT"/>
-          </w:rPr>
-          <w:rPr>
-            <w:color w:val="0000EE"/>
-            <w:u w:val="single"/>
-          </w:rPr>
-          <w:t>Mateus 2.16</w:t>
-        </w:r>
-      </w:hyperlink>
+      <w:r>
+        <w:rPr>
+          <w:lang w:val="pt_PT" w:bidi="pt_PT"/>
+        </w:rPr>
+        <w:t>Daniel 2.27</w:t>
+      </w:r>
+    </w:p>
+    <w:p>
+      <w:pPr>
+        <w:pStyle w:val="ListBullet"/>
+        <w:spacing w:line="240" w:lineRule="auto"/>
+        <w:ind w:left="720"/>
+      </w:pPr>
+      <w:r>
+        <w:rPr>
+          <w:lang w:val="pt_PT" w:bidi="pt_PT"/>
+        </w:rPr>
+      </w:r>
+      <w:r>
+        <w:rPr>
+          <w:lang w:val="pt_PT" w:bidi="pt_PT"/>
+        </w:rPr>
+        <w:t>Daniel 5.7</w:t>
+      </w:r>
+    </w:p>
+    <w:p>
+      <w:pPr>
+        <w:pStyle w:val="ListBullet"/>
+        <w:spacing w:line="240" w:lineRule="auto"/>
+        <w:ind w:left="720"/>
+      </w:pPr>
+      <w:r>
+        <w:rPr>
+          <w:lang w:val="pt_PT" w:bidi="pt_PT"/>
+        </w:rPr>
+      </w:r>
+      <w:r>
+        <w:rPr>
+          <w:lang w:val="pt_PT" w:bidi="pt_PT"/>
+        </w:rPr>
+        <w:t>Mateus 2.1</w:t>
+      </w:r>
+    </w:p>
+    <w:p>
+      <w:pPr>
+        <w:pStyle w:val="ListBullet"/>
+        <w:spacing w:line="240" w:lineRule="auto"/>
+        <w:ind w:left="720"/>
+      </w:pPr>
+      <w:r>
+        <w:rPr>
+          <w:lang w:val="pt_PT" w:bidi="pt_PT"/>
+        </w:rPr>
+      </w:r>
+      <w:r>
+        <w:rPr>
+          <w:lang w:val="pt_PT" w:bidi="pt_PT"/>
+        </w:rPr>
+        <w:t>Mateus 2.7</w:t>
+      </w:r>
+    </w:p>
+    <w:p>
+      <w:pPr>
+        <w:pStyle w:val="ListBullet"/>
+        <w:spacing w:line="240" w:lineRule="auto"/>
+        <w:ind w:left="720"/>
+      </w:pPr>
+      <w:r>
+        <w:rPr>
+          <w:lang w:val="pt_PT" w:bidi="pt_PT"/>
+        </w:rPr>
+      </w:r>
+      <w:r>
+        <w:rPr>
+          <w:lang w:val="pt_PT" w:bidi="pt_PT"/>
+        </w:rPr>
+        <w:t>Mateus 2.16</w:t>
+      </w:r>
     </w:p>
     <w:p>
       <w:pPr>
@@ -9258,66 +8532,48 @@
           <w:lang w:val="pt_PT" w:bidi="pt_PT"/>
         </w:rPr>
       </w:r>
-      <w:hyperlink r:id="rId131">
-        <w:r>
-          <w:rPr>
-            <w:lang w:val="pt_PT" w:bidi="pt_PT"/>
-          </w:rPr>
-          <w:rPr>
-            <w:color w:val="0000EE"/>
-            <w:u w:val="single"/>
-          </w:rPr>
-          <w:t>1 Crônicas 27.32–34</w:t>
-        </w:r>
-      </w:hyperlink>
-    </w:p>
-    <w:p>
-      <w:pPr>
-        <w:pStyle w:val="ListBullet"/>
-        <w:spacing w:line="240" w:lineRule="auto"/>
-        <w:ind w:left="720"/>
-      </w:pPr>
-      <w:r>
-        <w:rPr>
-          <w:lang w:val="pt_PT" w:bidi="pt_PT"/>
-        </w:rPr>
-      </w:r>
-      <w:hyperlink r:id="rId132">
-        <w:r>
-          <w:rPr>
-            <w:lang w:val="pt_PT" w:bidi="pt_PT"/>
-          </w:rPr>
-          <w:rPr>
-            <w:color w:val="0000EE"/>
-            <w:u w:val="single"/>
-          </w:rPr>
-          <w:t>Daniel 2.1–2</w:t>
-        </w:r>
-      </w:hyperlink>
-    </w:p>
-    <w:p>
-      <w:pPr>
-        <w:pStyle w:val="ListBullet"/>
-        <w:spacing w:line="240" w:lineRule="auto"/>
-        <w:ind w:left="720"/>
-      </w:pPr>
-      <w:r>
-        <w:rPr>
-          <w:lang w:val="pt_PT" w:bidi="pt_PT"/>
-        </w:rPr>
-      </w:r>
-      <w:hyperlink r:id="rId133">
-        <w:r>
-          <w:rPr>
-            <w:lang w:val="pt_PT" w:bidi="pt_PT"/>
-          </w:rPr>
-          <w:rPr>
-            <w:color w:val="0000EE"/>
-            <w:u w:val="single"/>
-          </w:rPr>
-          <w:t>Daniel 2.10–11</w:t>
-        </w:r>
-      </w:hyperlink>
+      <w:r>
+        <w:rPr>
+          <w:lang w:val="pt_PT" w:bidi="pt_PT"/>
+        </w:rPr>
+        <w:t>1 Crônicas 27.32–34</w:t>
+      </w:r>
+    </w:p>
+    <w:p>
+      <w:pPr>
+        <w:pStyle w:val="ListBullet"/>
+        <w:spacing w:line="240" w:lineRule="auto"/>
+        <w:ind w:left="720"/>
+      </w:pPr>
+      <w:r>
+        <w:rPr>
+          <w:lang w:val="pt_PT" w:bidi="pt_PT"/>
+        </w:rPr>
+      </w:r>
+      <w:r>
+        <w:rPr>
+          <w:lang w:val="pt_PT" w:bidi="pt_PT"/>
+        </w:rPr>
+        <w:t>Daniel 2.1–2</w:t>
+      </w:r>
+    </w:p>
+    <w:p>
+      <w:pPr>
+        <w:pStyle w:val="ListBullet"/>
+        <w:spacing w:line="240" w:lineRule="auto"/>
+        <w:ind w:left="720"/>
+      </w:pPr>
+      <w:r>
+        <w:rPr>
+          <w:lang w:val="pt_PT" w:bidi="pt_PT"/>
+        </w:rPr>
+      </w:r>
+      <w:r>
+        <w:rPr>
+          <w:lang w:val="pt_PT" w:bidi="pt_PT"/>
+        </w:rPr>
+        <w:t>Daniel 2.10–11</w:t>
+      </w:r>
     </w:p>
     <w:p>
       <w:pPr>
@@ -9616,138 +8872,102 @@
           <w:lang w:val="pt_PT" w:bidi="pt_PT"/>
         </w:rPr>
       </w:r>
-      <w:hyperlink r:id="rId134">
-        <w:r>
-          <w:rPr>
-            <w:lang w:val="pt_PT" w:bidi="pt_PT"/>
-          </w:rPr>
-          <w:rPr>
-            <w:color w:val="0000EE"/>
-            <w:u w:val="single"/>
-          </w:rPr>
-          <w:t>1 Samuel 2.8</w:t>
-        </w:r>
-      </w:hyperlink>
-    </w:p>
-    <w:p>
-      <w:pPr>
-        <w:pStyle w:val="ListBullet"/>
-        <w:spacing w:line="240" w:lineRule="auto"/>
-        <w:ind w:left="720"/>
-      </w:pPr>
-      <w:r>
-        <w:rPr>
-          <w:lang w:val="pt_PT" w:bidi="pt_PT"/>
-        </w:rPr>
-      </w:r>
-      <w:hyperlink r:id="rId135">
-        <w:r>
-          <w:rPr>
-            <w:lang w:val="pt_PT" w:bidi="pt_PT"/>
-          </w:rPr>
-          <w:rPr>
-            <w:color w:val="0000EE"/>
-            <w:u w:val="single"/>
-          </w:rPr>
-          <w:t>Atos 19.17</w:t>
-        </w:r>
-      </w:hyperlink>
-    </w:p>
-    <w:p>
-      <w:pPr>
-        <w:pStyle w:val="ListBullet"/>
-        <w:spacing w:line="240" w:lineRule="auto"/>
-        <w:ind w:left="720"/>
-      </w:pPr>
-      <w:r>
-        <w:rPr>
-          <w:lang w:val="pt_PT" w:bidi="pt_PT"/>
-        </w:rPr>
-      </w:r>
-      <w:hyperlink r:id="rId136">
-        <w:r>
-          <w:rPr>
-            <w:lang w:val="pt_PT" w:bidi="pt_PT"/>
-          </w:rPr>
-          <w:rPr>
-            <w:color w:val="0000EE"/>
-            <w:u w:val="single"/>
-          </w:rPr>
-          <w:t>João 4.44</w:t>
-        </w:r>
-      </w:hyperlink>
-    </w:p>
-    <w:p>
-      <w:pPr>
-        <w:pStyle w:val="ListBullet"/>
-        <w:spacing w:line="240" w:lineRule="auto"/>
-        <w:ind w:left="720"/>
-      </w:pPr>
-      <w:r>
-        <w:rPr>
-          <w:lang w:val="pt_PT" w:bidi="pt_PT"/>
-        </w:rPr>
-      </w:r>
-      <w:hyperlink r:id="rId137">
-        <w:r>
-          <w:rPr>
-            <w:lang w:val="pt_PT" w:bidi="pt_PT"/>
-          </w:rPr>
-          <w:rPr>
-            <w:color w:val="0000EE"/>
-            <w:u w:val="single"/>
-          </w:rPr>
-          <w:t>João 12.26</w:t>
-        </w:r>
-      </w:hyperlink>
-    </w:p>
-    <w:p>
-      <w:pPr>
-        <w:pStyle w:val="ListBullet"/>
-        <w:spacing w:line="240" w:lineRule="auto"/>
-        <w:ind w:left="720"/>
-      </w:pPr>
-      <w:r>
-        <w:rPr>
-          <w:lang w:val="pt_PT" w:bidi="pt_PT"/>
-        </w:rPr>
-      </w:r>
-      <w:hyperlink r:id="rId138">
-        <w:r>
-          <w:rPr>
-            <w:lang w:val="pt_PT" w:bidi="pt_PT"/>
-          </w:rPr>
-          <w:rPr>
-            <w:color w:val="0000EE"/>
-            <w:u w:val="single"/>
-          </w:rPr>
-          <w:t>Marcos 6.4</w:t>
-        </w:r>
-      </w:hyperlink>
-    </w:p>
-    <w:p>
-      <w:pPr>
-        <w:pStyle w:val="ListBullet"/>
-        <w:spacing w:line="240" w:lineRule="auto"/>
-        <w:ind w:left="720"/>
-      </w:pPr>
-      <w:r>
-        <w:rPr>
-          <w:lang w:val="pt_PT" w:bidi="pt_PT"/>
-        </w:rPr>
-      </w:r>
-      <w:hyperlink r:id="rId139">
-        <w:r>
-          <w:rPr>
-            <w:lang w:val="pt_PT" w:bidi="pt_PT"/>
-          </w:rPr>
-          <w:rPr>
-            <w:color w:val="0000EE"/>
-            <w:u w:val="single"/>
-          </w:rPr>
-          <w:t>Mateus 15.6</w:t>
-        </w:r>
-      </w:hyperlink>
+      <w:r>
+        <w:rPr>
+          <w:lang w:val="pt_PT" w:bidi="pt_PT"/>
+        </w:rPr>
+        <w:t>1 Samuel 2.8</w:t>
+      </w:r>
+    </w:p>
+    <w:p>
+      <w:pPr>
+        <w:pStyle w:val="ListBullet"/>
+        <w:spacing w:line="240" w:lineRule="auto"/>
+        <w:ind w:left="720"/>
+      </w:pPr>
+      <w:r>
+        <w:rPr>
+          <w:lang w:val="pt_PT" w:bidi="pt_PT"/>
+        </w:rPr>
+      </w:r>
+      <w:r>
+        <w:rPr>
+          <w:lang w:val="pt_PT" w:bidi="pt_PT"/>
+        </w:rPr>
+        <w:t>Atos 19.17</w:t>
+      </w:r>
+    </w:p>
+    <w:p>
+      <w:pPr>
+        <w:pStyle w:val="ListBullet"/>
+        <w:spacing w:line="240" w:lineRule="auto"/>
+        <w:ind w:left="720"/>
+      </w:pPr>
+      <w:r>
+        <w:rPr>
+          <w:lang w:val="pt_PT" w:bidi="pt_PT"/>
+        </w:rPr>
+      </w:r>
+      <w:r>
+        <w:rPr>
+          <w:lang w:val="pt_PT" w:bidi="pt_PT"/>
+        </w:rPr>
+        <w:t>João 4.44</w:t>
+      </w:r>
+    </w:p>
+    <w:p>
+      <w:pPr>
+        <w:pStyle w:val="ListBullet"/>
+        <w:spacing w:line="240" w:lineRule="auto"/>
+        <w:ind w:left="720"/>
+      </w:pPr>
+      <w:r>
+        <w:rPr>
+          <w:lang w:val="pt_PT" w:bidi="pt_PT"/>
+        </w:rPr>
+      </w:r>
+      <w:r>
+        <w:rPr>
+          <w:lang w:val="pt_PT" w:bidi="pt_PT"/>
+        </w:rPr>
+        <w:t>João 12.26</w:t>
+      </w:r>
+    </w:p>
+    <w:p>
+      <w:pPr>
+        <w:pStyle w:val="ListBullet"/>
+        <w:spacing w:line="240" w:lineRule="auto"/>
+        <w:ind w:left="720"/>
+      </w:pPr>
+      <w:r>
+        <w:rPr>
+          <w:lang w:val="pt_PT" w:bidi="pt_PT"/>
+        </w:rPr>
+      </w:r>
+      <w:r>
+        <w:rPr>
+          <w:lang w:val="pt_PT" w:bidi="pt_PT"/>
+        </w:rPr>
+        <w:t>Marcos 6.4</w:t>
+      </w:r>
+    </w:p>
+    <w:p>
+      <w:pPr>
+        <w:pStyle w:val="ListBullet"/>
+        <w:spacing w:line="240" w:lineRule="auto"/>
+        <w:ind w:left="720"/>
+      </w:pPr>
+      <w:r>
+        <w:rPr>
+          <w:lang w:val="pt_PT" w:bidi="pt_PT"/>
+        </w:rPr>
+      </w:r>
+      <w:r>
+        <w:rPr>
+          <w:lang w:val="pt_PT" w:bidi="pt_PT"/>
+        </w:rPr>
+        <w:t>Mateus 15.6</w:t>
+      </w:r>
     </w:p>
     <w:p>
       <w:pPr>
@@ -10022,66 +9242,48 @@
           <w:lang w:val="pt_PT" w:bidi="pt_PT"/>
         </w:rPr>
       </w:r>
-      <w:hyperlink r:id="rId140">
-        <w:r>
-          <w:rPr>
-            <w:lang w:val="pt_PT" w:bidi="pt_PT"/>
-          </w:rPr>
-          <w:rPr>
-            <w:color w:val="0000EE"/>
-            <w:u w:val="single"/>
-          </w:rPr>
-          <w:t>1 Coríntios 15.30</w:t>
-        </w:r>
-      </w:hyperlink>
-    </w:p>
-    <w:p>
-      <w:pPr>
-        <w:pStyle w:val="ListBullet"/>
-        <w:spacing w:line="240" w:lineRule="auto"/>
-        <w:ind w:left="720"/>
-      </w:pPr>
-      <w:r>
-        <w:rPr>
-          <w:lang w:val="pt_PT" w:bidi="pt_PT"/>
-        </w:rPr>
-      </w:r>
-      <w:hyperlink r:id="rId141">
-        <w:r>
-          <w:rPr>
-            <w:lang w:val="pt_PT" w:bidi="pt_PT"/>
-          </w:rPr>
-          <w:rPr>
-            <w:color w:val="0000EE"/>
-            <w:u w:val="single"/>
-          </w:rPr>
-          <w:t>Atos 10.30</w:t>
-        </w:r>
-      </w:hyperlink>
-    </w:p>
-    <w:p>
-      <w:pPr>
-        <w:pStyle w:val="ListBullet"/>
-        <w:spacing w:line="240" w:lineRule="auto"/>
-        <w:ind w:left="720"/>
-      </w:pPr>
-      <w:r>
-        <w:rPr>
-          <w:lang w:val="pt_PT" w:bidi="pt_PT"/>
-        </w:rPr>
-      </w:r>
-      <w:hyperlink r:id="rId142">
-        <w:r>
-          <w:rPr>
-            <w:lang w:val="pt_PT" w:bidi="pt_PT"/>
-          </w:rPr>
-          <w:rPr>
-            <w:color w:val="0000EE"/>
-            <w:u w:val="single"/>
-          </w:rPr>
-          <w:t>Marcos 14.35</w:t>
-        </w:r>
-      </w:hyperlink>
+      <w:r>
+        <w:rPr>
+          <w:lang w:val="pt_PT" w:bidi="pt_PT"/>
+        </w:rPr>
+        <w:t>1 Coríntios 15.30</w:t>
+      </w:r>
+    </w:p>
+    <w:p>
+      <w:pPr>
+        <w:pStyle w:val="ListBullet"/>
+        <w:spacing w:line="240" w:lineRule="auto"/>
+        <w:ind w:left="720"/>
+      </w:pPr>
+      <w:r>
+        <w:rPr>
+          <w:lang w:val="pt_PT" w:bidi="pt_PT"/>
+        </w:rPr>
+      </w:r>
+      <w:r>
+        <w:rPr>
+          <w:lang w:val="pt_PT" w:bidi="pt_PT"/>
+        </w:rPr>
+        <w:t>Atos 10.30</w:t>
+      </w:r>
+    </w:p>
+    <w:p>
+      <w:pPr>
+        <w:pStyle w:val="ListBullet"/>
+        <w:spacing w:line="240" w:lineRule="auto"/>
+        <w:ind w:left="720"/>
+      </w:pPr>
+      <w:r>
+        <w:rPr>
+          <w:lang w:val="pt_PT" w:bidi="pt_PT"/>
+        </w:rPr>
+      </w:r>
+      <w:r>
+        <w:rPr>
+          <w:lang w:val="pt_PT" w:bidi="pt_PT"/>
+        </w:rPr>
+        <w:t>Marcos 14.35</w:t>
+      </w:r>
     </w:p>
     <w:p>
       <w:pPr>
@@ -10301,90 +9503,66 @@
           <w:lang w:val="pt_PT" w:bidi="pt_PT"/>
         </w:rPr>
       </w:r>
-      <w:hyperlink r:id="rId143">
-        <w:r>
-          <w:rPr>
-            <w:lang w:val="pt_PT" w:bidi="pt_PT"/>
-          </w:rPr>
-          <w:rPr>
-            <w:color w:val="0000EE"/>
-            <w:u w:val="single"/>
-          </w:rPr>
-          <w:t>Atos 2.15</w:t>
-        </w:r>
-      </w:hyperlink>
-    </w:p>
-    <w:p>
-      <w:pPr>
-        <w:pStyle w:val="ListBullet"/>
-        <w:spacing w:line="240" w:lineRule="auto"/>
-        <w:ind w:left="720"/>
-      </w:pPr>
-      <w:r>
-        <w:rPr>
-          <w:lang w:val="pt_PT" w:bidi="pt_PT"/>
-        </w:rPr>
-      </w:r>
-      <w:hyperlink r:id="rId144">
-        <w:r>
-          <w:rPr>
-            <w:lang w:val="pt_PT" w:bidi="pt_PT"/>
-          </w:rPr>
-          <w:rPr>
-            <w:color w:val="0000EE"/>
-            <w:u w:val="single"/>
-          </w:rPr>
-          <w:t>João 4.51–52</w:t>
-        </w:r>
-      </w:hyperlink>
-    </w:p>
-    <w:p>
-      <w:pPr>
-        <w:pStyle w:val="ListBullet"/>
-        <w:spacing w:line="240" w:lineRule="auto"/>
-        <w:ind w:left="720"/>
-      </w:pPr>
-      <w:r>
-        <w:rPr>
-          <w:lang w:val="pt_PT" w:bidi="pt_PT"/>
-        </w:rPr>
-      </w:r>
-      <w:hyperlink r:id="rId145">
-        <w:r>
-          <w:rPr>
-            <w:lang w:val="pt_PT" w:bidi="pt_PT"/>
-          </w:rPr>
-          <w:rPr>
-            <w:color w:val="0000EE"/>
-            <w:u w:val="single"/>
-          </w:rPr>
-          <w:t>Lucas 23.44</w:t>
-        </w:r>
-      </w:hyperlink>
-    </w:p>
-    <w:p>
-      <w:pPr>
-        <w:pStyle w:val="ListBullet"/>
-        <w:spacing w:line="240" w:lineRule="auto"/>
-        <w:ind w:left="720"/>
-      </w:pPr>
-      <w:r>
-        <w:rPr>
-          <w:lang w:val="pt_PT" w:bidi="pt_PT"/>
-        </w:rPr>
-      </w:r>
-      <w:hyperlink r:id="rId146">
-        <w:r>
-          <w:rPr>
-            <w:lang w:val="pt_PT" w:bidi="pt_PT"/>
-          </w:rPr>
-          <w:rPr>
-            <w:color w:val="0000EE"/>
-            <w:u w:val="single"/>
-          </w:rPr>
-          <w:t>Mateus 20.3</w:t>
-        </w:r>
-      </w:hyperlink>
+      <w:r>
+        <w:rPr>
+          <w:lang w:val="pt_PT" w:bidi="pt_PT"/>
+        </w:rPr>
+        <w:t>Atos 2.15</w:t>
+      </w:r>
+    </w:p>
+    <w:p>
+      <w:pPr>
+        <w:pStyle w:val="ListBullet"/>
+        <w:spacing w:line="240" w:lineRule="auto"/>
+        <w:ind w:left="720"/>
+      </w:pPr>
+      <w:r>
+        <w:rPr>
+          <w:lang w:val="pt_PT" w:bidi="pt_PT"/>
+        </w:rPr>
+      </w:r>
+      <w:r>
+        <w:rPr>
+          <w:lang w:val="pt_PT" w:bidi="pt_PT"/>
+        </w:rPr>
+        <w:t>João 4.51–52</w:t>
+      </w:r>
+    </w:p>
+    <w:p>
+      <w:pPr>
+        <w:pStyle w:val="ListBullet"/>
+        <w:spacing w:line="240" w:lineRule="auto"/>
+        <w:ind w:left="720"/>
+      </w:pPr>
+      <w:r>
+        <w:rPr>
+          <w:lang w:val="pt_PT" w:bidi="pt_PT"/>
+        </w:rPr>
+      </w:r>
+      <w:r>
+        <w:rPr>
+          <w:lang w:val="pt_PT" w:bidi="pt_PT"/>
+        </w:rPr>
+        <w:t>Lucas 23.44</w:t>
+      </w:r>
+    </w:p>
+    <w:p>
+      <w:pPr>
+        <w:pStyle w:val="ListBullet"/>
+        <w:spacing w:line="240" w:lineRule="auto"/>
+        <w:ind w:left="720"/>
+      </w:pPr>
+      <w:r>
+        <w:rPr>
+          <w:lang w:val="pt_PT" w:bidi="pt_PT"/>
+        </w:rPr>
+      </w:r>
+      <w:r>
+        <w:rPr>
+          <w:lang w:val="pt_PT" w:bidi="pt_PT"/>
+        </w:rPr>
+        <w:t>Mateus 20.3</w:t>
+      </w:r>
     </w:p>
     <w:p>
       <w:pPr>
@@ -10570,114 +9748,84 @@
           <w:lang w:val="pt_PT" w:bidi="pt_PT"/>
         </w:rPr>
       </w:r>
-      <w:hyperlink r:id="rId147">
-        <w:r>
-          <w:rPr>
-            <w:lang w:val="pt_PT" w:bidi="pt_PT"/>
-          </w:rPr>
-          <w:rPr>
-            <w:color w:val="0000EE"/>
-            <w:u w:val="single"/>
-          </w:rPr>
-          <w:t>Deuteronômio 28.37</w:t>
-        </w:r>
-      </w:hyperlink>
-    </w:p>
-    <w:p>
-      <w:pPr>
-        <w:pStyle w:val="ListBullet"/>
-        <w:spacing w:line="240" w:lineRule="auto"/>
-        <w:ind w:left="720"/>
-      </w:pPr>
-      <w:r>
-        <w:rPr>
-          <w:lang w:val="pt_PT" w:bidi="pt_PT"/>
-        </w:rPr>
-      </w:r>
-      <w:hyperlink r:id="rId148">
-        <w:r>
-          <w:rPr>
-            <w:lang w:val="pt_PT" w:bidi="pt_PT"/>
-          </w:rPr>
-          <w:rPr>
-            <w:color w:val="0000EE"/>
-            <w:u w:val="single"/>
-          </w:rPr>
-          <w:t>Ezequiel 23.33</w:t>
-        </w:r>
-      </w:hyperlink>
-    </w:p>
-    <w:p>
-      <w:pPr>
-        <w:pStyle w:val="ListBullet"/>
-        <w:spacing w:line="240" w:lineRule="auto"/>
-        <w:ind w:left="720"/>
-      </w:pPr>
-      <w:r>
-        <w:rPr>
-          <w:lang w:val="pt_PT" w:bidi="pt_PT"/>
-        </w:rPr>
-      </w:r>
-      <w:hyperlink r:id="rId149">
-        <w:r>
-          <w:rPr>
-            <w:lang w:val="pt_PT" w:bidi="pt_PT"/>
-          </w:rPr>
-          <w:rPr>
-            <w:color w:val="0000EE"/>
-            <w:u w:val="single"/>
-          </w:rPr>
-          <w:t>Jeremias 2.12–13</w:t>
-        </w:r>
-      </w:hyperlink>
-    </w:p>
-    <w:p>
-      <w:pPr>
-        <w:pStyle w:val="ListBullet"/>
-        <w:spacing w:line="240" w:lineRule="auto"/>
-        <w:ind w:left="720"/>
-      </w:pPr>
-      <w:r>
-        <w:rPr>
-          <w:lang w:val="pt_PT" w:bidi="pt_PT"/>
-        </w:rPr>
-      </w:r>
-      <w:hyperlink r:id="rId150">
-        <w:r>
-          <w:rPr>
-            <w:lang w:val="pt_PT" w:bidi="pt_PT"/>
-          </w:rPr>
-          <w:rPr>
-            <w:color w:val="0000EE"/>
-            <w:u w:val="single"/>
-          </w:rPr>
-          <w:t>Jó 21.4–6</w:t>
-        </w:r>
-      </w:hyperlink>
-    </w:p>
-    <w:p>
-      <w:pPr>
-        <w:pStyle w:val="ListBullet"/>
-        <w:spacing w:line="240" w:lineRule="auto"/>
-        <w:ind w:left="720"/>
-      </w:pPr>
-      <w:r>
-        <w:rPr>
-          <w:lang w:val="pt_PT" w:bidi="pt_PT"/>
-        </w:rPr>
-      </w:r>
-      <w:hyperlink r:id="rId151">
-        <w:r>
-          <w:rPr>
-            <w:lang w:val="pt_PT" w:bidi="pt_PT"/>
-          </w:rPr>
-          <w:rPr>
-            <w:color w:val="0000EE"/>
-            <w:u w:val="single"/>
-          </w:rPr>
-          <w:t>Salmos 55.5</w:t>
-        </w:r>
-      </w:hyperlink>
+      <w:r>
+        <w:rPr>
+          <w:lang w:val="pt_PT" w:bidi="pt_PT"/>
+        </w:rPr>
+        <w:t>Deuteronômio 28.37</w:t>
+      </w:r>
+    </w:p>
+    <w:p>
+      <w:pPr>
+        <w:pStyle w:val="ListBullet"/>
+        <w:spacing w:line="240" w:lineRule="auto"/>
+        <w:ind w:left="720"/>
+      </w:pPr>
+      <w:r>
+        <w:rPr>
+          <w:lang w:val="pt_PT" w:bidi="pt_PT"/>
+        </w:rPr>
+      </w:r>
+      <w:r>
+        <w:rPr>
+          <w:lang w:val="pt_PT" w:bidi="pt_PT"/>
+        </w:rPr>
+        <w:t>Ezequiel 23.33</w:t>
+      </w:r>
+    </w:p>
+    <w:p>
+      <w:pPr>
+        <w:pStyle w:val="ListBullet"/>
+        <w:spacing w:line="240" w:lineRule="auto"/>
+        <w:ind w:left="720"/>
+      </w:pPr>
+      <w:r>
+        <w:rPr>
+          <w:lang w:val="pt_PT" w:bidi="pt_PT"/>
+        </w:rPr>
+      </w:r>
+      <w:r>
+        <w:rPr>
+          <w:lang w:val="pt_PT" w:bidi="pt_PT"/>
+        </w:rPr>
+        <w:t>Jeremias 2.12–13</w:t>
+      </w:r>
+    </w:p>
+    <w:p>
+      <w:pPr>
+        <w:pStyle w:val="ListBullet"/>
+        <w:spacing w:line="240" w:lineRule="auto"/>
+        <w:ind w:left="720"/>
+      </w:pPr>
+      <w:r>
+        <w:rPr>
+          <w:lang w:val="pt_PT" w:bidi="pt_PT"/>
+        </w:rPr>
+      </w:r>
+      <w:r>
+        <w:rPr>
+          <w:lang w:val="pt_PT" w:bidi="pt_PT"/>
+        </w:rPr>
+        <w:t>Jó 21.4–6</w:t>
+      </w:r>
+    </w:p>
+    <w:p>
+      <w:pPr>
+        <w:pStyle w:val="ListBullet"/>
+        <w:spacing w:line="240" w:lineRule="auto"/>
+        <w:ind w:left="720"/>
+      </w:pPr>
+      <w:r>
+        <w:rPr>
+          <w:lang w:val="pt_PT" w:bidi="pt_PT"/>
+        </w:rPr>
+      </w:r>
+      <w:r>
+        <w:rPr>
+          <w:lang w:val="pt_PT" w:bidi="pt_PT"/>
+        </w:rPr>
+        <w:t>Salmos 55.5</w:t>
+      </w:r>
     </w:p>
     <w:p>
       <w:pPr>
@@ -10923,162 +10071,120 @@
           <w:lang w:val="pt_PT" w:bidi="pt_PT"/>
         </w:rPr>
       </w:r>
-      <w:hyperlink r:id="rId152">
-        <w:r>
-          <w:rPr>
-            <w:lang w:val="pt_PT" w:bidi="pt_PT"/>
-          </w:rPr>
-          <w:rPr>
-            <w:color w:val="0000EE"/>
-            <w:u w:val="single"/>
-          </w:rPr>
-          <w:t>Tiago 1.21</w:t>
-        </w:r>
-      </w:hyperlink>
-    </w:p>
-    <w:p>
-      <w:pPr>
-        <w:pStyle w:val="ListBullet"/>
-        <w:spacing w:line="240" w:lineRule="auto"/>
-        <w:ind w:left="720"/>
-      </w:pPr>
-      <w:r>
-        <w:rPr>
-          <w:lang w:val="pt_PT" w:bidi="pt_PT"/>
-        </w:rPr>
-      </w:r>
-      <w:hyperlink r:id="rId153">
-        <w:r>
-          <w:rPr>
-            <w:lang w:val="pt_PT" w:bidi="pt_PT"/>
-          </w:rPr>
-          <w:rPr>
-            <w:color w:val="0000EE"/>
-            <w:u w:val="single"/>
-          </w:rPr>
-          <w:t>Tiago 3.13</w:t>
-        </w:r>
-      </w:hyperlink>
-    </w:p>
-    <w:p>
-      <w:pPr>
-        <w:pStyle w:val="ListBullet"/>
-        <w:spacing w:line="240" w:lineRule="auto"/>
-        <w:ind w:left="720"/>
-      </w:pPr>
-      <w:r>
-        <w:rPr>
-          <w:lang w:val="pt_PT" w:bidi="pt_PT"/>
-        </w:rPr>
-      </w:r>
-      <w:hyperlink r:id="rId154">
-        <w:r>
-          <w:rPr>
-            <w:lang w:val="pt_PT" w:bidi="pt_PT"/>
-          </w:rPr>
-          <w:rPr>
-            <w:color w:val="0000EE"/>
-            <w:u w:val="single"/>
-          </w:rPr>
-          <w:t>Tiago 4.10</w:t>
-        </w:r>
-      </w:hyperlink>
-    </w:p>
-    <w:p>
-      <w:pPr>
-        <w:pStyle w:val="ListBullet"/>
-        <w:spacing w:line="240" w:lineRule="auto"/>
-        <w:ind w:left="720"/>
-      </w:pPr>
-      <w:r>
-        <w:rPr>
-          <w:lang w:val="pt_PT" w:bidi="pt_PT"/>
-        </w:rPr>
-      </w:r>
-      <w:hyperlink r:id="rId155">
-        <w:r>
-          <w:rPr>
-            <w:lang w:val="pt_PT" w:bidi="pt_PT"/>
-          </w:rPr>
-          <w:rPr>
-            <w:color w:val="0000EE"/>
-            <w:u w:val="single"/>
-          </w:rPr>
-          <w:t>Lucas 14.11</w:t>
-        </w:r>
-      </w:hyperlink>
-    </w:p>
-    <w:p>
-      <w:pPr>
-        <w:pStyle w:val="ListBullet"/>
-        <w:spacing w:line="240" w:lineRule="auto"/>
-        <w:ind w:left="720"/>
-      </w:pPr>
-      <w:r>
-        <w:rPr>
-          <w:lang w:val="pt_PT" w:bidi="pt_PT"/>
-        </w:rPr>
-      </w:r>
-      <w:hyperlink r:id="rId156">
-        <w:r>
-          <w:rPr>
-            <w:lang w:val="pt_PT" w:bidi="pt_PT"/>
-          </w:rPr>
-          <w:rPr>
-            <w:color w:val="0000EE"/>
-            <w:u w:val="single"/>
-          </w:rPr>
-          <w:t>Lucas 18.14</w:t>
-        </w:r>
-      </w:hyperlink>
-    </w:p>
-    <w:p>
-      <w:pPr>
-        <w:pStyle w:val="ListBullet"/>
-        <w:spacing w:line="240" w:lineRule="auto"/>
-        <w:ind w:left="720"/>
-      </w:pPr>
-      <w:r>
-        <w:rPr>
-          <w:lang w:val="pt_PT" w:bidi="pt_PT"/>
-        </w:rPr>
-      </w:r>
-      <w:hyperlink r:id="rId157">
-        <w:r>
-          <w:rPr>
-            <w:lang w:val="pt_PT" w:bidi="pt_PT"/>
-          </w:rPr>
-          <w:rPr>
-            <w:color w:val="0000EE"/>
-            <w:u w:val="single"/>
-          </w:rPr>
-          <w:t>Mateus 18.4</w:t>
-        </w:r>
-      </w:hyperlink>
-    </w:p>
-    <w:p>
-      <w:pPr>
-        <w:pStyle w:val="ListBullet"/>
-        <w:spacing w:line="240" w:lineRule="auto"/>
-        <w:ind w:left="720"/>
-      </w:pPr>
-      <w:r>
-        <w:rPr>
-          <w:lang w:val="pt_PT" w:bidi="pt_PT"/>
-        </w:rPr>
-      </w:r>
-      <w:hyperlink r:id="rId158">
-        <w:r>
-          <w:rPr>
-            <w:lang w:val="pt_PT" w:bidi="pt_PT"/>
-          </w:rPr>
-          <w:rPr>
-            <w:color w:val="0000EE"/>
-            <w:u w:val="single"/>
-          </w:rPr>
-          <w:t>Mateus 23.12</w:t>
-        </w:r>
-      </w:hyperlink>
+      <w:r>
+        <w:rPr>
+          <w:lang w:val="pt_PT" w:bidi="pt_PT"/>
+        </w:rPr>
+        <w:t>Tiago 1.21</w:t>
+      </w:r>
+    </w:p>
+    <w:p>
+      <w:pPr>
+        <w:pStyle w:val="ListBullet"/>
+        <w:spacing w:line="240" w:lineRule="auto"/>
+        <w:ind w:left="720"/>
+      </w:pPr>
+      <w:r>
+        <w:rPr>
+          <w:lang w:val="pt_PT" w:bidi="pt_PT"/>
+        </w:rPr>
+      </w:r>
+      <w:r>
+        <w:rPr>
+          <w:lang w:val="pt_PT" w:bidi="pt_PT"/>
+        </w:rPr>
+        <w:t>Tiago 3.13</w:t>
+      </w:r>
+    </w:p>
+    <w:p>
+      <w:pPr>
+        <w:pStyle w:val="ListBullet"/>
+        <w:spacing w:line="240" w:lineRule="auto"/>
+        <w:ind w:left="720"/>
+      </w:pPr>
+      <w:r>
+        <w:rPr>
+          <w:lang w:val="pt_PT" w:bidi="pt_PT"/>
+        </w:rPr>
+      </w:r>
+      <w:r>
+        <w:rPr>
+          <w:lang w:val="pt_PT" w:bidi="pt_PT"/>
+        </w:rPr>
+        <w:t>Tiago 4.10</w:t>
+      </w:r>
+    </w:p>
+    <w:p>
+      <w:pPr>
+        <w:pStyle w:val="ListBullet"/>
+        <w:spacing w:line="240" w:lineRule="auto"/>
+        <w:ind w:left="720"/>
+      </w:pPr>
+      <w:r>
+        <w:rPr>
+          <w:lang w:val="pt_PT" w:bidi="pt_PT"/>
+        </w:rPr>
+      </w:r>
+      <w:r>
+        <w:rPr>
+          <w:lang w:val="pt_PT" w:bidi="pt_PT"/>
+        </w:rPr>
+        <w:t>Lucas 14.11</w:t>
+      </w:r>
+    </w:p>
+    <w:p>
+      <w:pPr>
+        <w:pStyle w:val="ListBullet"/>
+        <w:spacing w:line="240" w:lineRule="auto"/>
+        <w:ind w:left="720"/>
+      </w:pPr>
+      <w:r>
+        <w:rPr>
+          <w:lang w:val="pt_PT" w:bidi="pt_PT"/>
+        </w:rPr>
+      </w:r>
+      <w:r>
+        <w:rPr>
+          <w:lang w:val="pt_PT" w:bidi="pt_PT"/>
+        </w:rPr>
+        <w:t>Lucas 18.14</w:t>
+      </w:r>
+    </w:p>
+    <w:p>
+      <w:pPr>
+        <w:pStyle w:val="ListBullet"/>
+        <w:spacing w:line="240" w:lineRule="auto"/>
+        <w:ind w:left="720"/>
+      </w:pPr>
+      <w:r>
+        <w:rPr>
+          <w:lang w:val="pt_PT" w:bidi="pt_PT"/>
+        </w:rPr>
+      </w:r>
+      <w:r>
+        <w:rPr>
+          <w:lang w:val="pt_PT" w:bidi="pt_PT"/>
+        </w:rPr>
+        <w:t>Mateus 18.4</w:t>
+      </w:r>
+    </w:p>
+    <w:p>
+      <w:pPr>
+        <w:pStyle w:val="ListBullet"/>
+        <w:spacing w:line="240" w:lineRule="auto"/>
+        <w:ind w:left="720"/>
+      </w:pPr>
+      <w:r>
+        <w:rPr>
+          <w:lang w:val="pt_PT" w:bidi="pt_PT"/>
+        </w:rPr>
+      </w:r>
+      <w:r>
+        <w:rPr>
+          <w:lang w:val="pt_PT" w:bidi="pt_PT"/>
+        </w:rPr>
+        <w:t>Mateus 23.12</w:t>
+      </w:r>
     </w:p>
     <w:p>
       <w:pPr>
@@ -11418,90 +10524,66 @@
           <w:lang w:val="pt_PT" w:bidi="pt_PT"/>
         </w:rPr>
       </w:r>
-      <w:hyperlink r:id="rId159">
-        <w:r>
-          <w:rPr>
-            <w:lang w:val="pt_PT" w:bidi="pt_PT"/>
-          </w:rPr>
-          <w:rPr>
-            <w:color w:val="0000EE"/>
-            <w:u w:val="single"/>
-          </w:rPr>
-          <w:t>Atos 20.19</w:t>
-        </w:r>
-      </w:hyperlink>
-    </w:p>
-    <w:p>
-      <w:pPr>
-        <w:pStyle w:val="ListBullet"/>
-        <w:spacing w:line="240" w:lineRule="auto"/>
-        <w:ind w:left="720"/>
-      </w:pPr>
-      <w:r>
-        <w:rPr>
-          <w:lang w:val="pt_PT" w:bidi="pt_PT"/>
-        </w:rPr>
-      </w:r>
-      <w:hyperlink r:id="rId160">
-        <w:r>
-          <w:rPr>
-            <w:lang w:val="pt_PT" w:bidi="pt_PT"/>
-          </w:rPr>
-          <w:rPr>
-            <w:color w:val="0000EE"/>
-            <w:u w:val="single"/>
-          </w:rPr>
-          <w:t>Ezequiel 17.14</w:t>
-        </w:r>
-      </w:hyperlink>
-    </w:p>
-    <w:p>
-      <w:pPr>
-        <w:pStyle w:val="ListBullet"/>
-        <w:spacing w:line="240" w:lineRule="auto"/>
-        <w:ind w:left="720"/>
-      </w:pPr>
-      <w:r>
-        <w:rPr>
-          <w:lang w:val="pt_PT" w:bidi="pt_PT"/>
-        </w:rPr>
-      </w:r>
-      <w:hyperlink r:id="rId161">
-        <w:r>
-          <w:rPr>
-            <w:lang w:val="pt_PT" w:bidi="pt_PT"/>
-          </w:rPr>
-          <w:rPr>
-            <w:color w:val="0000EE"/>
-            <w:u w:val="single"/>
-          </w:rPr>
-          <w:t>Lucas 1.48–49</w:t>
-        </w:r>
-      </w:hyperlink>
-    </w:p>
-    <w:p>
-      <w:pPr>
-        <w:pStyle w:val="ListBullet"/>
-        <w:spacing w:line="240" w:lineRule="auto"/>
-        <w:ind w:left="720"/>
-      </w:pPr>
-      <w:r>
-        <w:rPr>
-          <w:lang w:val="pt_PT" w:bidi="pt_PT"/>
-        </w:rPr>
-      </w:r>
-      <w:hyperlink r:id="rId162">
-        <w:r>
-          <w:rPr>
-            <w:lang w:val="pt_PT" w:bidi="pt_PT"/>
-          </w:rPr>
-          <w:rPr>
-            <w:color w:val="0000EE"/>
-            <w:u w:val="single"/>
-          </w:rPr>
-          <w:t>Romanos 12.16</w:t>
-        </w:r>
-      </w:hyperlink>
+      <w:r>
+        <w:rPr>
+          <w:lang w:val="pt_PT" w:bidi="pt_PT"/>
+        </w:rPr>
+        <w:t>Atos 20.19</w:t>
+      </w:r>
+    </w:p>
+    <w:p>
+      <w:pPr>
+        <w:pStyle w:val="ListBullet"/>
+        <w:spacing w:line="240" w:lineRule="auto"/>
+        <w:ind w:left="720"/>
+      </w:pPr>
+      <w:r>
+        <w:rPr>
+          <w:lang w:val="pt_PT" w:bidi="pt_PT"/>
+        </w:rPr>
+      </w:r>
+      <w:r>
+        <w:rPr>
+          <w:lang w:val="pt_PT" w:bidi="pt_PT"/>
+        </w:rPr>
+        <w:t>Ezequiel 17.14</w:t>
+      </w:r>
+    </w:p>
+    <w:p>
+      <w:pPr>
+        <w:pStyle w:val="ListBullet"/>
+        <w:spacing w:line="240" w:lineRule="auto"/>
+        <w:ind w:left="720"/>
+      </w:pPr>
+      <w:r>
+        <w:rPr>
+          <w:lang w:val="pt_PT" w:bidi="pt_PT"/>
+        </w:rPr>
+      </w:r>
+      <w:r>
+        <w:rPr>
+          <w:lang w:val="pt_PT" w:bidi="pt_PT"/>
+        </w:rPr>
+        <w:t>Lucas 1.48–49</w:t>
+      </w:r>
+    </w:p>
+    <w:p>
+      <w:pPr>
+        <w:pStyle w:val="ListBullet"/>
+        <w:spacing w:line="240" w:lineRule="auto"/>
+        <w:ind w:left="720"/>
+      </w:pPr>
+      <w:r>
+        <w:rPr>
+          <w:lang w:val="pt_PT" w:bidi="pt_PT"/>
+        </w:rPr>
+      </w:r>
+      <w:r>
+        <w:rPr>
+          <w:lang w:val="pt_PT" w:bidi="pt_PT"/>
+        </w:rPr>
+        <w:t>Romanos 12.16</w:t>
+      </w:r>
     </w:p>
     <w:p>
       <w:pPr>

--- a/por/docx/009.content.docx
+++ b/por/docx/009.content.docx
@@ -602,19 +602,7 @@
         <w:rPr>
           <w:lang w:val="pt_PT" w:bidi="pt_PT"/>
         </w:rPr>
-        <w:t xml:space="preserve">(Veja também: </w:t>
-      </w:r>
-      <w:r>
-        <w:rPr>
-          <w:lang w:val="pt_PT" w:bidi="pt_PT"/>
-        </w:rPr>
-        <w:t>morte</w:t>
-      </w:r>
-      <w:r>
-        <w:rPr>
-          <w:lang w:val="pt_PT" w:bidi="pt_PT"/>
-        </w:rPr>
-        <w:t xml:space="preserve">, </w:t>
+        <w:t xml:space="preserve">(Veja também: morte, </w:t>
       </w:r>
       <w:r>
         <w:rPr>
